--- a/downloads/dokhtar-e-asiaban.docx
+++ b/downloads/dokhtar-e-asiaban.docx
@@ -18,39 +18,7 @@
           <w:color w:val="000000" w:themeColor="text1"/>
           <w:rtl/>
         </w:rPr>
-        <w:t>دخترِ آسیابان</w:t>
-      </w:r>
-      <w:r>
-        <w:rPr>
-          <w:rFonts w:ascii="Sahel" w:hAnsi="Sahel" w:cs="Sahel" w:hint="cs"/>
-          <w:color w:val="000000" w:themeColor="text1"/>
-          <w:rtl/>
-        </w:rPr>
-        <w:t xml:space="preserve">؛ </w:t>
-      </w:r>
-      <w:r>
-        <w:rPr>
-          <w:rFonts w:ascii="Sahel" w:hAnsi="Sahel" w:cs="Sahel" w:hint="cs"/>
-          <w:color w:val="000000" w:themeColor="text1"/>
-          <w:rtl/>
-        </w:rPr>
-        <w:t xml:space="preserve">قصه‌ای با </w:t>
-      </w:r>
-      <w:r>
-        <w:rPr>
-          <w:rFonts w:ascii="Sahel" w:hAnsi="Sahel" w:cs="Sahel" w:hint="cs"/>
-          <w:color w:val="000000" w:themeColor="text1"/>
-          <w:rtl/>
-        </w:rPr>
-        <w:t>فعل‌های</w:t>
-      </w:r>
-      <w:r>
-        <w:rPr>
-          <w:rFonts w:ascii="Sahel" w:hAnsi="Sahel" w:cs="Sahel" w:hint="cs"/>
-          <w:color w:val="000000" w:themeColor="text1"/>
-          <w:rtl/>
-        </w:rPr>
-        <w:t xml:space="preserve"> سادهٔ فارسی</w:t>
+        <w:t xml:space="preserve">دخترِ آسیابان؛ قصه‌ای با فعل‌های سادهٔ فارسی</w:t>
       </w:r>
     </w:p>
     <w:p>
@@ -108,8 +76,10 @@
           <w:rtl/>
           <w:lang w:val="en-US"/>
         </w:rPr>
-        <w:t xml:space="preserve"> با کوشش</w:t>
-      </w:r>
+        <w:t xml:space="preserve"> با کوششِ بیشینه</w:t>
+      </w:r>
+      <w:bookmarkStart w:id="0" w:name="_GoBack"/>
+      <w:bookmarkEnd w:id="0"/>
       <w:r>
         <w:rPr>
           <w:rFonts w:ascii="Sahel" w:eastAsia="Times New Roman" w:hAnsi="Sahel" w:cs="Sahel" w:hint="cs"/>
@@ -119,64 +89,7 @@
           <w:rtl/>
           <w:lang w:val="en-US"/>
         </w:rPr>
-        <w:t>ِ</w:t>
-      </w:r>
-      <w:r>
-        <w:rPr>
-          <w:rFonts w:ascii="Sahel" w:eastAsia="Times New Roman" w:hAnsi="Sahel" w:cs="Sahel" w:hint="cs"/>
-          <w:color w:val="000000" w:themeColor="text1"/>
-          <w:sz w:val="16"/>
-          <w:szCs w:val="16"/>
-          <w:rtl/>
-          <w:lang w:val="en-US"/>
-        </w:rPr>
-        <w:t xml:space="preserve"> بیشینه</w:t>
-      </w:r>
-      <w:bookmarkStart w:id="0" w:name="_GoBack"/>
-      <w:bookmarkEnd w:id="0"/>
-      <w:r>
-        <w:rPr>
-          <w:rFonts w:ascii="Sahel" w:eastAsia="Times New Roman" w:hAnsi="Sahel" w:cs="Sahel" w:hint="cs"/>
-          <w:color w:val="000000" w:themeColor="text1"/>
-          <w:sz w:val="16"/>
-          <w:szCs w:val="16"/>
-          <w:rtl/>
-          <w:lang w:val="en-US"/>
-        </w:rPr>
-        <w:t>،</w:t>
-      </w:r>
-      <w:r>
-        <w:rPr>
-          <w:rFonts w:ascii="Sahel" w:eastAsia="Times New Roman" w:hAnsi="Sahel" w:cs="Sahel" w:hint="cs"/>
-          <w:color w:val="000000" w:themeColor="text1"/>
-          <w:sz w:val="16"/>
-          <w:szCs w:val="16"/>
-          <w:rtl/>
-          <w:lang w:val="en-US"/>
-        </w:rPr>
-        <w:t xml:space="preserve"> بر پایهٔ فهرستِ افعالِ سادهٔ </w:t>
-      </w:r>
-      <w:r>
-        <w:rPr>
-          <w:rFonts w:ascii="Sahel" w:eastAsia="Times New Roman" w:hAnsi="Sahel" w:cs="Sahel" w:hint="cs"/>
-          <w:color w:val="000000" w:themeColor="text1"/>
-          <w:sz w:val="16"/>
-          <w:szCs w:val="16"/>
-          <w:rtl/>
-          <w:lang w:val="en-US"/>
-        </w:rPr>
-        <w:t xml:space="preserve">متداول از </w:t>
-      </w:r>
-      <w:r>
-        <w:rPr>
-          <w:rFonts w:ascii="Sahel" w:eastAsia="Times New Roman" w:hAnsi="Sahel" w:cs="Sahel" w:hint="cs"/>
-          <w:color w:val="000000" w:themeColor="text1"/>
-          <w:sz w:val="16"/>
-          <w:szCs w:val="16"/>
-          <w:rtl/>
-          <w:lang w:val="en-US"/>
-        </w:rPr>
-        <w:t xml:space="preserve">پرویز ناتل خانلری، </w:t>
+        <w:t xml:space="preserve">، بر پایهٔ فهرستِ افعالِ سادهٔ متداول از پرویز ناتل خانلری، </w:t>
       </w:r>
       <w:r>
         <w:rPr>
@@ -246,119 +159,44 @@
           <w:color w:val="000000" w:themeColor="text1"/>
           <w:rtl/>
         </w:rPr>
-        <w:t xml:space="preserve">همهٔ ۲۷۷ مصدرِ فهرستِ «افعالِ سادهٔ متداول» در این قصه آمده‌اند؛ خانلری این فهرست را در پیوستِ ۱ «تاریخ زبان فارسی» (صص </w:t>
-      </w:r>
-      <w:r>
-        <w:rPr>
-          <w:rFonts w:ascii="Sahel" w:hAnsi="Sahel" w:cs="Sahel" w:hint="cs"/>
-          <w:color w:val="000000" w:themeColor="text1"/>
-          <w:rtl/>
-        </w:rPr>
-        <w:t>۳</w:t>
-      </w:r>
-      <w:r>
-        <w:rPr>
-          <w:rFonts w:ascii="Sahel" w:hAnsi="Sahel" w:cs="Sahel" w:hint="cs"/>
-          <w:color w:val="000000" w:themeColor="text1"/>
-          <w:rtl/>
-        </w:rPr>
-        <w:t xml:space="preserve">۹۵ تا </w:t>
-      </w:r>
-      <w:r>
-        <w:rPr>
-          <w:rFonts w:ascii="Sahel" w:hAnsi="Sahel" w:cs="Sahel" w:hint="cs"/>
-          <w:color w:val="000000" w:themeColor="text1"/>
-          <w:rtl/>
-        </w:rPr>
-        <w:t>۳</w:t>
-      </w:r>
-      <w:r>
-        <w:rPr>
-          <w:rFonts w:ascii="Sahel" w:hAnsi="Sahel" w:cs="Sahel" w:hint="cs"/>
-          <w:color w:val="000000" w:themeColor="text1"/>
-          <w:rtl/>
-        </w:rPr>
-        <w:t>۹۸) آورده است. در قصه هیچ فعلِ مرکب</w:t>
-      </w:r>
-      <w:r>
-        <w:rPr>
-          <w:rFonts w:ascii="Sahel" w:hAnsi="Sahel" w:cs="Sahel" w:hint="cs"/>
-          <w:color w:val="000000" w:themeColor="text1"/>
-          <w:rtl/>
-        </w:rPr>
-        <w:t xml:space="preserve">، </w:t>
-      </w:r>
-      <w:r>
-        <w:rPr>
-          <w:rFonts w:ascii="Sahel" w:hAnsi="Sahel" w:cs="Sahel" w:hint="cs"/>
-          <w:color w:val="000000" w:themeColor="text1"/>
-          <w:rtl/>
-        </w:rPr>
-        <w:t>مانند «نگاه</w:t>
-      </w:r>
-      <w:r>
-        <w:rPr>
-          <w:rFonts w:ascii="Sahel" w:hAnsi="Sahel" w:cs="Sahel" w:hint="cs"/>
-          <w:color w:val="000000" w:themeColor="text1"/>
-          <w:rtl/>
-        </w:rPr>
-        <w:t>‌</w:t>
-      </w:r>
-      <w:r>
-        <w:rPr>
-          <w:rFonts w:ascii="Sahel" w:hAnsi="Sahel" w:cs="Sahel" w:hint="cs"/>
-          <w:color w:val="000000" w:themeColor="text1"/>
-          <w:rtl/>
-        </w:rPr>
-        <w:t>کردن»</w:t>
-      </w:r>
-      <w:r>
-        <w:rPr>
-          <w:rFonts w:ascii="Sahel" w:hAnsi="Sahel" w:cs="Sahel" w:hint="cs"/>
-          <w:color w:val="000000" w:themeColor="text1"/>
-          <w:rtl/>
-        </w:rPr>
-        <w:t>،</w:t>
-      </w:r>
-      <w:r>
-        <w:rPr>
-          <w:rFonts w:ascii="Sahel" w:hAnsi="Sahel" w:cs="Sahel" w:hint="cs"/>
-          <w:color w:val="000000" w:themeColor="text1"/>
-          <w:rtl/>
-        </w:rPr>
-        <w:t xml:space="preserve"> یا پیشوندی</w:t>
-      </w:r>
-      <w:r>
-        <w:rPr>
-          <w:rFonts w:ascii="Sahel" w:hAnsi="Sahel" w:cs="Sahel" w:hint="cs"/>
-          <w:color w:val="000000" w:themeColor="text1"/>
-          <w:rtl/>
-        </w:rPr>
-        <w:t xml:space="preserve">، </w:t>
-      </w:r>
-      <w:r>
-        <w:rPr>
-          <w:rFonts w:ascii="Sahel" w:hAnsi="Sahel" w:cs="Sahel" w:hint="cs"/>
-          <w:color w:val="000000" w:themeColor="text1"/>
-          <w:rtl/>
-        </w:rPr>
-        <w:t>مانند «برگشتن»</w:t>
-      </w:r>
-      <w:r>
-        <w:rPr>
-          <w:rFonts w:ascii="Sahel" w:hAnsi="Sahel" w:cs="Sahel" w:hint="cs"/>
-          <w:color w:val="000000" w:themeColor="text1"/>
-          <w:rtl/>
-        </w:rPr>
-        <w:t>،</w:t>
-      </w:r>
-      <w:r>
-        <w:rPr>
-          <w:rFonts w:ascii="Sahel" w:hAnsi="Sahel" w:cs="Sahel" w:hint="cs"/>
-          <w:color w:val="000000" w:themeColor="text1"/>
-          <w:rtl/>
-        </w:rPr>
-        <w:t xml:space="preserve"> نیامده است.</w:t>
+        <w:t xml:space="preserve">بازیِ این قصه دو قاعده دارد: هر ۲۷۷ فعلِ فهرستِ </w:t>
+      </w:r>
+      <w:hyperlink r:id="rIdN1" w:history="1">
+        <w:r>
+          <w:rPr>
+            <w:rStyle w:val="Hyperlink"/>
+            <w:rFonts w:ascii="Sahel" w:hAnsi="Sahel" w:cs="Sahel" w:hint="cs"/>
+            <w:rtl/>
+          </w:rPr>
+          <w:t xml:space="preserve">«افعالِ سادهٔ متداول»</w:t>
+        </w:r>
+      </w:hyperlink>
+      <w:r>
+        <w:rPr>
+          <w:rFonts w:ascii="Sahel" w:hAnsi="Sahel" w:cs="Sahel" w:hint="cs"/>
+          <w:color w:val="000000" w:themeColor="text1"/>
+          <w:rtl/>
+        </w:rPr>
+        <w:t xml:space="preserve"> از پرویز ناتل خانلری در قصه بیاید و هیچ فعلِ مرکب یا پیشوندی، مانند «نگاه‌کردن» یا «برگشتن»، نیاید. چند فعلِ فهرست عامیانه و رکیک است. این‌ها را به صحنه‌های خنده‌دار سپرده‌ایم.</w:t>
+      </w:r>
+    </w:p>
+    <w:p>
+      <w:pPr>
+        <w:pStyle w:val="Heading3"/>
+        <w:bidi/>
+        <w:jc w:val="both"/>
+        <w:rPr>
+          <w:rFonts w:ascii="Sahel" w:hAnsi="Sahel" w:cs="Sahel"/>
+          <w:color w:val="000000" w:themeColor="text1"/>
+        </w:rPr>
+      </w:pPr>
+      <w:r>
+        <w:rPr>
+          <w:rFonts w:ascii="Sahel" w:hAnsi="Sahel" w:cs="Sahel" w:hint="cs"/>
+          <w:color w:val="000000" w:themeColor="text1"/>
+          <w:rtl/>
+        </w:rPr>
+        <w:t xml:space="preserve">چرا فعلِ ساده؟</w:t>
       </w:r>
     </w:p>
     <w:p>
@@ -376,7 +214,152 @@
           <w:color w:val="000000" w:themeColor="text1"/>
           <w:rtl/>
         </w:rPr>
-        <w:t>راهِ تمرین:</w:t>
+        <w:t xml:space="preserve">از «نمودن» نما و نمایش و نماینده زاده است؛ اما از «نشان‌دادن» که امروز به‌جای آن می‌نشیند، یک واژه هم نمی‌زاید. این نمونه را از محمدرضا باطنی داریم. او در جستارِ </w:t>
+      </w:r>
+      <w:hyperlink r:id="rIdN2" w:history="1">
+        <w:r>
+          <w:rPr>
+            <w:rStyle w:val="Hyperlink"/>
+            <w:rFonts w:ascii="Sahel" w:hAnsi="Sahel" w:cs="Sahel" w:hint="cs"/>
+            <w:rtl/>
+          </w:rPr>
+          <w:t xml:space="preserve">«فارسی زبانی عقیم؟»</w:t>
+        </w:r>
+      </w:hyperlink>
+      <w:r>
+        <w:rPr>
+          <w:rFonts w:ascii="Sahel" w:hAnsi="Sahel" w:cs="Sahel" w:hint="cs"/>
+          <w:color w:val="000000" w:themeColor="text1"/>
+          <w:rtl/>
+        </w:rPr>
+        <w:t xml:space="preserve"> رازش را می‌گوید: در فارسی تنها فعلِ ساده زایاست و فعلِ مرکب عقیم. دریغ که به گفتهٔ او همین فعل‌های زایا هم اندک است و هر روز می‌کاهد. باطنی به همین فهرستِ خانلری می‌نگرد و می‌بیند که بسیاری از این ۲۷۷ فعل را دیگر نه می‌گوییم و نه می‌نویسیم. در سه بررسی که او می‌آورد، گفتار و نوشتارِ روزانه دست‌بالا ۱۱۵ فعلِ ساده داشت و با فعل‌های کم‌کاربردترِ نوشتار هم شمار به ۱۵۰ تا ۲۰۰ می‌رسید.</w:t>
+      </w:r>
+    </w:p>
+    <w:p>
+      <w:pPr>
+        <w:bidi/>
+        <w:jc w:val="both"/>
+        <w:rPr>
+          <w:rFonts w:ascii="Sahel" w:hAnsi="Sahel" w:cs="Sahel"/>
+          <w:color w:val="000000" w:themeColor="text1"/>
+        </w:rPr>
+      </w:pPr>
+      <w:r>
+        <w:rPr>
+          <w:rFonts w:ascii="Sahel" w:hAnsi="Sahel" w:cs="Sahel" w:hint="cs"/>
+          <w:color w:val="000000" w:themeColor="text1"/>
+          <w:rtl/>
+        </w:rPr>
+        <w:t xml:space="preserve">به گفتهٔ باطنی، فارسیِ امروز فعلِ سادهٔ تازه هم نمی‌سازد: «قطبی‌کردن» می‌گوییم و «قطبیدن» را جعلی و مشتق‌هایش را «جعلیات» می‌خوانیم. او اما بارورترین راه را همین می‌داند: باز از نام و صفت فعل‌های تازه بسازیم؛ چنان‌که پیشینیان «بوسیدن» و «لنگیدن» را ساختند. می‌گوید باید زنجیری را که خودمان به پای فارسی بسته‌ایم، بگشاییم و برچسبِ «جعلی» را از روی واژه‌های تازه بکنیم.</w:t>
+      </w:r>
+    </w:p>
+    <w:p>
+      <w:pPr>
+        <w:bidi/>
+        <w:jc w:val="both"/>
+        <w:rPr>
+          <w:rFonts w:ascii="Sahel" w:hAnsi="Sahel" w:cs="Sahel"/>
+          <w:color w:val="000000" w:themeColor="text1"/>
+        </w:rPr>
+      </w:pPr>
+      <w:r>
+        <w:rPr>
+          <w:rFonts w:ascii="Sahel" w:hAnsi="Sahel" w:cs="Sahel" w:hint="cs"/>
+          <w:color w:val="000000" w:themeColor="text1"/>
+          <w:rtl/>
+        </w:rPr>
+        <w:t xml:space="preserve">اصغر شهبازی هم در جستارِ </w:t>
+      </w:r>
+      <w:hyperlink r:id="rIdN3" w:history="1">
+        <w:r>
+          <w:rPr>
+            <w:rStyle w:val="Hyperlink"/>
+            <w:rFonts w:ascii="Sahel" w:hAnsi="Sahel" w:cs="Sahel" w:hint="cs"/>
+            <w:rtl/>
+          </w:rPr>
+          <w:t xml:space="preserve">«ضرورت‌های ساخت و کاربرد افعال تبدیلی در زبان فارسی»</w:t>
+        </w:r>
+      </w:hyperlink>
+      <w:r>
+        <w:rPr>
+          <w:rFonts w:ascii="Sahel" w:hAnsi="Sahel" w:cs="Sahel" w:hint="cs"/>
+          <w:color w:val="000000" w:themeColor="text1"/>
+          <w:rtl/>
+        </w:rPr>
+        <w:t xml:space="preserve"> فعل‌هایی را که از نام و صفت می‌روید، «تبدیلی» می‌نامد نه «جعلی» تا مردم از ساختنشان نهراسند. خودِ «نامیدن» هم یکی از آن‌هاست. به شمارِ او بیش از نیمی از فعل‌های سادهٔ فارسی از همین دست است. بسیاری از آن‌ها روزگاری زنده بود و امروز خشکیده است؛ هرچند ریشه‌شان هنوز سبز است. شهبازی در فهرستِ فعل‌های مهجورِ خانلری و در فرهنگ‌های کهن «نگاهیدن»، «هوشیدن»، «باوریدن»، «فراموشیدن»، «گیجیدن»، «پرهیزیدن»، «پرتابیدن»، «غمیدن»، «شرمیدن»، «درنگیدن» و «آغوشیدن» را می‌یابد. امروز به‌جایشان «نگاه‌کردن» و «فراموش‌کردن» و «در آغوش گرفتن» می‌گوییم.</w:t>
+      </w:r>
+    </w:p>
+    <w:p>
+      <w:pPr>
+        <w:bidi/>
+        <w:jc w:val="both"/>
+        <w:rPr>
+          <w:rFonts w:ascii="Sahel" w:hAnsi="Sahel" w:cs="Sahel"/>
+          <w:color w:val="000000" w:themeColor="text1"/>
+        </w:rPr>
+      </w:pPr>
+      <w:r>
+        <w:rPr>
+          <w:rFonts w:ascii="Sahel" w:hAnsi="Sahel" w:cs="Sahel" w:hint="cs"/>
+          <w:color w:val="000000" w:themeColor="text1"/>
+          <w:rtl/>
+        </w:rPr>
+        <w:t xml:space="preserve">بااین‌همه، گفتار هنوز فعلِ ساده می‌زاید: «لولیدن»، «چِزیدن»، «رُمبیدن»، «توپیدن» و «تیغیدن» را زیاد می‌شنویم. جوانان هم «زنگیدن»، «حرفیدن»، «چتیدن» و «هنگیدن» را بر آن‌ها افزوده‌اند. این فعل‌ها درِ نوشتار را می‌کوبد و پیام‌رسان‌ها و شبکه‌های اجتماعی این در را اندکی گشوده است. محمد راسخ‌مهند در جستارِ </w:t>
+      </w:r>
+      <w:hyperlink r:id="rIdN4" w:history="1">
+        <w:r>
+          <w:rPr>
+            <w:rStyle w:val="Hyperlink"/>
+            <w:rFonts w:ascii="Sahel" w:hAnsi="Sahel" w:cs="Sahel" w:hint="cs"/>
+            <w:rtl/>
+          </w:rPr>
+          <w:t xml:space="preserve">«چرا زبان فارسی فعل ساده نمی‌سازد؟»</w:t>
+        </w:r>
+      </w:hyperlink>
+      <w:r>
+        <w:rPr>
+          <w:rFonts w:ascii="Sahel" w:hAnsi="Sahel" w:cs="Sahel" w:hint="cs"/>
+          <w:color w:val="000000" w:themeColor="text1"/>
+          <w:rtl/>
+        </w:rPr>
+        <w:t xml:space="preserve"> از پژوهشی تازه می‌گوید که در نوشته‌های همین شبکه‌ها حتی «پاکیدن» را یافته است: همان فعلی که خانلری مهجور می‌شمرد و اکنون باز روییده است. شهبازی ساختنِ این فعل‌ها را نه الگوبرداری از زبان‌های بیگانه می‌داند و نه ریشخندِ فارسی؛ پس فعل‌های ساده‌مان را بپروریم: هم آن‌ها را که مانده است و هم آن‌ها را که تازه می‌روید.</w:t>
+      </w:r>
+    </w:p>
+    <w:p>
+      <w:pPr>
+        <w:bidi/>
+        <w:jc w:val="both"/>
+        <w:rPr>
+          <w:rFonts w:ascii="Sahel" w:hAnsi="Sahel" w:cs="Sahel"/>
+          <w:color w:val="000000" w:themeColor="text1"/>
+        </w:rPr>
+      </w:pPr>
+      <w:r>
+        <w:rPr>
+          <w:rFonts w:ascii="Sahel" w:hAnsi="Sahel" w:cs="Sahel" w:hint="cs"/>
+          <w:color w:val="000000" w:themeColor="text1"/>
+          <w:rtl/>
+        </w:rPr>
+        <w:t xml:space="preserve">فعلِ ساده دانه است و فعلِ مرکب آرد: با آرد نانِ امروز را می‌پزیم؛ ولی آرد نمی‌روید. آسیابانِ دانا همهٔ دانه‌ها را نمی‌ساید و مشتی را برای سالِ دیگر می‌اندوزد. این تارنما همان مشتِ دانه است: ۲۷۷ فعلِ ساده که در قصه‌ای اندوخته‌ایم تا آن‌ها را دوباره در گفتار و نوشتارِ خود بکاریم و از هرکدام خوشه‌ای تازه بروید.</w:t>
+      </w:r>
+    </w:p>
+    <w:p>
+      <w:pPr>
+        <w:pStyle w:val="Heading3"/>
+        <w:bidi/>
+        <w:jc w:val="both"/>
+        <w:rPr>
+          <w:rFonts w:ascii="Sahel" w:hAnsi="Sahel" w:cs="Sahel"/>
+          <w:color w:val="000000" w:themeColor="text1"/>
+        </w:rPr>
+      </w:pPr>
+      <w:r>
+        <w:rPr>
+          <w:rFonts w:ascii="Sahel" w:hAnsi="Sahel" w:cs="Sahel" w:hint="cs"/>
+          <w:color w:val="000000" w:themeColor="text1"/>
+          <w:rtl/>
+        </w:rPr>
+        <w:t xml:space="preserve">راهِ تمرین</w:t>
       </w:r>
     </w:p>
     <w:p>
@@ -416,31 +399,33 @@
           <w:color w:val="000000" w:themeColor="text1"/>
           <w:rtl/>
         </w:rPr>
-        <w:t>پررنگ</w:t>
-      </w:r>
-      <w:r>
-        <w:rPr>
-          <w:rFonts w:ascii="Sahel" w:hAnsi="Sahel" w:cs="Sahel" w:hint="cs"/>
-          <w:color w:val="000000" w:themeColor="text1"/>
-          <w:rtl/>
-        </w:rPr>
-        <w:t xml:space="preserve"> آمده است؛ جدولِ پایانِ سند همان صورت را کنارِ مصدر</w:t>
-      </w:r>
-      <w:r>
-        <w:rPr>
-          <w:rFonts w:ascii="Sahel" w:hAnsi="Sahel" w:cs="Sahel" w:hint="cs"/>
-          <w:color w:val="000000" w:themeColor="text1"/>
-          <w:rtl/>
-        </w:rPr>
-        <w:t xml:space="preserve"> و امر</w:t>
-      </w:r>
-      <w:r>
-        <w:rPr>
-          <w:rFonts w:ascii="Sahel" w:hAnsi="Sahel" w:cs="Sahel" w:hint="cs"/>
-          <w:color w:val="000000" w:themeColor="text1"/>
-          <w:rtl/>
-        </w:rPr>
-        <w:t xml:space="preserve"> و معادلِ مرکبش می‌نهد.</w:t>
+        <w:t xml:space="preserve">پررنگ</w:t>
+      </w:r>
+      <w:r>
+        <w:rPr>
+          <w:rFonts w:ascii="Sahel" w:hAnsi="Sahel" w:cs="Sahel" w:hint="cs"/>
+          <w:color w:val="000000" w:themeColor="text1"/>
+          <w:rtl/>
+        </w:rPr>
+        <w:t xml:space="preserve"> آمده است. </w:t>
+      </w:r>
+      <w:hyperlink w:anchor="verbs" w:history="1">
+        <w:r>
+          <w:rPr>
+            <w:rStyle w:val="Hyperlink"/>
+            <w:rFonts w:ascii="Sahel" w:hAnsi="Sahel" w:cs="Sahel" w:hint="cs"/>
+            <w:rtl/>
+          </w:rPr>
+          <w:t xml:space="preserve">جدولِ فعل‌ها</w:t>
+        </w:r>
+      </w:hyperlink>
+      <w:r>
+        <w:rPr>
+          <w:rFonts w:ascii="Sahel" w:hAnsi="Sahel" w:cs="Sahel" w:hint="cs"/>
+          <w:color w:val="000000" w:themeColor="text1"/>
+          <w:rtl/>
+        </w:rPr>
+        <w:t xml:space="preserve">، در پایانِ سند، مصدر و امر و معادلِ مرکبِ هرکدام را می‌نماید.</w:t>
       </w:r>
     </w:p>
     <w:p>
@@ -470,7 +455,7 @@
           <w:color w:val="000000" w:themeColor="text1"/>
           <w:rtl/>
         </w:rPr>
-        <w:t>قصه را بلند بخوانید و برای هر فعلِ پررنگ، فعلِ مرکبی را بیابید که خودتان معمولاً جایش می‌گویید.</w:t>
+        <w:t xml:space="preserve">قصه را بلند بخوانید و به هر فعلِ پررنگ که رسیدید، از خود بپرسید که معمولاً چه فعلِ مرکبی جایش می‌گویید.</w:t>
       </w:r>
     </w:p>
     <w:p>
@@ -500,7 +485,7 @@
           <w:color w:val="000000" w:themeColor="text1"/>
           <w:rtl/>
         </w:rPr>
-        <w:t>هر روز چند فعل از جدول بگزینید و در گفت‌وگو و نوشتهٔ همان روز به جای معادلِ مرکبشان بنشانید.</w:t>
+        <w:t xml:space="preserve">گذشته و حالِ هر فعل را بسازید: گذشته را از مصدر و حال را از امر. راهش در آغازِ جدول آمده است.</w:t>
       </w:r>
     </w:p>
     <w:p>
@@ -529,7 +514,186 @@
           <w:color w:val="000000" w:themeColor="text1"/>
           <w:rtl/>
         </w:rPr>
-        <w:t>چند فعلِ فهرست عامیانه و رکیک‌اند؛ آن‌ها را در صحنه‌ای خنده‌دار آورده‌ام.</w:t>
+        <w:t xml:space="preserve">هر روز چند فعل از جدول بگزینید و در گفت‌وگو و نوشتهٔ همان روز به‌جای معادلِ مرکبشان بنشانید. شاید دیگران هم از شما بیاموزند.</w:t>
+      </w:r>
+    </w:p>
+    <w:p>
+      <w:pPr>
+        <w:bidi/>
+        <w:spacing w:before="360"/>
+        <w:jc w:val="both"/>
+        <w:rPr>
+          <w:rFonts w:ascii="Sahel" w:hAnsi="Sahel" w:cs="Sahel"/>
+          <w:color w:val="000000" w:themeColor="text1"/>
+          <w:sz w:val="20"/>
+          <w:szCs w:val="20"/>
+        </w:rPr>
+      </w:pPr>
+      <w:r>
+        <w:rPr>
+          <w:rFonts w:ascii="Sahel" w:hAnsi="Sahel" w:cs="Sahel" w:hint="cs"/>
+          <w:color w:val="595959"/>
+          <w:sz w:val="20"/>
+          <w:szCs w:val="20"/>
+          <w:rtl/>
+        </w:rPr>
+        <w:t xml:space="preserve">سرچشمه‌ها: پرویز ناتل خانلری، </w:t>
+      </w:r>
+      <w:r>
+        <w:rPr>
+          <w:rFonts w:ascii="Sahel Iranic" w:hAnsi="Sahel Iranic" w:cs="Sahel Iranic" w:hint="cs"/>
+          <w:color w:val="595959"/>
+          <w:sz w:val="20"/>
+          <w:szCs w:val="20"/>
+          <w:rtl/>
+        </w:rPr>
+        <w:t xml:space="preserve">تاریخ زبان فارسی</w:t>
+      </w:r>
+      <w:r>
+        <w:rPr>
+          <w:rFonts w:ascii="Sahel" w:hAnsi="Sahel" w:cs="Sahel" w:hint="cs"/>
+          <w:color w:val="595959"/>
+          <w:sz w:val="20"/>
+          <w:szCs w:val="20"/>
+          <w:rtl/>
+        </w:rPr>
+        <w:t xml:space="preserve">، ج۲، پیوستِ ۱، ص۳۹۵ تا ۳۹۸؛ محمدرضا باطنی، «فارسی زبانی عقیم؟»، </w:t>
+      </w:r>
+      <w:r>
+        <w:rPr>
+          <w:rFonts w:ascii="Sahel Iranic" w:hAnsi="Sahel Iranic" w:cs="Sahel Iranic" w:hint="cs"/>
+          <w:color w:val="595959"/>
+          <w:sz w:val="20"/>
+          <w:szCs w:val="20"/>
+          <w:rtl/>
+        </w:rPr>
+        <w:t xml:space="preserve">آدینه</w:t>
+      </w:r>
+      <w:r>
+        <w:rPr>
+          <w:rFonts w:ascii="Sahel" w:hAnsi="Sahel" w:cs="Sahel" w:hint="cs"/>
+          <w:color w:val="595959"/>
+          <w:sz w:val="20"/>
+          <w:szCs w:val="20"/>
+          <w:rtl/>
+        </w:rPr>
+        <w:t xml:space="preserve">، ش۳۳، فروردین۱۳۶۸، ص۶۶ تا ۷۱؛ اصغر شهبازی، «ضرورت‌های ساخت و کاربرد افعال تبدیلی در زبان فارسی»، </w:t>
+      </w:r>
+      <w:r>
+        <w:rPr>
+          <w:rFonts w:ascii="Sahel Iranic" w:hAnsi="Sahel Iranic" w:cs="Sahel Iranic" w:hint="cs"/>
+          <w:color w:val="595959"/>
+          <w:sz w:val="20"/>
+          <w:szCs w:val="20"/>
+          <w:rtl/>
+        </w:rPr>
+        <w:t xml:space="preserve">دستور</w:t>
+      </w:r>
+      <w:r>
+        <w:rPr>
+          <w:rFonts w:ascii="Sahel" w:hAnsi="Sahel" w:cs="Sahel" w:hint="cs"/>
+          <w:color w:val="595959"/>
+          <w:sz w:val="20"/>
+          <w:szCs w:val="20"/>
+          <w:rtl/>
+        </w:rPr>
+        <w:t xml:space="preserve">، ویژه‌نامهٔ </w:t>
+      </w:r>
+      <w:r>
+        <w:rPr>
+          <w:rFonts w:ascii="Sahel Iranic" w:hAnsi="Sahel Iranic" w:cs="Sahel Iranic" w:hint="cs"/>
+          <w:color w:val="595959"/>
+          <w:sz w:val="20"/>
+          <w:szCs w:val="20"/>
+          <w:rtl/>
+        </w:rPr>
+        <w:t xml:space="preserve">نامهٔ فرهنگستان</w:t>
+      </w:r>
+      <w:r>
+        <w:rPr>
+          <w:rFonts w:ascii="Sahel" w:hAnsi="Sahel" w:cs="Sahel" w:hint="cs"/>
+          <w:color w:val="595959"/>
+          <w:sz w:val="20"/>
+          <w:szCs w:val="20"/>
+          <w:rtl/>
+        </w:rPr>
+        <w:t xml:space="preserve">، دورهٔ ۲۲، ش۳، پاییز۱۴۰۲، ص۶۷ تا ۸۰؛ محمد راسخ‌مهند، «چرا زبان فارسی فعل ساده نمی‌سازد؟»، </w:t>
+      </w:r>
+      <w:r>
+        <w:rPr>
+          <w:rFonts w:ascii="Sahel Iranic" w:hAnsi="Sahel Iranic" w:cs="Sahel Iranic" w:hint="cs"/>
+          <w:color w:val="595959"/>
+          <w:sz w:val="20"/>
+          <w:szCs w:val="20"/>
+          <w:rtl/>
+        </w:rPr>
+        <w:t xml:space="preserve">پژوهش‌های زبان‌شناسی تطبیقی</w:t>
+      </w:r>
+      <w:r>
+        <w:rPr>
+          <w:rFonts w:ascii="Sahel" w:hAnsi="Sahel" w:cs="Sahel" w:hint="cs"/>
+          <w:color w:val="595959"/>
+          <w:sz w:val="20"/>
+          <w:szCs w:val="20"/>
+          <w:rtl/>
+        </w:rPr>
+        <w:t xml:space="preserve">، س۱۵، ش۲۹، بهار و تابستان۱۴۰۴، ص۱ تا ۳۸.</w:t>
+      </w:r>
+    </w:p>
+    <w:p>
+      <w:pPr>
+        <w:pBdr>
+          <w:right w:val="single" w:sz="24" w:space="8" w:color="D9A21B"/>
+        </w:pBdr>
+        <w:bidi/>
+        <w:jc w:val="both"/>
+        <w:rPr>
+          <w:rFonts w:ascii="Sahel" w:hAnsi="Sahel" w:cs="Sahel"/>
+          <w:color w:val="000000" w:themeColor="text1"/>
+          <w:sz w:val="20"/>
+          <w:szCs w:val="20"/>
+        </w:rPr>
+      </w:pPr>
+      <w:r>
+        <w:rPr>
+          <w:rFonts w:ascii="Sahel" w:hAnsi="Sahel" w:cs="Sahel" w:hint="cs"/>
+          <w:color w:val="595959"/>
+          <w:sz w:val="20"/>
+          <w:szCs w:val="20"/>
+          <w:rtl/>
+        </w:rPr>
+        <w:t xml:space="preserve">این قصه و جدولِ همراهش با پروانهٔ </w:t>
+      </w:r>
+      <w:hyperlink r:id="rIdN5" w:history="1">
+        <w:r>
+          <w:rPr>
+            <w:rStyle w:val="Hyperlink"/>
+            <w:rFonts w:ascii="Sahel" w:hAnsi="Sahel" w:cs="Sahel" w:hint="cs"/>
+            <w:sz w:val="20"/>
+            <w:szCs w:val="20"/>
+            <w:rtl/>
+          </w:rPr>
+          <w:t xml:space="preserve">کریِیتیو کامنزِ زیرو، ویراستِ یکم </w:t>
+        </w:r>
+        <w:r>
+          <w:rPr>
+            <w:rStyle w:val="Hyperlink"/>
+            <w:rFonts w:ascii="Sahel" w:hAnsi="Sahel" w:cs="Sahel" w:hint="cs"/>
+            <w:sz w:val="20"/>
+            <w:szCs w:val="20"/>
+          </w:rPr>
+          <w:t xml:space="preserve">(CC0 1.0)</w:t>
+        </w:r>
+      </w:hyperlink>
+      <w:r>
+        <w:rPr>
+          <w:rFonts w:ascii="Sahel" w:hAnsi="Sahel" w:cs="Sahel" w:hint="cs"/>
+          <w:color w:val="595959"/>
+          <w:sz w:val="20"/>
+          <w:szCs w:val="20"/>
+          <w:rtl/>
+        </w:rPr>
+        <w:t xml:space="preserve"> در قلمروِ همگانی است: هرکس می‌تواند آن‌ها را بی‌آنکه دستوری بطلبد، بپراکند، بفروشد، بیاراید یا بپیراید. بایسته هم نیست نامی از سازنده بیاید. هرچه بیشتر بپراکنید، بهتر.</w:t>
       </w:r>
     </w:p>
     <w:p>
@@ -551,59 +715,6 @@
       </w:pPr>
       <w:r>
         <w:rPr>
-          <w:rFonts w:ascii="Sahel" w:hAnsi="Sahel" w:cs="Sahel" w:hint="cs"/>
-          <w:b/>
-          <w:color w:val="000000" w:themeColor="text1"/>
-          <w:rtl/>
-        </w:rPr>
-        <w:t>پروانه:</w:t>
-      </w:r>
-      <w:r>
-        <w:rPr>
-          <w:rFonts w:ascii="Sahel" w:hAnsi="Sahel" w:cs="Sahel" w:hint="cs"/>
-          <w:color w:val="000000" w:themeColor="text1"/>
-          <w:rtl/>
-        </w:rPr>
-        <w:t xml:space="preserve"> این قصه و جدولِ همراهش با پروانهٔ </w:t>
-      </w:r>
-      <w:hyperlink r:id="rId6" w:history="1">
-        <w:r>
-          <w:rPr>
-            <w:rStyle w:val="Hyperlink"/>
-            <w:rFonts w:ascii="Sahel" w:hAnsi="Sahel" w:cs="Sahel"/>
-            <w:color w:val="000000" w:themeColor="text1"/>
-          </w:rPr>
-          <w:t>CC0 1.0</w:t>
-        </w:r>
-      </w:hyperlink>
-      <w:r>
-        <w:rPr>
-          <w:rFonts w:ascii="Sahel" w:hAnsi="Sahel" w:cs="Sahel" w:hint="cs"/>
-          <w:color w:val="000000" w:themeColor="text1"/>
-          <w:rtl/>
-        </w:rPr>
-        <w:t xml:space="preserve"> در قلمروِ همگانی است: هرکس می‌تواند آن را بی‌آنکه دستوری بطلبد، بپراکند، بفروشد، بیاراید یا بپیراید و بایسته نیست نامی از سازنده بیاید.</w:t>
-      </w:r>
-    </w:p>
-    <w:p>
-      <w:pPr>
-        <w:pBdr>
-          <w:top w:val="nil"/>
-          <w:left w:val="nil"/>
-          <w:bottom w:val="nil"/>
-          <w:right w:val="nil"/>
-          <w:between w:val="nil"/>
-        </w:pBdr>
-        <w:bidi/>
-        <w:jc w:val="both"/>
-        <w:rPr>
-          <w:rFonts w:ascii="Sahel" w:hAnsi="Sahel" w:cs="Sahel"/>
-          <w:color w:val="000000" w:themeColor="text1"/>
-          <w:rtl/>
-        </w:rPr>
-      </w:pPr>
-      <w:r>
-        <w:rPr>
           <w:rFonts w:ascii="Sahel" w:hAnsi="Sahel" w:cs="Sahel"/>
           <w:color w:val="000000" w:themeColor="text1"/>
           <w:rtl/>
@@ -2050,15 +2161,7 @@
           <w:color w:val="000000" w:themeColor="text1"/>
           <w:rtl/>
         </w:rPr>
-        <w:t>؛</w:t>
-      </w:r>
-      <w:r>
-        <w:rPr>
-          <w:rFonts w:ascii="Sahel" w:hAnsi="Sahel" w:cs="Sahel" w:hint="cs"/>
-          <w:color w:val="000000" w:themeColor="text1"/>
-          <w:rtl/>
-        </w:rPr>
-        <w:t xml:space="preserve"> ولی دانه‌ای از آن را به گرسنه‌ای </w:t>
+        <w:t xml:space="preserve">؛ ولی دانه‌ای از آن را به گرسنه‌ای </w:t>
       </w:r>
       <w:r>
         <w:rPr>
@@ -2137,15 +2240,7 @@
           <w:color w:val="000000" w:themeColor="text1"/>
           <w:rtl/>
         </w:rPr>
-        <w:t>.</w:t>
-      </w:r>
-      <w:r>
-        <w:rPr>
-          <w:rFonts w:ascii="Sahel" w:hAnsi="Sahel" w:cs="Sahel" w:hint="cs"/>
-          <w:color w:val="000000" w:themeColor="text1"/>
-          <w:rtl/>
-        </w:rPr>
-        <w:t xml:space="preserve"> سکه‌هایش را </w:t>
+        <w:t xml:space="preserve">. سکه‌هایش را </w:t>
       </w:r>
       <w:r>
         <w:rPr>
@@ -2450,23 +2545,7 @@
           <w:color w:val="000000" w:themeColor="text1"/>
           <w:rtl/>
         </w:rPr>
-        <w:t xml:space="preserve">.» </w:t>
-      </w:r>
-      <w:r>
-        <w:rPr>
-          <w:rFonts w:ascii="Sahel" w:hAnsi="Sahel" w:cs="Sahel" w:hint="cs"/>
-          <w:color w:val="000000" w:themeColor="text1"/>
-          <w:rtl/>
-        </w:rPr>
-        <w:t xml:space="preserve">آن‌گاه </w:t>
-      </w:r>
-      <w:r>
-        <w:rPr>
-          <w:rFonts w:ascii="Sahel" w:hAnsi="Sahel" w:cs="Sahel" w:hint="cs"/>
-          <w:color w:val="000000" w:themeColor="text1"/>
-          <w:rtl/>
-        </w:rPr>
-        <w:t xml:space="preserve">تیمور را بر سیصد سوار </w:t>
+        <w:t xml:space="preserve">.» آن‌گاه تیمور را بر سیصد سوار </w:t>
       </w:r>
       <w:r>
         <w:rPr>
@@ -2889,27 +2968,7 @@
           <w:color w:val="000000" w:themeColor="text1"/>
           <w:rtl/>
         </w:rPr>
-        <w:t>خ</w:t>
-      </w:r>
-      <w:r>
-        <w:rPr>
-          <w:rFonts w:ascii="Sahel" w:hAnsi="Sahel" w:cs="Sahel" w:hint="cs"/>
-          <w:b/>
-          <w:bCs/>
-          <w:color w:val="000000" w:themeColor="text1"/>
-          <w:rtl/>
-        </w:rPr>
-        <w:t>َ</w:t>
-      </w:r>
-      <w:r>
-        <w:rPr>
-          <w:rFonts w:ascii="Sahel" w:hAnsi="Sahel" w:cs="Sahel" w:hint="cs"/>
-          <w:b/>
-          <w:bCs/>
-          <w:color w:val="000000" w:themeColor="text1"/>
-          <w:rtl/>
-        </w:rPr>
-        <w:t>ست</w:t>
+        <w:t>خَست</w:t>
       </w:r>
       <w:r>
         <w:rPr>
@@ -3060,15 +3119,7 @@
           <w:color w:val="000000" w:themeColor="text1"/>
           <w:rtl/>
         </w:rPr>
-        <w:t>.</w:t>
-      </w:r>
-      <w:r>
-        <w:rPr>
-          <w:rFonts w:ascii="Sahel" w:hAnsi="Sahel" w:cs="Sahel" w:hint="cs"/>
-          <w:color w:val="000000" w:themeColor="text1"/>
-          <w:rtl/>
-        </w:rPr>
-        <w:t xml:space="preserve"> انبار </w:t>
+        <w:t xml:space="preserve">. انبار </w:t>
       </w:r>
       <w:r>
         <w:rPr>
@@ -3158,31 +3209,7 @@
           <w:color w:val="000000" w:themeColor="text1"/>
           <w:rtl/>
         </w:rPr>
-        <w:t xml:space="preserve"> و</w:t>
-      </w:r>
-      <w:r>
-        <w:rPr>
-          <w:rFonts w:ascii="Sahel" w:hAnsi="Sahel" w:cs="Sahel" w:hint="cs"/>
-          <w:color w:val="000000" w:themeColor="text1"/>
-          <w:rtl/>
-        </w:rPr>
-        <w:t xml:space="preserve"> از شیبِ تپه غلطید و مچِ پایش پیچید</w:t>
-      </w:r>
-      <w:r>
-        <w:rPr>
-          <w:rFonts w:ascii="Sahel" w:hAnsi="Sahel" w:cs="Sahel" w:hint="cs"/>
-          <w:color w:val="000000" w:themeColor="text1"/>
-          <w:rtl/>
-        </w:rPr>
-        <w:t>.</w:t>
-      </w:r>
-      <w:r>
-        <w:rPr>
-          <w:rFonts w:ascii="Sahel" w:hAnsi="Sahel" w:cs="Sahel" w:hint="cs"/>
-          <w:color w:val="000000" w:themeColor="text1"/>
-          <w:rtl/>
-        </w:rPr>
-        <w:t xml:space="preserve"> از آن شب </w:t>
+        <w:t xml:space="preserve"> و از شیبِ تپه غلطید و مچِ پایش پیچید. از آن شب </w:t>
       </w:r>
       <w:r>
         <w:rPr>
@@ -3291,15 +3318,7 @@
           <w:color w:val="000000" w:themeColor="text1"/>
           <w:rtl/>
         </w:rPr>
-        <w:t>.</w:t>
-      </w:r>
-      <w:r>
-        <w:rPr>
-          <w:rFonts w:ascii="Sahel" w:hAnsi="Sahel" w:cs="Sahel" w:hint="cs"/>
-          <w:color w:val="000000" w:themeColor="text1"/>
-          <w:rtl/>
-        </w:rPr>
-        <w:t xml:space="preserve"> کودکان در شکاف‌های سنگ </w:t>
+        <w:t xml:space="preserve">. کودکان در شکاف‌های سنگ </w:t>
       </w:r>
       <w:r>
         <w:rPr>
@@ -3586,23 +3605,7 @@
           <w:color w:val="000000" w:themeColor="text1"/>
           <w:rtl/>
         </w:rPr>
-        <w:t>. از د</w:t>
-      </w:r>
-      <w:r>
-        <w:rPr>
-          <w:rFonts w:ascii="Sahel" w:hAnsi="Sahel" w:cs="Sahel" w:hint="cs"/>
-          <w:color w:val="000000" w:themeColor="text1"/>
-          <w:rtl/>
-        </w:rPr>
-        <w:t>ِ</w:t>
-      </w:r>
-      <w:r>
-        <w:rPr>
-          <w:rFonts w:ascii="Sahel" w:hAnsi="Sahel" w:cs="Sahel" w:hint="cs"/>
-          <w:color w:val="000000" w:themeColor="text1"/>
-          <w:rtl/>
-        </w:rPr>
-        <w:t>ه جز خاکستر و دود چیزی نمانده بود. با خود اندیشید: «تا کی باید در این غار بمانیم؟ اگر کسی را نجوییم که ما را برهاند، همه از گرسنگی خواهیم مُرد.»</w:t>
+        <w:t>. از دِه جز خاکستر و دود چیزی نمانده بود. با خود اندیشید: «تا کی باید در این غار بمانیم؟ اگر کسی را نجوییم که ما را برهاند، همه از گرسنگی خواهیم مُرد.»</w:t>
       </w:r>
     </w:p>
     <w:p>
@@ -3675,13 +3678,6 @@
           <w:rtl/>
         </w:rPr>
         <w:t xml:space="preserve">. ولی راهِ آنجا دراز است و پرخطر.» </w:t>
-      </w:r>
-      <w:r>
-        <w:rPr>
-          <w:rFonts w:ascii="Sahel" w:hAnsi="Sahel" w:cs="Sahel" w:hint="cs"/>
-          <w:color w:val="000000" w:themeColor="text1"/>
-          <w:rtl/>
-        </w:rPr>
         <w:lastRenderedPageBreak/>
         <w:t xml:space="preserve">شیرین گفت: «من می‌روم.» پدر نخست </w:t>
       </w:r>
@@ -3765,7 +3761,15 @@
           <w:color w:val="000000" w:themeColor="text1"/>
           <w:rtl/>
         </w:rPr>
-        <w:t>ب</w:t>
+        <w:t>بِستان</w:t>
+      </w:r>
+      <w:r>
+        <w:rPr>
+          <w:rFonts w:ascii="Sahel" w:hAnsi="Sahel" w:cs="Sahel" w:hint="cs"/>
+          <w:color w:val="000000" w:themeColor="text1"/>
+          <w:rtl/>
+        </w:rPr>
+        <w:t xml:space="preserve">. اگر در راه نان خواستی، آن را بفروش.» شیرین دستِ پدر و مادربزرگ را </w:t>
       </w:r>
       <w:r>
         <w:rPr>
@@ -3775,7 +3779,15 @@
           <w:color w:val="000000" w:themeColor="text1"/>
           <w:rtl/>
         </w:rPr>
-        <w:t>ِ</w:t>
+        <w:t>بوسید</w:t>
+      </w:r>
+      <w:r>
+        <w:rPr>
+          <w:rFonts w:ascii="Sahel" w:hAnsi="Sahel" w:cs="Sahel" w:hint="cs"/>
+          <w:color w:val="000000" w:themeColor="text1"/>
+          <w:rtl/>
+        </w:rPr>
+        <w:t xml:space="preserve">، سرمه را نزدِ پدر </w:t>
       </w:r>
       <w:r>
         <w:rPr>
@@ -3785,50 +3797,6 @@
           <w:color w:val="000000" w:themeColor="text1"/>
           <w:rtl/>
         </w:rPr>
-        <w:t>ستان</w:t>
-      </w:r>
-      <w:r>
-        <w:rPr>
-          <w:rFonts w:ascii="Sahel" w:hAnsi="Sahel" w:cs="Sahel" w:hint="cs"/>
-          <w:color w:val="000000" w:themeColor="text1"/>
-          <w:rtl/>
-        </w:rPr>
-        <w:t>.</w:t>
-      </w:r>
-      <w:r>
-        <w:rPr>
-          <w:rFonts w:ascii="Sahel" w:hAnsi="Sahel" w:cs="Sahel" w:hint="cs"/>
-          <w:color w:val="000000" w:themeColor="text1"/>
-          <w:rtl/>
-        </w:rPr>
-        <w:t xml:space="preserve"> اگر در راه نان خواستی، آن را بفروش.» شیرین دستِ پدر و مادربزرگ را </w:t>
-      </w:r>
-      <w:r>
-        <w:rPr>
-          <w:rFonts w:ascii="Sahel" w:hAnsi="Sahel" w:cs="Sahel" w:hint="cs"/>
-          <w:b/>
-          <w:bCs/>
-          <w:color w:val="000000" w:themeColor="text1"/>
-          <w:rtl/>
-        </w:rPr>
-        <w:t>بوسید</w:t>
-      </w:r>
-      <w:r>
-        <w:rPr>
-          <w:rFonts w:ascii="Sahel" w:hAnsi="Sahel" w:cs="Sahel" w:hint="cs"/>
-          <w:color w:val="000000" w:themeColor="text1"/>
-          <w:rtl/>
-        </w:rPr>
-        <w:t xml:space="preserve">، سرمه را نزدِ پدر </w:t>
-      </w:r>
-      <w:r>
-        <w:rPr>
-          <w:rFonts w:ascii="Sahel" w:hAnsi="Sahel" w:cs="Sahel" w:hint="cs"/>
-          <w:b/>
-          <w:bCs/>
-          <w:color w:val="000000" w:themeColor="text1"/>
-          <w:rtl/>
-        </w:rPr>
         <w:t>هشت</w:t>
       </w:r>
       <w:r>
@@ -3837,23 +3805,7 @@
           <w:color w:val="000000" w:themeColor="text1"/>
           <w:rtl/>
         </w:rPr>
-        <w:t xml:space="preserve"> تا آب و هیزم بیاورد</w:t>
-      </w:r>
-      <w:r>
-        <w:rPr>
-          <w:rFonts w:ascii="Sahel" w:hAnsi="Sahel" w:cs="Sahel" w:hint="cs"/>
-          <w:color w:val="000000" w:themeColor="text1"/>
-          <w:rtl/>
-        </w:rPr>
-        <w:t>،</w:t>
-      </w:r>
-      <w:r>
-        <w:rPr>
-          <w:rFonts w:ascii="Sahel" w:hAnsi="Sahel" w:cs="Sahel" w:hint="cs"/>
-          <w:color w:val="000000" w:themeColor="text1"/>
-          <w:rtl/>
-        </w:rPr>
-        <w:t xml:space="preserve"> دستمال را بر دوش افگند و به سوی کوه شتافت.</w:t>
+        <w:t xml:space="preserve"> تا آب و هیزم بیاورد، دستمال را بر دوش افگند و به سوی کوه شتافت.</w:t>
       </w:r>
     </w:p>
     <w:p>
@@ -3962,15 +3914,7 @@
           <w:color w:val="000000" w:themeColor="text1"/>
           <w:rtl/>
         </w:rPr>
-        <w:t xml:space="preserve"> و</w:t>
-      </w:r>
-      <w:r>
-        <w:rPr>
-          <w:rFonts w:ascii="Sahel" w:hAnsi="Sahel" w:cs="Sahel" w:hint="cs"/>
-          <w:color w:val="000000" w:themeColor="text1"/>
-          <w:rtl/>
-        </w:rPr>
-        <w:t xml:space="preserve"> شاخه‌های خاربُن دست‌هایش را </w:t>
+        <w:t xml:space="preserve"> و شاخه‌های خاربُن دست‌هایش را </w:t>
       </w:r>
       <w:r>
         <w:rPr>
@@ -4078,15 +4022,7 @@
           <w:color w:val="000000" w:themeColor="text1"/>
           <w:rtl/>
         </w:rPr>
-        <w:t xml:space="preserve"> و</w:t>
-      </w:r>
-      <w:r>
-        <w:rPr>
-          <w:rFonts w:ascii="Sahel" w:hAnsi="Sahel" w:cs="Sahel" w:hint="cs"/>
-          <w:color w:val="000000" w:themeColor="text1"/>
-          <w:rtl/>
-        </w:rPr>
-        <w:t xml:space="preserve"> گل‌های کوهی </w:t>
+        <w:t xml:space="preserve"> و گل‌های کوهی </w:t>
       </w:r>
       <w:r>
         <w:rPr>
@@ -4158,15 +4094,7 @@
           <w:color w:val="000000" w:themeColor="text1"/>
           <w:rtl/>
         </w:rPr>
-        <w:t>.</w:t>
-      </w:r>
-      <w:r>
-        <w:rPr>
-          <w:rFonts w:ascii="Sahel" w:hAnsi="Sahel" w:cs="Sahel" w:hint="cs"/>
-          <w:color w:val="000000" w:themeColor="text1"/>
-          <w:rtl/>
-        </w:rPr>
-        <w:t xml:space="preserve"> شیرین اناری چید و دانه‌هایش را </w:t>
+        <w:t xml:space="preserve">. شیرین اناری چید و دانه‌هایش را </w:t>
       </w:r>
       <w:r>
         <w:rPr>
@@ -4212,27 +4140,7 @@
           <w:color w:val="000000" w:themeColor="text1"/>
           <w:rtl/>
         </w:rPr>
-        <w:t>ک</w:t>
-      </w:r>
-      <w:r>
-        <w:rPr>
-          <w:rFonts w:ascii="Sahel" w:hAnsi="Sahel" w:cs="Sahel" w:hint="cs"/>
-          <w:b/>
-          <w:bCs/>
-          <w:color w:val="000000" w:themeColor="text1"/>
-          <w:rtl/>
-        </w:rPr>
-        <w:t>َ</w:t>
-      </w:r>
-      <w:r>
-        <w:rPr>
-          <w:rFonts w:ascii="Sahel" w:hAnsi="Sahel" w:cs="Sahel" w:hint="cs"/>
-          <w:b/>
-          <w:bCs/>
-          <w:color w:val="000000" w:themeColor="text1"/>
-          <w:rtl/>
-        </w:rPr>
-        <w:t>فته بود</w:t>
+        <w:t>کَفته بود</w:t>
       </w:r>
       <w:r>
         <w:rPr>
@@ -4311,15 +4219,7 @@
           <w:color w:val="000000" w:themeColor="text1"/>
           <w:rtl/>
         </w:rPr>
-        <w:t>.</w:t>
-      </w:r>
-      <w:r>
-        <w:rPr>
-          <w:rFonts w:ascii="Sahel" w:hAnsi="Sahel" w:cs="Sahel" w:hint="cs"/>
-          <w:color w:val="000000" w:themeColor="text1"/>
-          <w:rtl/>
-        </w:rPr>
-        <w:t xml:space="preserve"> سگی گردِ دیگِ آشِ ایل </w:t>
+        <w:t xml:space="preserve">. سگی گردِ دیگِ آشِ ایل </w:t>
       </w:r>
       <w:r>
         <w:rPr>
@@ -4535,15 +4435,7 @@
           <w:color w:val="000000" w:themeColor="text1"/>
           <w:rtl/>
         </w:rPr>
-        <w:t>.</w:t>
-      </w:r>
-      <w:r>
-        <w:rPr>
-          <w:rFonts w:ascii="Sahel" w:hAnsi="Sahel" w:cs="Sahel" w:hint="cs"/>
-          <w:color w:val="000000" w:themeColor="text1"/>
-          <w:rtl/>
-        </w:rPr>
-        <w:t xml:space="preserve"> چادرش را بر سنگی گسترد تا در آفتاب بخشکد و خودش، لرزان، کنارِ سنگ نشست. آن شب </w:t>
+        <w:t xml:space="preserve">. چادرش را بر سنگی گسترد تا در آفتاب بخشکد و خودش، لرزان، کنارِ سنگ نشست. آن شب </w:t>
       </w:r>
       <w:r>
         <w:rPr>
@@ -4615,23 +4507,7 @@
           <w:color w:val="000000" w:themeColor="text1"/>
           <w:rtl/>
         </w:rPr>
-        <w:t>؟» نامش داراب بود. آتشی افروخت</w:t>
-      </w:r>
-      <w:r>
-        <w:rPr>
-          <w:rFonts w:ascii="Sahel" w:hAnsi="Sahel" w:cs="Sahel" w:hint="cs"/>
-          <w:color w:val="000000" w:themeColor="text1"/>
-          <w:rtl/>
-        </w:rPr>
-        <w:t xml:space="preserve"> و</w:t>
-      </w:r>
-      <w:r>
-        <w:rPr>
-          <w:rFonts w:ascii="Sahel" w:hAnsi="Sahel" w:cs="Sahel" w:hint="cs"/>
-          <w:color w:val="000000" w:themeColor="text1"/>
-          <w:rtl/>
-        </w:rPr>
-        <w:t xml:space="preserve"> کاسه‌ای شیر بر آتش جوشاند و به شیرین داد. شیرین نانِ خشکیده‌اش را در شیر خیساند و آرام </w:t>
+        <w:t xml:space="preserve">؟» نامش داراب بود. آتشی افروخت و کاسه‌ای شیر بر آتش جوشاند و به شیرین داد. شیرین نانِ خشکیده‌اش را در شیر خیساند و آرام </w:t>
       </w:r>
       <w:r>
         <w:rPr>
@@ -4766,51 +4642,15 @@
           <w:color w:val="000000" w:themeColor="text1"/>
           <w:rtl/>
         </w:rPr>
-        <w:t>می‌شگ</w:t>
-      </w:r>
-      <w:r>
-        <w:rPr>
-          <w:rFonts w:ascii="Sahel" w:hAnsi="Sahel" w:cs="Sahel" w:hint="cs"/>
-          <w:b/>
-          <w:bCs/>
-          <w:color w:val="000000" w:themeColor="text1"/>
-          <w:rtl/>
-        </w:rPr>
-        <w:t>ِ</w:t>
-      </w:r>
-      <w:r>
-        <w:rPr>
-          <w:rFonts w:ascii="Sahel" w:hAnsi="Sahel" w:cs="Sahel" w:hint="cs"/>
-          <w:b/>
-          <w:bCs/>
-          <w:color w:val="000000" w:themeColor="text1"/>
-          <w:rtl/>
-        </w:rPr>
-        <w:t>فت</w:t>
-      </w:r>
-      <w:r>
-        <w:rPr>
-          <w:rFonts w:ascii="Sahel" w:hAnsi="Sahel" w:cs="Sahel" w:hint="cs"/>
-          <w:color w:val="000000" w:themeColor="text1"/>
-          <w:rtl/>
-        </w:rPr>
-        <w:t xml:space="preserve">. گفت: «من راه را می‌دانم.» </w:t>
-      </w:r>
-      <w:r>
-        <w:rPr>
-          <w:rFonts w:ascii="Sahel" w:hAnsi="Sahel" w:cs="Sahel" w:hint="cs"/>
-          <w:color w:val="000000" w:themeColor="text1"/>
-          <w:rtl/>
-        </w:rPr>
-        <w:t xml:space="preserve">آن‌گاه </w:t>
-      </w:r>
-      <w:r>
-        <w:rPr>
-          <w:rFonts w:ascii="Sahel" w:hAnsi="Sahel" w:cs="Sahel" w:hint="cs"/>
-          <w:color w:val="000000" w:themeColor="text1"/>
-          <w:rtl/>
-        </w:rPr>
-        <w:t xml:space="preserve">گوسفندانش را به برادرِ کوچکش سپرد و به شیرین </w:t>
+        <w:t>می‌شگِفت</w:t>
+      </w:r>
+      <w:r>
+        <w:rPr>
+          <w:rFonts w:ascii="Sahel" w:hAnsi="Sahel" w:cs="Sahel" w:hint="cs"/>
+          <w:color w:val="000000" w:themeColor="text1"/>
+          <w:rtl/>
+        </w:rPr>
+        <w:t xml:space="preserve">. گفت: «من راه را می‌دانم.» آن‌گاه گوسفندانش را به برادرِ کوچکش سپرد و به شیرین </w:t>
       </w:r>
       <w:r>
         <w:rPr>
@@ -5027,23 +4867,7 @@
           <w:color w:val="000000" w:themeColor="text1"/>
           <w:rtl/>
         </w:rPr>
-        <w:t>روزِ پنجم به چشمه‌ای رسیدند که آبش از دلِ سنگ می‌جوشید. کنارِ چشمه غاری بود و بر درِ غار پیرزنی نشسته بود</w:t>
-      </w:r>
-      <w:r>
-        <w:rPr>
-          <w:rFonts w:ascii="Sahel" w:hAnsi="Sahel" w:cs="Sahel" w:hint="cs"/>
-          <w:color w:val="000000" w:themeColor="text1"/>
-          <w:rtl/>
-        </w:rPr>
-        <w:t>.</w:t>
-      </w:r>
-      <w:r>
-        <w:rPr>
-          <w:rFonts w:ascii="Sahel" w:hAnsi="Sahel" w:cs="Sahel" w:hint="cs"/>
-          <w:color w:val="000000" w:themeColor="text1"/>
-          <w:rtl/>
-        </w:rPr>
-        <w:t xml:space="preserve"> مویش چون برف سپید بود و چشمانش چون دو ستاره می‌درخشید. شیرین از آبِ چشمه </w:t>
+        <w:t xml:space="preserve">روزِ پنجم به چشمه‌ای رسیدند که آبش از دلِ سنگ می‌جوشید. کنارِ چشمه غاری بود و بر درِ غار پیرزنی نشسته بود. مویش چون برف سپید بود و چشمانش چون دو ستاره می‌درخشید. شیرین از آبِ چشمه </w:t>
       </w:r>
       <w:r>
         <w:rPr>
@@ -5133,15 +4957,7 @@
           <w:color w:val="000000" w:themeColor="text1"/>
           <w:rtl/>
         </w:rPr>
-        <w:t xml:space="preserve"> و</w:t>
-      </w:r>
-      <w:r>
-        <w:rPr>
-          <w:rFonts w:ascii="Sahel" w:hAnsi="Sahel" w:cs="Sahel" w:hint="cs"/>
-          <w:color w:val="000000" w:themeColor="text1"/>
-          <w:rtl/>
-        </w:rPr>
-        <w:t xml:space="preserve"> اسبانی که می‌تاختند و زنانی که گردِ آتش </w:t>
+        <w:t xml:space="preserve"> و اسبانی که می‌تاختند و زنانی که گردِ آتش </w:t>
       </w:r>
       <w:r>
         <w:rPr>
@@ -5212,23 +5028,7 @@
           <w:color w:val="000000" w:themeColor="text1"/>
           <w:rtl/>
         </w:rPr>
-        <w:t xml:space="preserve">.» </w:t>
-      </w:r>
-      <w:r>
-        <w:rPr>
-          <w:rFonts w:ascii="Sahel" w:hAnsi="Sahel" w:cs="Sahel" w:hint="cs"/>
-          <w:color w:val="000000" w:themeColor="text1"/>
-          <w:rtl/>
-        </w:rPr>
-        <w:t xml:space="preserve">آن‌گاه </w:t>
-      </w:r>
-      <w:r>
-        <w:rPr>
-          <w:rFonts w:ascii="Sahel" w:hAnsi="Sahel" w:cs="Sahel" w:hint="cs"/>
-          <w:color w:val="000000" w:themeColor="text1"/>
-          <w:rtl/>
-        </w:rPr>
-        <w:t xml:space="preserve">پرسید: «آن چیست که هرچه از آن </w:t>
+        <w:t xml:space="preserve">.» آن‌گاه پرسید: «آن چیست که هرچه از آن </w:t>
       </w:r>
       <w:r>
         <w:rPr>
@@ -5369,15 +5169,7 @@
           <w:color w:val="000000" w:themeColor="text1"/>
           <w:rtl/>
         </w:rPr>
-        <w:t xml:space="preserve">آن‌گاه </w:t>
-      </w:r>
-      <w:r>
-        <w:rPr>
-          <w:rFonts w:ascii="Sahel" w:hAnsi="Sahel" w:cs="Sahel" w:hint="cs"/>
-          <w:color w:val="000000" w:themeColor="text1"/>
-          <w:rtl/>
-        </w:rPr>
-        <w:t xml:space="preserve">ریشهٔ گیاهی را به شیرین داد و گفت: «این ریشهٔ گیاهِ خواب است. آن را بکوب، یک شب در آب بخیسان، بجوشان، آبش را بپالای و با شراب بیامیز. هر که از آن شراب بنوشد، تا سپیده خواهد غنود.» شیرین ریشه را در کیسه‌ای </w:t>
+        <w:t xml:space="preserve">آن‌گاه ریشهٔ گیاهی را به شیرین داد و گفت: «این ریشهٔ گیاهِ خواب است. آن را بکوب، یک شب در آب بخیسان، بجوشان، آبش را بپالای و با شراب بیامیز. هر که از آن شراب بنوشد، تا سپیده خواهد غنود.» شیرین ریشه را در کیسه‌ای </w:t>
       </w:r>
       <w:r>
         <w:rPr>
@@ -5646,23 +5438,7 @@
           <w:color w:val="000000" w:themeColor="text1"/>
           <w:rtl/>
         </w:rPr>
-        <w:t xml:space="preserve"> و او را یافت. </w:t>
-      </w:r>
-      <w:r>
-        <w:rPr>
-          <w:rFonts w:ascii="Sahel" w:hAnsi="Sahel" w:cs="Sahel" w:hint="cs"/>
-          <w:color w:val="000000" w:themeColor="text1"/>
-          <w:rtl/>
-        </w:rPr>
-        <w:t xml:space="preserve">آن‌گاه </w:t>
-      </w:r>
-      <w:r>
-        <w:rPr>
-          <w:rFonts w:ascii="Sahel" w:hAnsi="Sahel" w:cs="Sahel" w:hint="cs"/>
-          <w:color w:val="000000" w:themeColor="text1"/>
-          <w:rtl/>
-        </w:rPr>
-        <w:t xml:space="preserve">نیرنگِ مامِ زرین را برای مردم گفت. پیرمردان نخست نپذیرفتند؛ ولی چون سخنانش را نیوشیدند، به او </w:t>
+        <w:t xml:space="preserve"> و او را یافت. آن‌گاه نیرنگِ مامِ زرین را برای مردم گفت. پیرمردان نخست نپذیرفتند؛ ولی چون سخنانش را نیوشیدند، به او </w:t>
       </w:r>
       <w:r>
         <w:rPr>
@@ -5750,23 +5526,7 @@
           <w:color w:val="000000" w:themeColor="text1"/>
           <w:rtl/>
         </w:rPr>
-        <w:t>سوارانِ تیمور در د</w:t>
-      </w:r>
-      <w:r>
-        <w:rPr>
-          <w:rFonts w:ascii="Sahel" w:hAnsi="Sahel" w:cs="Sahel" w:hint="cs"/>
-          <w:color w:val="000000" w:themeColor="text1"/>
-          <w:rtl/>
-        </w:rPr>
-        <w:t>ِ</w:t>
-      </w:r>
-      <w:r>
-        <w:rPr>
-          <w:rFonts w:ascii="Sahel" w:hAnsi="Sahel" w:cs="Sahel" w:hint="cs"/>
-          <w:color w:val="000000" w:themeColor="text1"/>
-          <w:rtl/>
-        </w:rPr>
-        <w:t xml:space="preserve">ه چادر </w:t>
+        <w:t xml:space="preserve">سوارانِ تیمور در دِه چادر </w:t>
       </w:r>
       <w:r>
         <w:rPr>
@@ -5784,15 +5544,7 @@
           <w:color w:val="000000" w:themeColor="text1"/>
           <w:rtl/>
         </w:rPr>
-        <w:t>.</w:t>
-      </w:r>
-      <w:r>
-        <w:rPr>
-          <w:rFonts w:ascii="Sahel" w:hAnsi="Sahel" w:cs="Sahel" w:hint="cs"/>
-          <w:color w:val="000000" w:themeColor="text1"/>
-          <w:rtl/>
-        </w:rPr>
-        <w:t xml:space="preserve"> از گندم و گوسفندِ مردم می‌خوردند و شب‌ها در کوچه‌های سوخته </w:t>
+        <w:t xml:space="preserve">. از گندم و گوسفندِ مردم می‌خوردند و شب‌ها در کوچه‌های سوخته </w:t>
       </w:r>
       <w:r>
         <w:rPr>
@@ -5865,15 +5617,7 @@
           <w:color w:val="000000" w:themeColor="text1"/>
           <w:rtl/>
         </w:rPr>
-        <w:t>؛</w:t>
-      </w:r>
-      <w:r>
-        <w:rPr>
-          <w:rFonts w:ascii="Sahel" w:hAnsi="Sahel" w:cs="Sahel" w:hint="cs"/>
-          <w:color w:val="000000" w:themeColor="text1"/>
-          <w:rtl/>
-        </w:rPr>
-        <w:t xml:space="preserve"> ولی </w:t>
+        <w:t xml:space="preserve">؛ ولی </w:t>
       </w:r>
       <w:r>
         <w:rPr>
@@ -5909,15 +5653,7 @@
           <w:color w:val="000000" w:themeColor="text1"/>
           <w:rtl/>
         </w:rPr>
-        <w:t xml:space="preserve"> و</w:t>
-      </w:r>
-      <w:r>
-        <w:rPr>
-          <w:rFonts w:ascii="Sahel" w:hAnsi="Sahel" w:cs="Sahel" w:hint="cs"/>
-          <w:color w:val="000000" w:themeColor="text1"/>
-          <w:rtl/>
-        </w:rPr>
-        <w:t xml:space="preserve"> چشید و پرسید: «بهایش چند است؟» شیرین گفت: «یک سکه، سردار.» تیمور سکه‌ای پیشِ پایش انداخت؛ شیرین </w:t>
+        <w:t xml:space="preserve"> و چشید و پرسید: «بهایش چند است؟» شیرین گفت: «یک سکه، سردار.» تیمور سکه‌ای پیشِ پایش انداخت؛ شیرین </w:t>
       </w:r>
       <w:r>
         <w:rPr>
@@ -5953,15 +5689,7 @@
           <w:color w:val="000000" w:themeColor="text1"/>
           <w:rtl/>
         </w:rPr>
-        <w:t xml:space="preserve"> و</w:t>
-      </w:r>
-      <w:r>
-        <w:rPr>
-          <w:rFonts w:ascii="Sahel" w:hAnsi="Sahel" w:cs="Sahel" w:hint="cs"/>
-          <w:color w:val="000000" w:themeColor="text1"/>
-          <w:rtl/>
-        </w:rPr>
-        <w:t xml:space="preserve"> دستش را به سوی خمره </w:t>
+        <w:t xml:space="preserve"> و دستش را به سوی خمره </w:t>
       </w:r>
       <w:r>
         <w:rPr>
@@ -6069,15 +5797,7 @@
           <w:color w:val="000000" w:themeColor="text1"/>
           <w:rtl/>
         </w:rPr>
-        <w:t xml:space="preserve"> و</w:t>
-      </w:r>
-      <w:r>
-        <w:rPr>
-          <w:rFonts w:ascii="Sahel" w:hAnsi="Sahel" w:cs="Sahel" w:hint="cs"/>
-          <w:color w:val="000000" w:themeColor="text1"/>
-          <w:rtl/>
-        </w:rPr>
-        <w:t xml:space="preserve"> رقصیدند و خروشیدند. تیمور، مست، در تاس‌بازی اسبش را به یکی از سوارانش </w:t>
+        <w:t xml:space="preserve"> و رقصیدند و خروشیدند. تیمور، مست، در تاس‌بازی اسبش را به یکی از سوارانش </w:t>
       </w:r>
       <w:r>
         <w:rPr>
@@ -6105,51 +5825,15 @@
           <w:color w:val="000000" w:themeColor="text1"/>
           <w:rtl/>
         </w:rPr>
-        <w:t>ش</w:t>
-      </w:r>
-      <w:r>
-        <w:rPr>
-          <w:rFonts w:ascii="Sahel" w:hAnsi="Sahel" w:cs="Sahel" w:hint="cs"/>
-          <w:b/>
-          <w:bCs/>
-          <w:color w:val="000000" w:themeColor="text1"/>
-          <w:rtl/>
-        </w:rPr>
-        <w:t>ِ</w:t>
-      </w:r>
-      <w:r>
-        <w:rPr>
-          <w:rFonts w:ascii="Sahel" w:hAnsi="Sahel" w:cs="Sahel" w:hint="cs"/>
-          <w:b/>
-          <w:bCs/>
-          <w:color w:val="000000" w:themeColor="text1"/>
-          <w:rtl/>
-        </w:rPr>
-        <w:t>کیفت</w:t>
-      </w:r>
-      <w:r>
-        <w:rPr>
-          <w:rFonts w:ascii="Sahel" w:hAnsi="Sahel" w:cs="Sahel" w:hint="cs"/>
-          <w:color w:val="000000" w:themeColor="text1"/>
-          <w:rtl/>
-        </w:rPr>
-        <w:t xml:space="preserve"> تا آخرین سوار هم غنود؛ </w:t>
-      </w:r>
-      <w:r>
-        <w:rPr>
-          <w:rFonts w:ascii="Sahel" w:hAnsi="Sahel" w:cs="Sahel" w:hint="cs"/>
-          <w:color w:val="000000" w:themeColor="text1"/>
-          <w:rtl/>
-        </w:rPr>
-        <w:t xml:space="preserve">آن‌گاه </w:t>
-      </w:r>
-      <w:r>
-        <w:rPr>
-          <w:rFonts w:ascii="Sahel" w:hAnsi="Sahel" w:cs="Sahel" w:hint="cs"/>
-          <w:color w:val="000000" w:themeColor="text1"/>
-          <w:rtl/>
-        </w:rPr>
-        <w:t>بر سرِ تپه آتشی افروخت.</w:t>
+        <w:t>شِکیفت</w:t>
+      </w:r>
+      <w:r>
+        <w:rPr>
+          <w:rFonts w:ascii="Sahel" w:hAnsi="Sahel" w:cs="Sahel" w:hint="cs"/>
+          <w:color w:val="000000" w:themeColor="text1"/>
+          <w:rtl/>
+        </w:rPr>
+        <w:t xml:space="preserve"> تا آخرین سوار هم غنود؛ آن‌گاه بر سرِ تپه آتشی افروخت.</w:t>
       </w:r>
     </w:p>
     <w:p>
@@ -6239,39 +5923,7 @@
           <w:color w:val="000000" w:themeColor="text1"/>
           <w:rtl/>
         </w:rPr>
-        <w:t xml:space="preserve">در این میان سرمه، که با مردم از کوه آمده بود و جوِ اسب‌ها را از دور بوییده بود، به آخور رفت و شکمش را از جو انباشت. </w:t>
-      </w:r>
-      <w:r>
-        <w:rPr>
-          <w:rFonts w:ascii="Sahel" w:hAnsi="Sahel" w:cs="Sahel" w:hint="cs"/>
-          <w:color w:val="000000" w:themeColor="text1"/>
-          <w:rtl/>
-        </w:rPr>
-        <w:t xml:space="preserve">آن‌گاه </w:t>
-      </w:r>
-      <w:r>
-        <w:rPr>
-          <w:rFonts w:ascii="Sahel" w:hAnsi="Sahel" w:cs="Sahel" w:hint="cs"/>
-          <w:color w:val="000000" w:themeColor="text1"/>
-          <w:rtl/>
-        </w:rPr>
-        <w:t>درست کنارِ چادرِ تیمور ایستاد</w:t>
-      </w:r>
-      <w:r>
-        <w:rPr>
-          <w:rFonts w:ascii="Sahel" w:hAnsi="Sahel" w:cs="Sahel" w:hint="cs"/>
-          <w:color w:val="000000" w:themeColor="text1"/>
-          <w:rtl/>
-        </w:rPr>
-        <w:t xml:space="preserve"> و</w:t>
-      </w:r>
-      <w:r>
-        <w:rPr>
-          <w:rFonts w:ascii="Sahel" w:hAnsi="Sahel" w:cs="Sahel" w:hint="cs"/>
-          <w:color w:val="000000" w:themeColor="text1"/>
-          <w:rtl/>
-        </w:rPr>
-        <w:t xml:space="preserve"> </w:t>
+        <w:t xml:space="preserve">در این میان سرمه، که با مردم از کوه آمده بود و جوِ اسب‌ها را از دور بوییده بود، به آخور رفت و شکمش را از جو انباشت. آن‌گاه درست کنارِ چادرِ تیمور ایستاد و </w:t>
       </w:r>
       <w:r>
         <w:rPr>
@@ -6307,23 +5959,7 @@
           <w:color w:val="000000" w:themeColor="text1"/>
           <w:rtl/>
         </w:rPr>
-        <w:t xml:space="preserve"> و چنان بلند گوزید که اسب‌ها رمیدند و در تاریکی گریختند. تیمور از خواب جَست و شمشیرش را جُست؛ ولی شمشیر را یکی از جوانانِ ده ربوده بود. سواری که پایش بر س</w:t>
-      </w:r>
-      <w:r>
-        <w:rPr>
-          <w:rFonts w:ascii="Sahel" w:hAnsi="Sahel" w:cs="Sahel" w:hint="cs"/>
-          <w:color w:val="000000" w:themeColor="text1"/>
-          <w:rtl/>
-        </w:rPr>
-        <w:t>َ</w:t>
-      </w:r>
-      <w:r>
-        <w:rPr>
-          <w:rFonts w:ascii="Sahel" w:hAnsi="Sahel" w:cs="Sahel" w:hint="cs"/>
-          <w:color w:val="000000" w:themeColor="text1"/>
-          <w:rtl/>
-        </w:rPr>
-        <w:t xml:space="preserve">رگینِ سرمه سُرید و به پشت افتاد، غرید: «این خرِ گوزو ما را </w:t>
+        <w:t xml:space="preserve"> و چنان بلند گوزید که اسب‌ها رمیدند و در تاریکی گریختند. تیمور از خواب جَست و شمشیرش را جُست؛ ولی شمشیر را یکی از جوانانِ ده ربوده بود. سواری که پایش بر سَرگینِ سرمه سُرید و به پشت افتاد، غرید: «این خرِ گوزو ما را </w:t>
       </w:r>
       <w:r>
         <w:rPr>
@@ -6456,39 +6092,7 @@
           <w:color w:val="000000" w:themeColor="text1"/>
           <w:rtl/>
         </w:rPr>
-        <w:t xml:space="preserve"> و هیچ‌یک نیار</w:t>
-      </w:r>
-      <w:r>
-        <w:rPr>
-          <w:rFonts w:ascii="Sahel" w:hAnsi="Sahel" w:cs="Sahel" w:hint="cs"/>
-          <w:color w:val="000000" w:themeColor="text1"/>
-          <w:rtl/>
-        </w:rPr>
-        <w:t>ِ</w:t>
-      </w:r>
-      <w:r>
-        <w:rPr>
-          <w:rFonts w:ascii="Sahel" w:hAnsi="Sahel" w:cs="Sahel" w:hint="cs"/>
-          <w:color w:val="000000" w:themeColor="text1"/>
-          <w:rtl/>
-        </w:rPr>
-        <w:t>ست بماند. تیمور، کور و لنگان و بی‌اسب، به شهر گریخت</w:t>
-      </w:r>
-      <w:r>
-        <w:rPr>
-          <w:rFonts w:ascii="Sahel" w:hAnsi="Sahel" w:cs="Sahel" w:hint="cs"/>
-          <w:color w:val="000000" w:themeColor="text1"/>
-          <w:rtl/>
-        </w:rPr>
-        <w:t>.</w:t>
-      </w:r>
-      <w:r>
-        <w:rPr>
-          <w:rFonts w:ascii="Sahel" w:hAnsi="Sahel" w:cs="Sahel" w:hint="cs"/>
-          <w:color w:val="000000" w:themeColor="text1"/>
-          <w:rtl/>
-        </w:rPr>
-        <w:t xml:space="preserve"> آن شب هم اسبش را باخته بود، هم شمشیرش را، هم آبرویش را. مردمِ سپیدار از چنگِ او </w:t>
+        <w:t xml:space="preserve"> و هیچ‌یک نیارِست بماند. تیمور، کور و لنگان و بی‌اسب، به شهر گریخت. آن شب هم اسبش را باخته بود، هم شمشیرش را، هم آبرویش را. مردمِ سپیدار از چنگِ او </w:t>
       </w:r>
       <w:r>
         <w:rPr>
@@ -6615,23 +6219,7 @@
           <w:color w:val="000000" w:themeColor="text1"/>
           <w:rtl/>
         </w:rPr>
-        <w:t xml:space="preserve">. </w:t>
-      </w:r>
-      <w:r>
-        <w:rPr>
-          <w:rFonts w:ascii="Sahel" w:hAnsi="Sahel" w:cs="Sahel" w:hint="cs"/>
-          <w:color w:val="000000" w:themeColor="text1"/>
-          <w:rtl/>
-        </w:rPr>
-        <w:t xml:space="preserve">آن‌گاه </w:t>
-      </w:r>
-      <w:r>
-        <w:rPr>
-          <w:rFonts w:ascii="Sahel" w:hAnsi="Sahel" w:cs="Sahel" w:hint="cs"/>
-          <w:color w:val="000000" w:themeColor="text1"/>
-          <w:rtl/>
-        </w:rPr>
-        <w:t xml:space="preserve">نامه را </w:t>
+        <w:t xml:space="preserve">. آن‌گاه نامه را </w:t>
       </w:r>
       <w:r>
         <w:rPr>
@@ -6649,23 +6237,7 @@
           <w:color w:val="000000" w:themeColor="text1"/>
           <w:rtl/>
         </w:rPr>
-        <w:t>. مامِ زرین نوشته بود: «بهمن، تو را با شیرِ خود پروردم و به تو آموختم که با مردم مهربان باشی. اکنون می‌شنوم که د</w:t>
-      </w:r>
-      <w:r>
-        <w:rPr>
-          <w:rFonts w:ascii="Sahel" w:hAnsi="Sahel" w:cs="Sahel" w:hint="cs"/>
-          <w:color w:val="000000" w:themeColor="text1"/>
-          <w:rtl/>
-        </w:rPr>
-        <w:t>ِ</w:t>
-      </w:r>
-      <w:r>
-        <w:rPr>
-          <w:rFonts w:ascii="Sahel" w:hAnsi="Sahel" w:cs="Sahel" w:hint="cs"/>
-          <w:color w:val="000000" w:themeColor="text1"/>
-          <w:rtl/>
-        </w:rPr>
-        <w:t>ه‌ها را می‌چاپی. اگر هنوز مرا دایهٔ خود می‌دانی، هرچه از سپیدار برده‌ای به مردمش بسپار و بهای خانه‌های سوخته را بپرداز؛ وگرنه دیگر مرا دایهٔ خود مدان.»</w:t>
+        <w:t>. مامِ زرین نوشته بود: «بهمن، تو را با شیرِ خود پروردم و به تو آموختم که با مردم مهربان باشی. اکنون می‌شنوم که دِه‌ها را می‌چاپی. اگر هنوز مرا دایهٔ خود می‌دانی، هرچه از سپیدار برده‌ای به مردمش بسپار و بهای خانه‌های سوخته را بپرداز؛ وگرنه دیگر مرا دایهٔ خود مدان.»</w:t>
       </w:r>
     </w:p>
     <w:p>
@@ -6683,39 +6255,7 @@
           <w:color w:val="000000" w:themeColor="text1"/>
           <w:rtl/>
         </w:rPr>
-        <w:t xml:space="preserve">خان، با همهٔ آزش، هرگاه دایه‌اش را می‌دید، دستش را می‌بوسید. نامه را چند بار خواند و تا شب چیزی نگفت. </w:t>
-      </w:r>
-      <w:r>
-        <w:rPr>
-          <w:rFonts w:ascii="Sahel" w:hAnsi="Sahel" w:cs="Sahel" w:hint="cs"/>
-          <w:color w:val="000000" w:themeColor="text1"/>
-          <w:rtl/>
-        </w:rPr>
-        <w:t xml:space="preserve">آن‌گاه </w:t>
-      </w:r>
-      <w:r>
-        <w:rPr>
-          <w:rFonts w:ascii="Sahel" w:hAnsi="Sahel" w:cs="Sahel" w:hint="cs"/>
-          <w:color w:val="000000" w:themeColor="text1"/>
-          <w:rtl/>
-        </w:rPr>
-        <w:t>فرمود هرچه از سپیدار برده بودند، به مردمش بسپارند</w:t>
-      </w:r>
-      <w:r>
-        <w:rPr>
-          <w:rFonts w:ascii="Sahel" w:hAnsi="Sahel" w:cs="Sahel" w:hint="cs"/>
-          <w:color w:val="000000" w:themeColor="text1"/>
-          <w:rtl/>
-        </w:rPr>
-        <w:t>.</w:t>
-      </w:r>
-      <w:r>
-        <w:rPr>
-          <w:rFonts w:ascii="Sahel" w:hAnsi="Sahel" w:cs="Sahel" w:hint="cs"/>
-          <w:color w:val="000000" w:themeColor="text1"/>
-          <w:rtl/>
-        </w:rPr>
-        <w:t xml:space="preserve"> بهای خانه‌های سوخته را از گنجِ خود </w:t>
+        <w:t xml:space="preserve">خان، با همهٔ آزش، هرگاه دایه‌اش را می‌دید، دستش را می‌بوسید. نامه را چند بار خواند و تا شب چیزی نگفت. آن‌گاه فرمود هرچه از سپیدار برده بودند، به مردمش بسپارند. بهای خانه‌های سوخته را از گنجِ خود </w:t>
       </w:r>
       <w:r>
         <w:rPr>
@@ -6733,23 +6273,7 @@
           <w:color w:val="000000" w:themeColor="text1"/>
           <w:rtl/>
         </w:rPr>
-        <w:t xml:space="preserve"> و از باجِ آن د</w:t>
-      </w:r>
-      <w:r>
-        <w:rPr>
-          <w:rFonts w:ascii="Sahel" w:hAnsi="Sahel" w:cs="Sahel" w:hint="cs"/>
-          <w:color w:val="000000" w:themeColor="text1"/>
-          <w:rtl/>
-        </w:rPr>
-        <w:t>ِ</w:t>
-      </w:r>
-      <w:r>
-        <w:rPr>
-          <w:rFonts w:ascii="Sahel" w:hAnsi="Sahel" w:cs="Sahel" w:hint="cs"/>
-          <w:color w:val="000000" w:themeColor="text1"/>
-          <w:rtl/>
-        </w:rPr>
-        <w:t>ه کاست.</w:t>
+        <w:t xml:space="preserve"> و از باجِ آن دِه کاست.</w:t>
       </w:r>
     </w:p>
     <w:p>
@@ -6823,15 +6347,7 @@
           <w:color w:val="000000" w:themeColor="text1"/>
           <w:rtl/>
         </w:rPr>
-        <w:t xml:space="preserve"> و</w:t>
-      </w:r>
-      <w:r>
-        <w:rPr>
-          <w:rFonts w:ascii="Sahel" w:hAnsi="Sahel" w:cs="Sahel" w:hint="cs"/>
-          <w:color w:val="000000" w:themeColor="text1"/>
-          <w:rtl/>
-        </w:rPr>
-        <w:t xml:space="preserve"> دوده را از دیوارها </w:t>
+        <w:t xml:space="preserve"> و دوده را از دیوارها </w:t>
       </w:r>
       <w:r>
         <w:rPr>
@@ -6913,27 +6429,7 @@
           <w:color w:val="000000" w:themeColor="text1"/>
           <w:rtl/>
         </w:rPr>
-        <w:t>ر</w:t>
-      </w:r>
-      <w:r>
-        <w:rPr>
-          <w:rFonts w:ascii="Sahel" w:hAnsi="Sahel" w:cs="Sahel" w:hint="cs"/>
-          <w:b/>
-          <w:bCs/>
-          <w:color w:val="000000" w:themeColor="text1"/>
-          <w:rtl/>
-        </w:rPr>
-        <w:t>َ</w:t>
-      </w:r>
-      <w:r>
-        <w:rPr>
-          <w:rFonts w:ascii="Sahel" w:hAnsi="Sahel" w:cs="Sahel" w:hint="cs"/>
-          <w:b/>
-          <w:bCs/>
-          <w:color w:val="000000" w:themeColor="text1"/>
-          <w:rtl/>
-        </w:rPr>
-        <w:t>ندید</w:t>
+        <w:t>رَندید</w:t>
       </w:r>
       <w:r>
         <w:rPr>
@@ -7066,23 +6562,7 @@
           <w:color w:val="000000" w:themeColor="text1"/>
           <w:rtl/>
         </w:rPr>
-        <w:t>تابستان، چون گندم را درودند، مردم د</w:t>
-      </w:r>
-      <w:r>
-        <w:rPr>
-          <w:rFonts w:ascii="Sahel" w:hAnsi="Sahel" w:cs="Sahel" w:hint="cs"/>
-          <w:color w:val="000000" w:themeColor="text1"/>
-          <w:rtl/>
-        </w:rPr>
-        <w:t>ِ</w:t>
-      </w:r>
-      <w:r>
-        <w:rPr>
-          <w:rFonts w:ascii="Sahel" w:hAnsi="Sahel" w:cs="Sahel" w:hint="cs"/>
-          <w:color w:val="000000" w:themeColor="text1"/>
-          <w:rtl/>
-        </w:rPr>
-        <w:t xml:space="preserve">ه را برای جشن </w:t>
+        <w:t xml:space="preserve">تابستان، چون گندم را درودند، مردم دِه را برای جشن </w:t>
       </w:r>
       <w:r>
         <w:rPr>
@@ -7118,23 +6598,7 @@
           <w:color w:val="000000" w:themeColor="text1"/>
           <w:rtl/>
         </w:rPr>
-        <w:t>. داراب نی نواخت</w:t>
-      </w:r>
-      <w:r>
-        <w:rPr>
-          <w:rFonts w:ascii="Sahel" w:hAnsi="Sahel" w:cs="Sahel" w:hint="cs"/>
-          <w:color w:val="000000" w:themeColor="text1"/>
-          <w:rtl/>
-        </w:rPr>
-        <w:t xml:space="preserve"> و</w:t>
-      </w:r>
-      <w:r>
-        <w:rPr>
-          <w:rFonts w:ascii="Sahel" w:hAnsi="Sahel" w:cs="Sahel" w:hint="cs"/>
-          <w:color w:val="000000" w:themeColor="text1"/>
-          <w:rtl/>
-        </w:rPr>
-        <w:t xml:space="preserve"> پیرمردان خواندند و جوانان رقصیدند. پلنگ گردِ دیگ‌ها می‌پلکید و استخوانی را که از دیگ ربوده بود، درسته بلعید. سرمه در گوشه‌ای جو می‌خایید و گهگاه می‌گوزید، و کودکان او را «پهلوانِ آن شب» می‌نامیدند.</w:t>
+        <w:t xml:space="preserve">. داراب نی نواخت و پیرمردان خواندند و جوانان رقصیدند. پلنگ گردِ دیگ‌ها می‌پلکید و استخوانی را که از دیگ ربوده بود، درسته بلعید. سرمه در گوشه‌ای جو می‌خایید و گهگاه می‌گوزید، و کودکان او را «پهلوانِ آن شب» می‌نامیدند.</w:t>
       </w:r>
     </w:p>
     <w:p>
@@ -7234,27 +6698,7 @@
           <w:color w:val="000000" w:themeColor="text1"/>
           <w:rtl/>
         </w:rPr>
-        <w:t>س</w:t>
-      </w:r>
-      <w:r>
-        <w:rPr>
-          <w:rFonts w:ascii="Sahel" w:hAnsi="Sahel" w:cs="Sahel" w:hint="cs"/>
-          <w:b/>
-          <w:bCs/>
-          <w:color w:val="000000" w:themeColor="text1"/>
-          <w:rtl/>
-        </w:rPr>
-        <w:t>ُ</w:t>
-      </w:r>
-      <w:r>
-        <w:rPr>
-          <w:rFonts w:ascii="Sahel" w:hAnsi="Sahel" w:cs="Sahel" w:hint="cs"/>
-          <w:b/>
-          <w:bCs/>
-          <w:color w:val="000000" w:themeColor="text1"/>
-          <w:rtl/>
-        </w:rPr>
-        <w:t>فته بود</w:t>
+        <w:t>سُفته بود</w:t>
       </w:r>
       <w:r>
         <w:rPr>
@@ -7366,6 +6810,7 @@
           <w:color w:val="000000" w:themeColor="text1"/>
         </w:rPr>
       </w:pPr>
+      <w:bookmarkStart w:id="101" w:name="verbs"/>
       <w:r>
         <w:rPr>
           <w:rFonts w:ascii="Sahel" w:hAnsi="Sahel" w:cs="Sahel" w:hint="cs"/>
@@ -7373,16 +6818,9 @@
           <w:rtl/>
         </w:rPr>
         <w:lastRenderedPageBreak/>
-        <w:t xml:space="preserve">جدولِ </w:t>
-      </w:r>
-      <w:r>
-        <w:rPr>
-          <w:rFonts w:ascii="Sahel" w:hAnsi="Sahel" w:cs="Sahel" w:hint="cs"/>
-          <w:color w:val="000000" w:themeColor="text1"/>
-          <w:rtl/>
-        </w:rPr>
-        <w:t>فعل‌ها</w:t>
-      </w:r>
+        <w:t xml:space="preserve">جدولِ فعل‌ها</w:t>
+      </w:r>
+      <w:bookmarkEnd w:id="101"/>
     </w:p>
     <w:p>
       <w:pPr>
@@ -7399,47 +6837,7 @@
           <w:color w:val="000000" w:themeColor="text1"/>
           <w:rtl/>
         </w:rPr>
-        <w:t xml:space="preserve">هر ۲۷۷ مصدرِ فهرست به ترتیبِ </w:t>
-      </w:r>
-      <w:r>
-        <w:rPr>
-          <w:rFonts w:ascii="Sahel" w:hAnsi="Sahel" w:cs="Sahel" w:hint="cs"/>
-          <w:color w:val="000000" w:themeColor="text1"/>
-          <w:rtl/>
-        </w:rPr>
-        <w:t>الفبا</w:t>
-      </w:r>
-      <w:r>
-        <w:rPr>
-          <w:rFonts w:ascii="Sahel" w:hAnsi="Sahel" w:cs="Sahel" w:hint="cs"/>
-          <w:color w:val="000000" w:themeColor="text1"/>
-          <w:rtl/>
-        </w:rPr>
-        <w:t xml:space="preserve"> آمده است</w:t>
-      </w:r>
-      <w:r>
-        <w:rPr>
-          <w:rFonts w:ascii="Sahel" w:hAnsi="Sahel" w:cs="Sahel" w:hint="cs"/>
-          <w:color w:val="000000" w:themeColor="text1"/>
-          <w:rtl/>
-        </w:rPr>
-        <w:t>؛</w:t>
-      </w:r>
-      <w:r>
-        <w:rPr>
-          <w:rFonts w:ascii="Sahel" w:hAnsi="Sahel" w:cs="Sahel" w:hint="cs"/>
-          <w:color w:val="000000" w:themeColor="text1"/>
-          <w:rtl/>
-        </w:rPr>
-        <w:t xml:space="preserve"> با صورتی که در قصه پررنگ است و فعلِ مرکبی که جایش می‌نشیند.</w:t>
-      </w:r>
-      <w:r>
-        <w:rPr>
-          <w:rFonts w:ascii="Sahel" w:hAnsi="Sahel" w:cs="Sahel" w:hint="cs"/>
-          <w:color w:val="000000" w:themeColor="text1"/>
-          <w:rtl/>
-        </w:rPr>
-        <w:t xml:space="preserve"> مصدر بنِ گذشته را می‌نماید و امر بنِ حال را: امر همان «بِ» با بنِ حال است و در فعل‌هایی که با «ا» یا «آ» می‌آغازند «ب» و «ی» می‌آید (انداختن </w:t>
+        <w:t xml:space="preserve">هر ۲۷۷ مصدرِ فهرست به ترتیبِ الفبا آمده است، با صورتی که در قصه پررنگ است و فعلِ مرکبی که جایش می‌نشیند. مصدر بنِ گذشته را می‌نماید و امر بنِ حال را. امر همان «بِ» با بنِ حال است و در فعل‌هایی که با «ا» یا «آ» می‌آغازد، «ب» و «ی» می‌آید: انداختن </w:t>
       </w:r>
       <w:r>
         <w:rPr>
@@ -7455,7 +6853,7 @@
           <w:color w:val="000000" w:themeColor="text1"/>
           <w:rtl/>
         </w:rPr>
-        <w:t xml:space="preserve"> بینداز، آموختن </w:t>
+        <w:t xml:space="preserve"> بینداز و آموختن </w:t>
       </w:r>
       <w:r>
         <w:rPr>
@@ -7471,7 +6869,7 @@
           <w:color w:val="000000" w:themeColor="text1"/>
           <w:rtl/>
         </w:rPr>
-        <w:t xml:space="preserve"> بیاموز). حال را نیز از همین بن می‌سازیم: «می» + بن + شناسه (بیندیش </w:t>
+        <w:t xml:space="preserve"> بیاموز. حال را نیز از همین بن می‌سازیم: «می» + بن + شناسه، مانند بیندیش </w:t>
       </w:r>
       <w:r>
         <w:rPr>
@@ -7487,7 +6885,7 @@
           <w:color w:val="000000" w:themeColor="text1"/>
           <w:rtl/>
         </w:rPr>
-        <w:t xml:space="preserve"> می‌اندیشم، می‌اندیشی، می‌اندیشد).</w:t>
+        <w:t xml:space="preserve"> می‌اندیشم و می‌اندیشی و می‌اندیشد.</w:t>
       </w:r>
     </w:p>
     <w:tbl>
@@ -7538,7 +6936,7 @@
                 <w:color w:val="000000" w:themeColor="text1"/>
                 <w:rtl/>
               </w:rPr>
-              <w:t>به جای این فعل‌های مرکب (یا معنا)</w:t>
+              <w:t>به‌جای این فعل‌های مرکب (یا معنا)</w:t>
             </w:r>
           </w:p>
         </w:tc>
@@ -7658,39 +7056,7 @@
                 <w:color w:val="000000" w:themeColor="text1"/>
                 <w:rtl/>
               </w:rPr>
-              <w:t>تزئین</w:t>
-            </w:r>
-            <w:r>
-              <w:rPr>
-                <w:rFonts w:ascii="Sahel" w:hAnsi="Sahel" w:cs="Sahel" w:hint="cs"/>
-                <w:color w:val="000000" w:themeColor="text1"/>
-                <w:rtl/>
-              </w:rPr>
-              <w:t>‌</w:t>
-            </w:r>
-            <w:r>
-              <w:rPr>
-                <w:rFonts w:ascii="Sahel" w:hAnsi="Sahel" w:cs="Sahel" w:hint="cs"/>
-                <w:color w:val="000000" w:themeColor="text1"/>
-                <w:rtl/>
-              </w:rPr>
-              <w:t>کردن، آرایش</w:t>
-            </w:r>
-            <w:r>
-              <w:rPr>
-                <w:rFonts w:ascii="Sahel" w:hAnsi="Sahel" w:cs="Sahel" w:hint="cs"/>
-                <w:color w:val="000000" w:themeColor="text1"/>
-                <w:rtl/>
-              </w:rPr>
-              <w:t>‌</w:t>
-            </w:r>
-            <w:r>
-              <w:rPr>
-                <w:rFonts w:ascii="Sahel" w:hAnsi="Sahel" w:cs="Sahel" w:hint="cs"/>
-                <w:color w:val="000000" w:themeColor="text1"/>
-                <w:rtl/>
-              </w:rPr>
-              <w:t>دادن</w:t>
+              <w:t>تزئین‌کردن، آرایش‌دادن</w:t>
             </w:r>
           </w:p>
         </w:tc>
@@ -7809,23 +7175,7 @@
                 <w:color w:val="000000" w:themeColor="text1"/>
                 <w:rtl/>
               </w:rPr>
-              <w:t>آرام</w:t>
-            </w:r>
-            <w:r>
-              <w:rPr>
-                <w:rFonts w:ascii="Sahel" w:hAnsi="Sahel" w:cs="Sahel" w:hint="cs"/>
-                <w:color w:val="000000" w:themeColor="text1"/>
-                <w:rtl/>
-              </w:rPr>
-              <w:t>‌</w:t>
-            </w:r>
-            <w:r>
-              <w:rPr>
-                <w:rFonts w:ascii="Sahel" w:hAnsi="Sahel" w:cs="Sahel" w:hint="cs"/>
-                <w:color w:val="000000" w:themeColor="text1"/>
-                <w:rtl/>
-              </w:rPr>
-              <w:t>گرفتن</w:t>
+              <w:t>آرام‌گرفتن</w:t>
             </w:r>
           </w:p>
         </w:tc>
@@ -7944,23 +7294,7 @@
                 <w:color w:val="000000" w:themeColor="text1"/>
                 <w:rtl/>
               </w:rPr>
-              <w:t>آزاردادن، اذیت</w:t>
-            </w:r>
-            <w:r>
-              <w:rPr>
-                <w:rFonts w:ascii="Sahel" w:hAnsi="Sahel" w:cs="Sahel" w:hint="cs"/>
-                <w:color w:val="000000" w:themeColor="text1"/>
-                <w:rtl/>
-              </w:rPr>
-              <w:t>‌</w:t>
-            </w:r>
-            <w:r>
-              <w:rPr>
-                <w:rFonts w:ascii="Sahel" w:hAnsi="Sahel" w:cs="Sahel" w:hint="cs"/>
-                <w:color w:val="000000" w:themeColor="text1"/>
-                <w:rtl/>
-              </w:rPr>
-              <w:t>کردن</w:t>
+              <w:t>آزاردادن، اذیت‌کردن</w:t>
             </w:r>
           </w:p>
         </w:tc>
@@ -8079,39 +7413,7 @@
                 <w:color w:val="000000" w:themeColor="text1"/>
                 <w:rtl/>
               </w:rPr>
-              <w:t>امتحان</w:t>
-            </w:r>
-            <w:r>
-              <w:rPr>
-                <w:rFonts w:ascii="Sahel" w:hAnsi="Sahel" w:cs="Sahel" w:hint="cs"/>
-                <w:color w:val="000000" w:themeColor="text1"/>
-                <w:rtl/>
-              </w:rPr>
-              <w:t>‌</w:t>
-            </w:r>
-            <w:r>
-              <w:rPr>
-                <w:rFonts w:ascii="Sahel" w:hAnsi="Sahel" w:cs="Sahel" w:hint="cs"/>
-                <w:color w:val="000000" w:themeColor="text1"/>
-                <w:rtl/>
-              </w:rPr>
-              <w:t>کردن، آزمایش</w:t>
-            </w:r>
-            <w:r>
-              <w:rPr>
-                <w:rFonts w:ascii="Sahel" w:hAnsi="Sahel" w:cs="Sahel" w:hint="cs"/>
-                <w:color w:val="000000" w:themeColor="text1"/>
-                <w:rtl/>
-              </w:rPr>
-              <w:t>‌</w:t>
-            </w:r>
-            <w:r>
-              <w:rPr>
-                <w:rFonts w:ascii="Sahel" w:hAnsi="Sahel" w:cs="Sahel" w:hint="cs"/>
-                <w:color w:val="000000" w:themeColor="text1"/>
-                <w:rtl/>
-              </w:rPr>
-              <w:t>کردن</w:t>
+              <w:t>امتحان‌کردن، آزمایش‌کردن</w:t>
             </w:r>
           </w:p>
         </w:tc>
@@ -8230,23 +7532,7 @@
                 <w:color w:val="000000" w:themeColor="text1"/>
                 <w:rtl/>
               </w:rPr>
-              <w:t>استراحت</w:t>
-            </w:r>
-            <w:r>
-              <w:rPr>
-                <w:rFonts w:ascii="Sahel" w:hAnsi="Sahel" w:cs="Sahel" w:hint="cs"/>
-                <w:color w:val="000000" w:themeColor="text1"/>
-                <w:rtl/>
-              </w:rPr>
-              <w:t>‌</w:t>
-            </w:r>
-            <w:r>
-              <w:rPr>
-                <w:rFonts w:ascii="Sahel" w:hAnsi="Sahel" w:cs="Sahel" w:hint="cs"/>
-                <w:color w:val="000000" w:themeColor="text1"/>
-                <w:rtl/>
-              </w:rPr>
-              <w:t>کردن</w:t>
+              <w:t>استراحت‌کردن</w:t>
             </w:r>
           </w:p>
         </w:tc>
@@ -8365,23 +7651,7 @@
                 <w:color w:val="000000" w:themeColor="text1"/>
                 <w:rtl/>
               </w:rPr>
-              <w:t>(آب) نوشیدن، میل</w:t>
-            </w:r>
-            <w:r>
-              <w:rPr>
-                <w:rFonts w:ascii="Sahel" w:hAnsi="Sahel" w:cs="Sahel" w:hint="cs"/>
-                <w:color w:val="000000" w:themeColor="text1"/>
-                <w:rtl/>
-              </w:rPr>
-              <w:t>‌</w:t>
-            </w:r>
-            <w:r>
-              <w:rPr>
-                <w:rFonts w:ascii="Sahel" w:hAnsi="Sahel" w:cs="Sahel" w:hint="cs"/>
-                <w:color w:val="000000" w:themeColor="text1"/>
-                <w:rtl/>
-              </w:rPr>
-              <w:t>کردن</w:t>
+              <w:t>(آب) نوشیدن، میل‌کردن</w:t>
             </w:r>
           </w:p>
         </w:tc>
@@ -8500,71 +7770,7 @@
                 <w:color w:val="000000" w:themeColor="text1"/>
                 <w:rtl/>
               </w:rPr>
-              <w:t>آشفته</w:t>
-            </w:r>
-            <w:r>
-              <w:rPr>
-                <w:rFonts w:ascii="Sahel" w:hAnsi="Sahel" w:cs="Sahel" w:hint="cs"/>
-                <w:color w:val="000000" w:themeColor="text1"/>
-                <w:rtl/>
-              </w:rPr>
-              <w:t>‌</w:t>
-            </w:r>
-            <w:r>
-              <w:rPr>
-                <w:rFonts w:ascii="Sahel" w:hAnsi="Sahel" w:cs="Sahel" w:hint="cs"/>
-                <w:color w:val="000000" w:themeColor="text1"/>
-                <w:rtl/>
-              </w:rPr>
-              <w:t>شدن، به</w:t>
-            </w:r>
-            <w:r>
-              <w:rPr>
-                <w:rFonts w:ascii="Sahel" w:hAnsi="Sahel" w:cs="Sahel" w:hint="cs"/>
-                <w:color w:val="000000" w:themeColor="text1"/>
-                <w:rtl/>
-              </w:rPr>
-              <w:t>‌</w:t>
-            </w:r>
-            <w:r>
-              <w:rPr>
-                <w:rFonts w:ascii="Sahel" w:hAnsi="Sahel" w:cs="Sahel" w:hint="cs"/>
-                <w:color w:val="000000" w:themeColor="text1"/>
-                <w:rtl/>
-              </w:rPr>
-              <w:t>هم</w:t>
-            </w:r>
-            <w:r>
-              <w:rPr>
-                <w:rFonts w:ascii="Sahel" w:hAnsi="Sahel" w:cs="Sahel" w:hint="cs"/>
-                <w:color w:val="000000" w:themeColor="text1"/>
-                <w:rtl/>
-              </w:rPr>
-              <w:t>‌</w:t>
-            </w:r>
-            <w:r>
-              <w:rPr>
-                <w:rFonts w:ascii="Sahel" w:hAnsi="Sahel" w:cs="Sahel" w:hint="cs"/>
-                <w:color w:val="000000" w:themeColor="text1"/>
-                <w:rtl/>
-              </w:rPr>
-              <w:t>ریختن، عصبانی</w:t>
-            </w:r>
-            <w:r>
-              <w:rPr>
-                <w:rFonts w:ascii="Sahel" w:hAnsi="Sahel" w:cs="Sahel" w:hint="cs"/>
-                <w:color w:val="000000" w:themeColor="text1"/>
-                <w:rtl/>
-              </w:rPr>
-              <w:t>‌</w:t>
-            </w:r>
-            <w:r>
-              <w:rPr>
-                <w:rFonts w:ascii="Sahel" w:hAnsi="Sahel" w:cs="Sahel" w:hint="cs"/>
-                <w:color w:val="000000" w:themeColor="text1"/>
-                <w:rtl/>
-              </w:rPr>
-              <w:t>شدن</w:t>
+              <w:t>آشفته‌شدن، به‌هم‌ریختن، عصبانی‌شدن</w:t>
             </w:r>
           </w:p>
         </w:tc>
@@ -8683,23 +7889,7 @@
                 <w:color w:val="000000" w:themeColor="text1"/>
                 <w:rtl/>
               </w:rPr>
-              <w:t>شروع</w:t>
-            </w:r>
-            <w:r>
-              <w:rPr>
-                <w:rFonts w:ascii="Sahel" w:hAnsi="Sahel" w:cs="Sahel" w:hint="cs"/>
-                <w:color w:val="000000" w:themeColor="text1"/>
-                <w:rtl/>
-              </w:rPr>
-              <w:t>‌</w:t>
-            </w:r>
-            <w:r>
-              <w:rPr>
-                <w:rFonts w:ascii="Sahel" w:hAnsi="Sahel" w:cs="Sahel" w:hint="cs"/>
-                <w:color w:val="000000" w:themeColor="text1"/>
-                <w:rtl/>
-              </w:rPr>
-              <w:t>کردن</w:t>
+              <w:t>شروع‌کردن</w:t>
             </w:r>
           </w:p>
         </w:tc>
@@ -8818,39 +8008,7 @@
                 <w:color w:val="000000" w:themeColor="text1"/>
                 <w:rtl/>
               </w:rPr>
-              <w:t>آغشته</w:t>
-            </w:r>
-            <w:r>
-              <w:rPr>
-                <w:rFonts w:ascii="Sahel" w:hAnsi="Sahel" w:cs="Sahel" w:hint="cs"/>
-                <w:color w:val="000000" w:themeColor="text1"/>
-                <w:rtl/>
-              </w:rPr>
-              <w:t>‌</w:t>
-            </w:r>
-            <w:r>
-              <w:rPr>
-                <w:rFonts w:ascii="Sahel" w:hAnsi="Sahel" w:cs="Sahel" w:hint="cs"/>
-                <w:color w:val="000000" w:themeColor="text1"/>
-                <w:rtl/>
-              </w:rPr>
-              <w:t>کردن، آلوده</w:t>
-            </w:r>
-            <w:r>
-              <w:rPr>
-                <w:rFonts w:ascii="Sahel" w:hAnsi="Sahel" w:cs="Sahel" w:hint="cs"/>
-                <w:color w:val="000000" w:themeColor="text1"/>
-                <w:rtl/>
-              </w:rPr>
-              <w:t>‌</w:t>
-            </w:r>
-            <w:r>
-              <w:rPr>
-                <w:rFonts w:ascii="Sahel" w:hAnsi="Sahel" w:cs="Sahel" w:hint="cs"/>
-                <w:color w:val="000000" w:themeColor="text1"/>
-                <w:rtl/>
-              </w:rPr>
-              <w:t>کردن</w:t>
+              <w:t>آغشته‌کردن، آلوده‌کردن</w:t>
             </w:r>
           </w:p>
         </w:tc>
@@ -8969,23 +8127,7 @@
                 <w:color w:val="000000" w:themeColor="text1"/>
                 <w:rtl/>
               </w:rPr>
-              <w:t>خلق</w:t>
-            </w:r>
-            <w:r>
-              <w:rPr>
-                <w:rFonts w:ascii="Sahel" w:hAnsi="Sahel" w:cs="Sahel" w:hint="cs"/>
-                <w:color w:val="000000" w:themeColor="text1"/>
-                <w:rtl/>
-              </w:rPr>
-              <w:t>‌</w:t>
-            </w:r>
-            <w:r>
-              <w:rPr>
-                <w:rFonts w:ascii="Sahel" w:hAnsi="Sahel" w:cs="Sahel" w:hint="cs"/>
-                <w:color w:val="000000" w:themeColor="text1"/>
-                <w:rtl/>
-              </w:rPr>
-              <w:t>کردن</w:t>
+              <w:t>خلق‌کردن</w:t>
             </w:r>
           </w:p>
         </w:tc>
@@ -9104,23 +8246,7 @@
                 <w:color w:val="000000" w:themeColor="text1"/>
                 <w:rtl/>
               </w:rPr>
-              <w:t>پ</w:t>
-            </w:r>
-            <w:r>
-              <w:rPr>
-                <w:rFonts w:ascii="Sahel" w:hAnsi="Sahel" w:cs="Sahel" w:hint="cs"/>
-                <w:color w:val="000000" w:themeColor="text1"/>
-                <w:rtl/>
-              </w:rPr>
-              <w:t>ُ</w:t>
-            </w:r>
-            <w:r>
-              <w:rPr>
-                <w:rFonts w:ascii="Sahel" w:hAnsi="Sahel" w:cs="Sahel" w:hint="cs"/>
-                <w:color w:val="000000" w:themeColor="text1"/>
-                <w:rtl/>
-              </w:rPr>
-              <w:t>رکردن</w:t>
+              <w:t>پُرکردن</w:t>
             </w:r>
           </w:p>
         </w:tc>
@@ -9239,39 +8365,7 @@
                 <w:color w:val="000000" w:themeColor="text1"/>
                 <w:rtl/>
               </w:rPr>
-              <w:t>آلوده</w:t>
-            </w:r>
-            <w:r>
-              <w:rPr>
-                <w:rFonts w:ascii="Sahel" w:hAnsi="Sahel" w:cs="Sahel" w:hint="cs"/>
-                <w:color w:val="000000" w:themeColor="text1"/>
-                <w:rtl/>
-              </w:rPr>
-              <w:t>‌</w:t>
-            </w:r>
-            <w:r>
-              <w:rPr>
-                <w:rFonts w:ascii="Sahel" w:hAnsi="Sahel" w:cs="Sahel" w:hint="cs"/>
-                <w:color w:val="000000" w:themeColor="text1"/>
-                <w:rtl/>
-              </w:rPr>
-              <w:t>کردن، کثیف</w:t>
-            </w:r>
-            <w:r>
-              <w:rPr>
-                <w:rFonts w:ascii="Sahel" w:hAnsi="Sahel" w:cs="Sahel" w:hint="cs"/>
-                <w:color w:val="000000" w:themeColor="text1"/>
-                <w:rtl/>
-              </w:rPr>
-              <w:t>‌</w:t>
-            </w:r>
-            <w:r>
-              <w:rPr>
-                <w:rFonts w:ascii="Sahel" w:hAnsi="Sahel" w:cs="Sahel" w:hint="cs"/>
-                <w:color w:val="000000" w:themeColor="text1"/>
-                <w:rtl/>
-              </w:rPr>
-              <w:t>کردن</w:t>
+              <w:t>آلوده‌کردن، کثیف‌کردن</w:t>
             </w:r>
           </w:p>
         </w:tc>
@@ -9390,23 +8484,7 @@
                 <w:color w:val="000000" w:themeColor="text1"/>
                 <w:rtl/>
               </w:rPr>
-              <w:t>تشریف</w:t>
-            </w:r>
-            <w:r>
-              <w:rPr>
-                <w:rFonts w:ascii="Sahel" w:hAnsi="Sahel" w:cs="Sahel" w:hint="cs"/>
-                <w:color w:val="000000" w:themeColor="text1"/>
-                <w:rtl/>
-              </w:rPr>
-              <w:t>‌</w:t>
-            </w:r>
-            <w:r>
-              <w:rPr>
-                <w:rFonts w:ascii="Sahel" w:hAnsi="Sahel" w:cs="Sahel" w:hint="cs"/>
-                <w:color w:val="000000" w:themeColor="text1"/>
-                <w:rtl/>
-              </w:rPr>
-              <w:t>آوردن</w:t>
+              <w:t>تشریف‌آوردن</w:t>
             </w:r>
           </w:p>
         </w:tc>
@@ -9525,23 +8603,7 @@
                 <w:color w:val="000000" w:themeColor="text1"/>
                 <w:rtl/>
               </w:rPr>
-              <w:t>مغفرت</w:t>
-            </w:r>
-            <w:r>
-              <w:rPr>
-                <w:rFonts w:ascii="Sahel" w:hAnsi="Sahel" w:cs="Sahel" w:hint="cs"/>
-                <w:color w:val="000000" w:themeColor="text1"/>
-                <w:rtl/>
-              </w:rPr>
-              <w:t>‌</w:t>
-            </w:r>
-            <w:r>
-              <w:rPr>
-                <w:rFonts w:ascii="Sahel" w:hAnsi="Sahel" w:cs="Sahel" w:hint="cs"/>
-                <w:color w:val="000000" w:themeColor="text1"/>
-                <w:rtl/>
-              </w:rPr>
-              <w:t>کردن، گناه را بخشیدن</w:t>
+              <w:t>مغفرت‌کردن، گناه را بخشیدن</w:t>
             </w:r>
           </w:p>
         </w:tc>
@@ -9660,23 +8722,7 @@
                 <w:color w:val="000000" w:themeColor="text1"/>
                 <w:rtl/>
               </w:rPr>
-              <w:t>یادگرفتن، یاددادن، تعلیم</w:t>
-            </w:r>
-            <w:r>
-              <w:rPr>
-                <w:rFonts w:ascii="Sahel" w:hAnsi="Sahel" w:cs="Sahel" w:hint="cs"/>
-                <w:color w:val="000000" w:themeColor="text1"/>
-                <w:rtl/>
-              </w:rPr>
-              <w:t>‌</w:t>
-            </w:r>
-            <w:r>
-              <w:rPr>
-                <w:rFonts w:ascii="Sahel" w:hAnsi="Sahel" w:cs="Sahel" w:hint="cs"/>
-                <w:color w:val="000000" w:themeColor="text1"/>
-                <w:rtl/>
-              </w:rPr>
-              <w:t>دادن</w:t>
+              <w:t>یادگرفتن، یاددادن، تعلیم‌دادن</w:t>
             </w:r>
           </w:p>
         </w:tc>
@@ -9795,23 +8841,7 @@
                 <w:color w:val="000000" w:themeColor="text1"/>
                 <w:rtl/>
               </w:rPr>
-              <w:t>مخلوط</w:t>
-            </w:r>
-            <w:r>
-              <w:rPr>
-                <w:rFonts w:ascii="Sahel" w:hAnsi="Sahel" w:cs="Sahel" w:hint="cs"/>
-                <w:color w:val="000000" w:themeColor="text1"/>
-                <w:rtl/>
-              </w:rPr>
-              <w:t>‌</w:t>
-            </w:r>
-            <w:r>
-              <w:rPr>
-                <w:rFonts w:ascii="Sahel" w:hAnsi="Sahel" w:cs="Sahel" w:hint="cs"/>
-                <w:color w:val="000000" w:themeColor="text1"/>
-                <w:rtl/>
-              </w:rPr>
-              <w:t>کردن</w:t>
+              <w:t>مخلوط‌کردن</w:t>
             </w:r>
           </w:p>
         </w:tc>
@@ -9930,39 +8960,7 @@
                 <w:color w:val="000000" w:themeColor="text1"/>
                 <w:rtl/>
               </w:rPr>
-              <w:t>همراه</w:t>
-            </w:r>
-            <w:r>
-              <w:rPr>
-                <w:rFonts w:ascii="Sahel" w:hAnsi="Sahel" w:cs="Sahel" w:hint="cs"/>
-                <w:color w:val="000000" w:themeColor="text1"/>
-                <w:rtl/>
-              </w:rPr>
-              <w:t>‌</w:t>
-            </w:r>
-            <w:r>
-              <w:rPr>
-                <w:rFonts w:ascii="Sahel" w:hAnsi="Sahel" w:cs="Sahel" w:hint="cs"/>
-                <w:color w:val="000000" w:themeColor="text1"/>
-                <w:rtl/>
-              </w:rPr>
-              <w:t>آوردن، تحویل</w:t>
-            </w:r>
-            <w:r>
-              <w:rPr>
-                <w:rFonts w:ascii="Sahel" w:hAnsi="Sahel" w:cs="Sahel" w:hint="cs"/>
-                <w:color w:val="000000" w:themeColor="text1"/>
-                <w:rtl/>
-              </w:rPr>
-              <w:t>‌</w:t>
-            </w:r>
-            <w:r>
-              <w:rPr>
-                <w:rFonts w:ascii="Sahel" w:hAnsi="Sahel" w:cs="Sahel" w:hint="cs"/>
-                <w:color w:val="000000" w:themeColor="text1"/>
-                <w:rtl/>
-              </w:rPr>
-              <w:t>دادن</w:t>
+              <w:t>همراه‌آوردن، تحویل‌دادن</w:t>
             </w:r>
           </w:p>
         </w:tc>
@@ -10081,23 +9079,7 @@
                 <w:color w:val="000000" w:themeColor="text1"/>
                 <w:rtl/>
               </w:rPr>
-              <w:t>آویزان</w:t>
-            </w:r>
-            <w:r>
-              <w:rPr>
-                <w:rFonts w:ascii="Sahel" w:hAnsi="Sahel" w:cs="Sahel" w:hint="cs"/>
-                <w:color w:val="000000" w:themeColor="text1"/>
-                <w:rtl/>
-              </w:rPr>
-              <w:t>‌</w:t>
-            </w:r>
-            <w:r>
-              <w:rPr>
-                <w:rFonts w:ascii="Sahel" w:hAnsi="Sahel" w:cs="Sahel" w:hint="cs"/>
-                <w:color w:val="000000" w:themeColor="text1"/>
-                <w:rtl/>
-              </w:rPr>
-              <w:t>کردن</w:t>
+              <w:t>آویزان‌کردن</w:t>
             </w:r>
           </w:p>
         </w:tc>
@@ -10217,23 +9199,7 @@
                 <w:rtl/>
               </w:rPr>
               <w:lastRenderedPageBreak/>
-              <w:t>(شمشیر) بیرون</w:t>
-            </w:r>
-            <w:r>
-              <w:rPr>
-                <w:rFonts w:ascii="Sahel" w:hAnsi="Sahel" w:cs="Sahel" w:hint="cs"/>
-                <w:color w:val="000000" w:themeColor="text1"/>
-                <w:rtl/>
-              </w:rPr>
-              <w:t>‌</w:t>
-            </w:r>
-            <w:r>
-              <w:rPr>
-                <w:rFonts w:ascii="Sahel" w:hAnsi="Sahel" w:cs="Sahel" w:hint="cs"/>
-                <w:color w:val="000000" w:themeColor="text1"/>
-                <w:rtl/>
-              </w:rPr>
-              <w:t>کشیدن</w:t>
+              <w:t>(شمشیر) بیرون‌کشیدن</w:t>
             </w:r>
           </w:p>
         </w:tc>
@@ -10352,39 +9318,7 @@
                 <w:color w:val="000000" w:themeColor="text1"/>
                 <w:rtl/>
               </w:rPr>
-              <w:t>ارزش</w:t>
-            </w:r>
-            <w:r>
-              <w:rPr>
-                <w:rFonts w:ascii="Sahel" w:hAnsi="Sahel" w:cs="Sahel" w:hint="cs"/>
-                <w:color w:val="000000" w:themeColor="text1"/>
-                <w:rtl/>
-              </w:rPr>
-              <w:t>‌</w:t>
-            </w:r>
-            <w:r>
-              <w:rPr>
-                <w:rFonts w:ascii="Sahel" w:hAnsi="Sahel" w:cs="Sahel" w:hint="cs"/>
-                <w:color w:val="000000" w:themeColor="text1"/>
-                <w:rtl/>
-              </w:rPr>
-              <w:t>داشتن، قیمت</w:t>
-            </w:r>
-            <w:r>
-              <w:rPr>
-                <w:rFonts w:ascii="Sahel" w:hAnsi="Sahel" w:cs="Sahel" w:hint="cs"/>
-                <w:color w:val="000000" w:themeColor="text1"/>
-                <w:rtl/>
-              </w:rPr>
-              <w:t>‌</w:t>
-            </w:r>
-            <w:r>
-              <w:rPr>
-                <w:rFonts w:ascii="Sahel" w:hAnsi="Sahel" w:cs="Sahel" w:hint="cs"/>
-                <w:color w:val="000000" w:themeColor="text1"/>
-                <w:rtl/>
-              </w:rPr>
-              <w:t>داشتن</w:t>
+              <w:t>ارزش‌داشتن، قیمت‌داشتن</w:t>
             </w:r>
           </w:p>
         </w:tc>
@@ -10430,7 +9364,7 @@
                 <w:color w:val="000000" w:themeColor="text1"/>
                 <w:rtl/>
               </w:rPr>
-              <w:t>(مضارع: می‌ارزد)</w:t>
+              <w:t>(حال: می‌ارزد)</w:t>
             </w:r>
           </w:p>
         </w:tc>
@@ -10503,39 +9437,7 @@
                 <w:color w:val="000000" w:themeColor="text1"/>
                 <w:rtl/>
               </w:rPr>
-              <w:t>زمین</w:t>
-            </w:r>
-            <w:r>
-              <w:rPr>
-                <w:rFonts w:ascii="Sahel" w:hAnsi="Sahel" w:cs="Sahel" w:hint="cs"/>
-                <w:color w:val="000000" w:themeColor="text1"/>
-                <w:rtl/>
-              </w:rPr>
-              <w:t>‌</w:t>
-            </w:r>
-            <w:r>
-              <w:rPr>
-                <w:rFonts w:ascii="Sahel" w:hAnsi="Sahel" w:cs="Sahel" w:hint="cs"/>
-                <w:color w:val="000000" w:themeColor="text1"/>
-                <w:rtl/>
-              </w:rPr>
-              <w:t>خوردن، سقوط</w:t>
-            </w:r>
-            <w:r>
-              <w:rPr>
-                <w:rFonts w:ascii="Sahel" w:hAnsi="Sahel" w:cs="Sahel" w:hint="cs"/>
-                <w:color w:val="000000" w:themeColor="text1"/>
-                <w:rtl/>
-              </w:rPr>
-              <w:t>‌</w:t>
-            </w:r>
-            <w:r>
-              <w:rPr>
-                <w:rFonts w:ascii="Sahel" w:hAnsi="Sahel" w:cs="Sahel" w:hint="cs"/>
-                <w:color w:val="000000" w:themeColor="text1"/>
-                <w:rtl/>
-              </w:rPr>
-              <w:t>کردن</w:t>
+              <w:t>زمین‌خوردن، سقوط‌کردن</w:t>
             </w:r>
           </w:p>
         </w:tc>
@@ -10773,23 +9675,7 @@
                 <w:color w:val="000000" w:themeColor="text1"/>
                 <w:rtl/>
               </w:rPr>
-              <w:t>روشن</w:t>
-            </w:r>
-            <w:r>
-              <w:rPr>
-                <w:rFonts w:ascii="Sahel" w:hAnsi="Sahel" w:cs="Sahel" w:hint="cs"/>
-                <w:color w:val="000000" w:themeColor="text1"/>
-                <w:rtl/>
-              </w:rPr>
-              <w:t>‌</w:t>
-            </w:r>
-            <w:r>
-              <w:rPr>
-                <w:rFonts w:ascii="Sahel" w:hAnsi="Sahel" w:cs="Sahel" w:hint="cs"/>
-                <w:color w:val="000000" w:themeColor="text1"/>
-                <w:rtl/>
-              </w:rPr>
-              <w:t>کردن (آتش، چراغ)</w:t>
+              <w:t>روشن‌کردن (آتش، چراغ)</w:t>
             </w:r>
           </w:p>
         </w:tc>
@@ -10908,23 +9794,7 @@
                 <w:color w:val="000000" w:themeColor="text1"/>
                 <w:rtl/>
               </w:rPr>
-              <w:t>اضافه</w:t>
-            </w:r>
-            <w:r>
-              <w:rPr>
-                <w:rFonts w:ascii="Sahel" w:hAnsi="Sahel" w:cs="Sahel" w:hint="cs"/>
-                <w:color w:val="000000" w:themeColor="text1"/>
-                <w:rtl/>
-              </w:rPr>
-              <w:t>‌</w:t>
-            </w:r>
-            <w:r>
-              <w:rPr>
-                <w:rFonts w:ascii="Sahel" w:hAnsi="Sahel" w:cs="Sahel" w:hint="cs"/>
-                <w:color w:val="000000" w:themeColor="text1"/>
-                <w:rtl/>
-              </w:rPr>
-              <w:t>کردن، زیادکردن</w:t>
+              <w:t>اضافه‌کردن، زیادکردن</w:t>
             </w:r>
           </w:p>
         </w:tc>
@@ -11043,39 +9913,7 @@
                 <w:color w:val="000000" w:themeColor="text1"/>
                 <w:rtl/>
               </w:rPr>
-              <w:t>افسرده</w:t>
-            </w:r>
-            <w:r>
-              <w:rPr>
-                <w:rFonts w:ascii="Sahel" w:hAnsi="Sahel" w:cs="Sahel" w:hint="cs"/>
-                <w:color w:val="000000" w:themeColor="text1"/>
-                <w:rtl/>
-              </w:rPr>
-              <w:t>‌</w:t>
-            </w:r>
-            <w:r>
-              <w:rPr>
-                <w:rFonts w:ascii="Sahel" w:hAnsi="Sahel" w:cs="Sahel" w:hint="cs"/>
-                <w:color w:val="000000" w:themeColor="text1"/>
-                <w:rtl/>
-              </w:rPr>
-              <w:t>شدن، یخ</w:t>
-            </w:r>
-            <w:r>
-              <w:rPr>
-                <w:rFonts w:ascii="Sahel" w:hAnsi="Sahel" w:cs="Sahel" w:hint="cs"/>
-                <w:color w:val="000000" w:themeColor="text1"/>
-                <w:rtl/>
-              </w:rPr>
-              <w:t>‌</w:t>
-            </w:r>
-            <w:r>
-              <w:rPr>
-                <w:rFonts w:ascii="Sahel" w:hAnsi="Sahel" w:cs="Sahel" w:hint="cs"/>
-                <w:color w:val="000000" w:themeColor="text1"/>
-                <w:rtl/>
-              </w:rPr>
-              <w:t>زدن</w:t>
+              <w:t>افسرده‌شدن، یخ‌زدن</w:t>
             </w:r>
           </w:p>
         </w:tc>
@@ -11194,23 +10032,7 @@
                 <w:color w:val="000000" w:themeColor="text1"/>
                 <w:rtl/>
               </w:rPr>
-              <w:t>پخش</w:t>
-            </w:r>
-            <w:r>
-              <w:rPr>
-                <w:rFonts w:ascii="Sahel" w:hAnsi="Sahel" w:cs="Sahel" w:hint="cs"/>
-                <w:color w:val="000000" w:themeColor="text1"/>
-                <w:rtl/>
-              </w:rPr>
-              <w:t>‌</w:t>
-            </w:r>
-            <w:r>
-              <w:rPr>
-                <w:rFonts w:ascii="Sahel" w:hAnsi="Sahel" w:cs="Sahel" w:hint="cs"/>
-                <w:color w:val="000000" w:themeColor="text1"/>
-                <w:rtl/>
-              </w:rPr>
-              <w:t>کردن، پاشیدن (دانه)</w:t>
+              <w:t>پخش‌کردن، پاشیدن (دانه)</w:t>
             </w:r>
           </w:p>
         </w:tc>
@@ -11329,23 +10151,7 @@
                 <w:color w:val="000000" w:themeColor="text1"/>
                 <w:rtl/>
               </w:rPr>
-              <w:t>پرتاب</w:t>
-            </w:r>
-            <w:r>
-              <w:rPr>
-                <w:rFonts w:ascii="Sahel" w:hAnsi="Sahel" w:cs="Sahel" w:hint="cs"/>
-                <w:color w:val="000000" w:themeColor="text1"/>
-                <w:rtl/>
-              </w:rPr>
-              <w:t>‌</w:t>
-            </w:r>
-            <w:r>
-              <w:rPr>
-                <w:rFonts w:ascii="Sahel" w:hAnsi="Sahel" w:cs="Sahel" w:hint="cs"/>
-                <w:color w:val="000000" w:themeColor="text1"/>
-                <w:rtl/>
-              </w:rPr>
-              <w:t>کردن</w:t>
+              <w:t>پرتاب‌کردن</w:t>
             </w:r>
           </w:p>
         </w:tc>
@@ -11464,23 +10270,7 @@
                 <w:color w:val="000000" w:themeColor="text1"/>
                 <w:rtl/>
               </w:rPr>
-              <w:t>انبارکردن، روی هم جمع</w:t>
-            </w:r>
-            <w:r>
-              <w:rPr>
-                <w:rFonts w:ascii="Sahel" w:hAnsi="Sahel" w:cs="Sahel" w:hint="cs"/>
-                <w:color w:val="000000" w:themeColor="text1"/>
-                <w:rtl/>
-              </w:rPr>
-              <w:t>‌</w:t>
-            </w:r>
-            <w:r>
-              <w:rPr>
-                <w:rFonts w:ascii="Sahel" w:hAnsi="Sahel" w:cs="Sahel" w:hint="cs"/>
-                <w:color w:val="000000" w:themeColor="text1"/>
-                <w:rtl/>
-              </w:rPr>
-              <w:t>کردن</w:t>
+              <w:t>انبارکردن، روی هم جمع‌کردن</w:t>
             </w:r>
           </w:p>
         </w:tc>
@@ -11599,55 +10389,7 @@
                 <w:color w:val="000000" w:themeColor="text1"/>
                 <w:rtl/>
               </w:rPr>
-              <w:t>تمام</w:t>
-            </w:r>
-            <w:r>
-              <w:rPr>
-                <w:rFonts w:ascii="Sahel" w:hAnsi="Sahel" w:cs="Sahel" w:hint="cs"/>
-                <w:color w:val="000000" w:themeColor="text1"/>
-                <w:rtl/>
-              </w:rPr>
-              <w:t>‌</w:t>
-            </w:r>
-            <w:r>
-              <w:rPr>
-                <w:rFonts w:ascii="Sahel" w:hAnsi="Sahel" w:cs="Sahel" w:hint="cs"/>
-                <w:color w:val="000000" w:themeColor="text1"/>
-                <w:rtl/>
-              </w:rPr>
-              <w:t>شدن، به</w:t>
-            </w:r>
-            <w:r>
-              <w:rPr>
-                <w:rFonts w:ascii="Sahel" w:hAnsi="Sahel" w:cs="Sahel" w:hint="cs"/>
-                <w:color w:val="000000" w:themeColor="text1"/>
-                <w:rtl/>
-              </w:rPr>
-              <w:t>‌</w:t>
-            </w:r>
-            <w:r>
-              <w:rPr>
-                <w:rFonts w:ascii="Sahel" w:hAnsi="Sahel" w:cs="Sahel" w:hint="cs"/>
-                <w:color w:val="000000" w:themeColor="text1"/>
-                <w:rtl/>
-              </w:rPr>
-              <w:t>پایان</w:t>
-            </w:r>
-            <w:r>
-              <w:rPr>
-                <w:rFonts w:ascii="Sahel" w:hAnsi="Sahel" w:cs="Sahel" w:hint="cs"/>
-                <w:color w:val="000000" w:themeColor="text1"/>
-                <w:rtl/>
-              </w:rPr>
-              <w:t>‌</w:t>
-            </w:r>
-            <w:r>
-              <w:rPr>
-                <w:rFonts w:ascii="Sahel" w:hAnsi="Sahel" w:cs="Sahel" w:hint="cs"/>
-                <w:color w:val="000000" w:themeColor="text1"/>
-                <w:rtl/>
-              </w:rPr>
-              <w:t>رسیدن، منجرشدن</w:t>
+              <w:t>تمام‌شدن، به‌پایان‌رسیدن، منجرشدن</w:t>
             </w:r>
           </w:p>
         </w:tc>
@@ -11766,23 +10508,7 @@
                 <w:color w:val="000000" w:themeColor="text1"/>
                 <w:rtl/>
               </w:rPr>
-              <w:t>پرتاب</w:t>
-            </w:r>
-            <w:r>
-              <w:rPr>
-                <w:rFonts w:ascii="Sahel" w:hAnsi="Sahel" w:cs="Sahel" w:hint="cs"/>
-                <w:color w:val="000000" w:themeColor="text1"/>
-                <w:rtl/>
-              </w:rPr>
-              <w:t>‌</w:t>
-            </w:r>
-            <w:r>
-              <w:rPr>
-                <w:rFonts w:ascii="Sahel" w:hAnsi="Sahel" w:cs="Sahel" w:hint="cs"/>
-                <w:color w:val="000000" w:themeColor="text1"/>
-                <w:rtl/>
-              </w:rPr>
-              <w:t>کردن</w:t>
+              <w:t>پرتاب‌کردن</w:t>
             </w:r>
           </w:p>
         </w:tc>
@@ -11901,23 +10627,7 @@
                 <w:color w:val="000000" w:themeColor="text1"/>
                 <w:rtl/>
               </w:rPr>
-              <w:t>پس‌اندازکردن، ذخیره</w:t>
-            </w:r>
-            <w:r>
-              <w:rPr>
-                <w:rFonts w:ascii="Sahel" w:hAnsi="Sahel" w:cs="Sahel" w:hint="cs"/>
-                <w:color w:val="000000" w:themeColor="text1"/>
-                <w:rtl/>
-              </w:rPr>
-              <w:t>‌</w:t>
-            </w:r>
-            <w:r>
-              <w:rPr>
-                <w:rFonts w:ascii="Sahel" w:hAnsi="Sahel" w:cs="Sahel" w:hint="cs"/>
-                <w:color w:val="000000" w:themeColor="text1"/>
-                <w:rtl/>
-              </w:rPr>
-              <w:t>کردن</w:t>
+              <w:t>پس‌اندازکردن، ذخیره‌کردن</w:t>
             </w:r>
           </w:p>
         </w:tc>
@@ -12036,39 +10746,7 @@
                 <w:color w:val="000000" w:themeColor="text1"/>
                 <w:rtl/>
               </w:rPr>
-              <w:t>اندودکردن، کاهگل</w:t>
-            </w:r>
-            <w:r>
-              <w:rPr>
-                <w:rFonts w:ascii="Sahel" w:hAnsi="Sahel" w:cs="Sahel" w:hint="cs"/>
-                <w:color w:val="000000" w:themeColor="text1"/>
-                <w:rtl/>
-              </w:rPr>
-              <w:t>‌</w:t>
-            </w:r>
-            <w:r>
-              <w:rPr>
-                <w:rFonts w:ascii="Sahel" w:hAnsi="Sahel" w:cs="Sahel" w:hint="cs"/>
-                <w:color w:val="000000" w:themeColor="text1"/>
-                <w:rtl/>
-              </w:rPr>
-              <w:t>کردن، رنگ</w:t>
-            </w:r>
-            <w:r>
-              <w:rPr>
-                <w:rFonts w:ascii="Sahel" w:hAnsi="Sahel" w:cs="Sahel" w:hint="cs"/>
-                <w:color w:val="000000" w:themeColor="text1"/>
-                <w:rtl/>
-              </w:rPr>
-              <w:t>‌</w:t>
-            </w:r>
-            <w:r>
-              <w:rPr>
-                <w:rFonts w:ascii="Sahel" w:hAnsi="Sahel" w:cs="Sahel" w:hint="cs"/>
-                <w:color w:val="000000" w:themeColor="text1"/>
-                <w:rtl/>
-              </w:rPr>
-              <w:t>زدن</w:t>
+              <w:t>اندودکردن، کاهگل‌کردن، رنگ‌زدن</w:t>
             </w:r>
           </w:p>
         </w:tc>
@@ -12306,23 +10984,7 @@
                 <w:color w:val="000000" w:themeColor="text1"/>
                 <w:rtl/>
               </w:rPr>
-              <w:t>فرض</w:t>
-            </w:r>
-            <w:r>
-              <w:rPr>
-                <w:rFonts w:ascii="Sahel" w:hAnsi="Sahel" w:cs="Sahel" w:hint="cs"/>
-                <w:color w:val="000000" w:themeColor="text1"/>
-                <w:rtl/>
-              </w:rPr>
-              <w:t>‌</w:t>
-            </w:r>
-            <w:r>
-              <w:rPr>
-                <w:rFonts w:ascii="Sahel" w:hAnsi="Sahel" w:cs="Sahel" w:hint="cs"/>
-                <w:color w:val="000000" w:themeColor="text1"/>
-                <w:rtl/>
-              </w:rPr>
-              <w:t>کردن، تصورکردن</w:t>
+              <w:t>فرض‌کردن، تصورکردن</w:t>
             </w:r>
           </w:p>
         </w:tc>
@@ -12441,23 +11103,7 @@
                 <w:color w:val="000000" w:themeColor="text1"/>
                 <w:rtl/>
               </w:rPr>
-              <w:t>تحریک</w:t>
-            </w:r>
-            <w:r>
-              <w:rPr>
-                <w:rFonts w:ascii="Sahel" w:hAnsi="Sahel" w:cs="Sahel" w:hint="cs"/>
-                <w:color w:val="000000" w:themeColor="text1"/>
-                <w:rtl/>
-              </w:rPr>
-              <w:t>‌</w:t>
-            </w:r>
-            <w:r>
-              <w:rPr>
-                <w:rFonts w:ascii="Sahel" w:hAnsi="Sahel" w:cs="Sahel" w:hint="cs"/>
-                <w:color w:val="000000" w:themeColor="text1"/>
-                <w:rtl/>
-              </w:rPr>
-              <w:t>کردن</w:t>
+              <w:t>تحریک‌کردن</w:t>
             </w:r>
           </w:p>
         </w:tc>
@@ -12576,23 +11222,7 @@
                 <w:color w:val="000000" w:themeColor="text1"/>
                 <w:rtl/>
               </w:rPr>
-              <w:t>قورت</w:t>
-            </w:r>
-            <w:r>
-              <w:rPr>
-                <w:rFonts w:ascii="Sahel" w:hAnsi="Sahel" w:cs="Sahel" w:hint="cs"/>
-                <w:color w:val="000000" w:themeColor="text1"/>
-                <w:rtl/>
-              </w:rPr>
-              <w:t>‌</w:t>
-            </w:r>
-            <w:r>
-              <w:rPr>
-                <w:rFonts w:ascii="Sahel" w:hAnsi="Sahel" w:cs="Sahel" w:hint="cs"/>
-                <w:color w:val="000000" w:themeColor="text1"/>
-                <w:rtl/>
-              </w:rPr>
-              <w:t>دادن</w:t>
+              <w:t>قورت‌دادن</w:t>
             </w:r>
           </w:p>
         </w:tc>
@@ -12711,39 +11341,7 @@
                 <w:color w:val="000000" w:themeColor="text1"/>
                 <w:rtl/>
               </w:rPr>
-              <w:t>توقف</w:t>
-            </w:r>
-            <w:r>
-              <w:rPr>
-                <w:rFonts w:ascii="Sahel" w:hAnsi="Sahel" w:cs="Sahel" w:hint="cs"/>
-                <w:color w:val="000000" w:themeColor="text1"/>
-                <w:rtl/>
-              </w:rPr>
-              <w:t>‌</w:t>
-            </w:r>
-            <w:r>
-              <w:rPr>
-                <w:rFonts w:ascii="Sahel" w:hAnsi="Sahel" w:cs="Sahel" w:hint="cs"/>
-                <w:color w:val="000000" w:themeColor="text1"/>
-                <w:rtl/>
-              </w:rPr>
-              <w:t>کردن، سرپا</w:t>
-            </w:r>
-            <w:r>
-              <w:rPr>
-                <w:rFonts w:ascii="Sahel" w:hAnsi="Sahel" w:cs="Sahel" w:hint="cs"/>
-                <w:color w:val="000000" w:themeColor="text1"/>
-                <w:rtl/>
-              </w:rPr>
-              <w:t xml:space="preserve"> </w:t>
-            </w:r>
-            <w:r>
-              <w:rPr>
-                <w:rFonts w:ascii="Sahel" w:hAnsi="Sahel" w:cs="Sahel" w:hint="cs"/>
-                <w:color w:val="000000" w:themeColor="text1"/>
-                <w:rtl/>
-              </w:rPr>
-              <w:t>ماندن</w:t>
+              <w:t xml:space="preserve">توقف‌کردن، سرپا ماندن</w:t>
             </w:r>
           </w:p>
         </w:tc>
@@ -12862,39 +11460,7 @@
                 <w:color w:val="000000" w:themeColor="text1"/>
                 <w:rtl/>
               </w:rPr>
-              <w:t>شکست</w:t>
-            </w:r>
-            <w:r>
-              <w:rPr>
-                <w:rFonts w:ascii="Sahel" w:hAnsi="Sahel" w:cs="Sahel" w:hint="cs"/>
-                <w:color w:val="000000" w:themeColor="text1"/>
-                <w:rtl/>
-              </w:rPr>
-              <w:t>‌</w:t>
-            </w:r>
-            <w:r>
-              <w:rPr>
-                <w:rFonts w:ascii="Sahel" w:hAnsi="Sahel" w:cs="Sahel" w:hint="cs"/>
-                <w:color w:val="000000" w:themeColor="text1"/>
-                <w:rtl/>
-              </w:rPr>
-              <w:t>خوردن، ازدست</w:t>
-            </w:r>
-            <w:r>
-              <w:rPr>
-                <w:rFonts w:ascii="Sahel" w:hAnsi="Sahel" w:cs="Sahel" w:hint="cs"/>
-                <w:color w:val="000000" w:themeColor="text1"/>
-                <w:rtl/>
-              </w:rPr>
-              <w:t>‌</w:t>
-            </w:r>
-            <w:r>
-              <w:rPr>
-                <w:rFonts w:ascii="Sahel" w:hAnsi="Sahel" w:cs="Sahel" w:hint="cs"/>
-                <w:color w:val="000000" w:themeColor="text1"/>
-                <w:rtl/>
-              </w:rPr>
-              <w:t>دادن</w:t>
+              <w:t>شکست‌خوردن، ازدست‌دادن</w:t>
             </w:r>
           </w:p>
         </w:tc>
@@ -13132,39 +11698,7 @@
                 <w:color w:val="000000" w:themeColor="text1"/>
                 <w:rtl/>
               </w:rPr>
-              <w:t>بافتنی</w:t>
-            </w:r>
-            <w:r>
-              <w:rPr>
-                <w:rFonts w:ascii="Sahel" w:hAnsi="Sahel" w:cs="Sahel" w:hint="cs"/>
-                <w:color w:val="000000" w:themeColor="text1"/>
-                <w:rtl/>
-              </w:rPr>
-              <w:t>‌</w:t>
-            </w:r>
-            <w:r>
-              <w:rPr>
-                <w:rFonts w:ascii="Sahel" w:hAnsi="Sahel" w:cs="Sahel" w:hint="cs"/>
-                <w:color w:val="000000" w:themeColor="text1"/>
-                <w:rtl/>
-              </w:rPr>
-              <w:t>کردن، قالی‌بافی</w:t>
-            </w:r>
-            <w:r>
-              <w:rPr>
-                <w:rFonts w:ascii="Sahel" w:hAnsi="Sahel" w:cs="Sahel" w:hint="cs"/>
-                <w:color w:val="000000" w:themeColor="text1"/>
-                <w:rtl/>
-              </w:rPr>
-              <w:t>‌</w:t>
-            </w:r>
-            <w:r>
-              <w:rPr>
-                <w:rFonts w:ascii="Sahel" w:hAnsi="Sahel" w:cs="Sahel" w:hint="cs"/>
-                <w:color w:val="000000" w:themeColor="text1"/>
-                <w:rtl/>
-              </w:rPr>
-              <w:t>کردن</w:t>
+              <w:t>بافتنی‌کردن، قالی‌بافی‌کردن</w:t>
             </w:r>
           </w:p>
         </w:tc>
@@ -13403,39 +11937,7 @@
                 <w:color w:val="000000" w:themeColor="text1"/>
                 <w:rtl/>
               </w:rPr>
-              <w:t>لازم</w:t>
-            </w:r>
-            <w:r>
-              <w:rPr>
-                <w:rFonts w:ascii="Sahel" w:hAnsi="Sahel" w:cs="Sahel" w:hint="cs"/>
-                <w:color w:val="000000" w:themeColor="text1"/>
-                <w:rtl/>
-              </w:rPr>
-              <w:t>‌</w:t>
-            </w:r>
-            <w:r>
-              <w:rPr>
-                <w:rFonts w:ascii="Sahel" w:hAnsi="Sahel" w:cs="Sahel" w:hint="cs"/>
-                <w:color w:val="000000" w:themeColor="text1"/>
-                <w:rtl/>
-              </w:rPr>
-              <w:t>بودن، واجب</w:t>
-            </w:r>
-            <w:r>
-              <w:rPr>
-                <w:rFonts w:ascii="Sahel" w:hAnsi="Sahel" w:cs="Sahel" w:hint="cs"/>
-                <w:color w:val="000000" w:themeColor="text1"/>
-                <w:rtl/>
-              </w:rPr>
-              <w:t>‌</w:t>
-            </w:r>
-            <w:r>
-              <w:rPr>
-                <w:rFonts w:ascii="Sahel" w:hAnsi="Sahel" w:cs="Sahel" w:hint="cs"/>
-                <w:color w:val="000000" w:themeColor="text1"/>
-                <w:rtl/>
-              </w:rPr>
-              <w:t>بودن</w:t>
+              <w:t>لازم‌بودن، واجب‌بودن</w:t>
             </w:r>
           </w:p>
         </w:tc>
@@ -13481,7 +11983,7 @@
                 <w:color w:val="000000" w:themeColor="text1"/>
                 <w:rtl/>
               </w:rPr>
-              <w:t>(مضارع: می‌باید)</w:t>
+              <w:t>(حال: می‌باید)</w:t>
             </w:r>
           </w:p>
         </w:tc>
@@ -13554,23 +12056,7 @@
                 <w:color w:val="000000" w:themeColor="text1"/>
                 <w:rtl/>
               </w:rPr>
-              <w:t>عفوکردن، گذشت</w:t>
-            </w:r>
-            <w:r>
-              <w:rPr>
-                <w:rFonts w:ascii="Sahel" w:hAnsi="Sahel" w:cs="Sahel" w:hint="cs"/>
-                <w:color w:val="000000" w:themeColor="text1"/>
-                <w:rtl/>
-              </w:rPr>
-              <w:t>‌</w:t>
-            </w:r>
-            <w:r>
-              <w:rPr>
-                <w:rFonts w:ascii="Sahel" w:hAnsi="Sahel" w:cs="Sahel" w:hint="cs"/>
-                <w:color w:val="000000" w:themeColor="text1"/>
-                <w:rtl/>
-              </w:rPr>
-              <w:t>کردن</w:t>
+              <w:t>عفوکردن، گذشت‌کردن</w:t>
             </w:r>
           </w:p>
         </w:tc>
@@ -13689,23 +12175,7 @@
                 <w:color w:val="000000" w:themeColor="text1"/>
                 <w:rtl/>
               </w:rPr>
-              <w:t>هدیه</w:t>
-            </w:r>
-            <w:r>
-              <w:rPr>
-                <w:rFonts w:ascii="Sahel" w:hAnsi="Sahel" w:cs="Sahel" w:hint="cs"/>
-                <w:color w:val="000000" w:themeColor="text1"/>
-                <w:rtl/>
-              </w:rPr>
-              <w:t>‌</w:t>
-            </w:r>
-            <w:r>
-              <w:rPr>
-                <w:rFonts w:ascii="Sahel" w:hAnsi="Sahel" w:cs="Sahel" w:hint="cs"/>
-                <w:color w:val="000000" w:themeColor="text1"/>
-                <w:rtl/>
-              </w:rPr>
-              <w:t>دادن؛ عفوکردن</w:t>
+              <w:t>هدیه‌دادن؛ عفوکردن</w:t>
             </w:r>
           </w:p>
         </w:tc>
@@ -13824,39 +12294,7 @@
                 <w:color w:val="000000" w:themeColor="text1"/>
                 <w:rtl/>
               </w:rPr>
-              <w:t>برازنده</w:t>
-            </w:r>
-            <w:r>
-              <w:rPr>
-                <w:rFonts w:ascii="Sahel" w:hAnsi="Sahel" w:cs="Sahel" w:hint="cs"/>
-                <w:color w:val="000000" w:themeColor="text1"/>
-                <w:rtl/>
-              </w:rPr>
-              <w:t>‌</w:t>
-            </w:r>
-            <w:r>
-              <w:rPr>
-                <w:rFonts w:ascii="Sahel" w:hAnsi="Sahel" w:cs="Sahel" w:hint="cs"/>
-                <w:color w:val="000000" w:themeColor="text1"/>
-                <w:rtl/>
-              </w:rPr>
-              <w:t>بودن، شایسته</w:t>
-            </w:r>
-            <w:r>
-              <w:rPr>
-                <w:rFonts w:ascii="Sahel" w:hAnsi="Sahel" w:cs="Sahel" w:hint="cs"/>
-                <w:color w:val="000000" w:themeColor="text1"/>
-                <w:rtl/>
-              </w:rPr>
-              <w:t>‌</w:t>
-            </w:r>
-            <w:r>
-              <w:rPr>
-                <w:rFonts w:ascii="Sahel" w:hAnsi="Sahel" w:cs="Sahel" w:hint="cs"/>
-                <w:color w:val="000000" w:themeColor="text1"/>
-                <w:rtl/>
-              </w:rPr>
-              <w:t>بودن</w:t>
+              <w:t>برازنده‌بودن، شایسته‌بودن</w:t>
             </w:r>
           </w:p>
         </w:tc>
@@ -13902,7 +12340,7 @@
                 <w:color w:val="000000" w:themeColor="text1"/>
                 <w:rtl/>
               </w:rPr>
-              <w:t>(مضارع: می‌برازد)</w:t>
+              <w:t>(حال: می‌برازد)</w:t>
             </w:r>
           </w:p>
         </w:tc>
@@ -13975,23 +12413,7 @@
                 <w:color w:val="000000" w:themeColor="text1"/>
                 <w:rtl/>
               </w:rPr>
-              <w:t>حمل</w:t>
-            </w:r>
-            <w:r>
-              <w:rPr>
-                <w:rFonts w:ascii="Sahel" w:hAnsi="Sahel" w:cs="Sahel" w:hint="cs"/>
-                <w:color w:val="000000" w:themeColor="text1"/>
-                <w:rtl/>
-              </w:rPr>
-              <w:t>‌</w:t>
-            </w:r>
-            <w:r>
-              <w:rPr>
-                <w:rFonts w:ascii="Sahel" w:hAnsi="Sahel" w:cs="Sahel" w:hint="cs"/>
-                <w:color w:val="000000" w:themeColor="text1"/>
-                <w:rtl/>
-              </w:rPr>
-              <w:t>کردن، با خود بردن</w:t>
+              <w:t>حمل‌کردن، با خود بردن</w:t>
             </w:r>
           </w:p>
         </w:tc>
@@ -14110,23 +12532,7 @@
                 <w:color w:val="000000" w:themeColor="text1"/>
                 <w:rtl/>
               </w:rPr>
-              <w:t>قطع</w:t>
-            </w:r>
-            <w:r>
-              <w:rPr>
-                <w:rFonts w:ascii="Sahel" w:hAnsi="Sahel" w:cs="Sahel" w:hint="cs"/>
-                <w:color w:val="000000" w:themeColor="text1"/>
-                <w:rtl/>
-              </w:rPr>
-              <w:t>‌</w:t>
-            </w:r>
-            <w:r>
-              <w:rPr>
-                <w:rFonts w:ascii="Sahel" w:hAnsi="Sahel" w:cs="Sahel" w:hint="cs"/>
-                <w:color w:val="000000" w:themeColor="text1"/>
-                <w:rtl/>
-              </w:rPr>
-              <w:t>کردن</w:t>
+              <w:t>قطع‌کردن</w:t>
             </w:r>
           </w:p>
         </w:tc>
@@ -14245,23 +12651,7 @@
                 <w:color w:val="000000" w:themeColor="text1"/>
                 <w:rtl/>
               </w:rPr>
-              <w:t>گره</w:t>
-            </w:r>
-            <w:r>
-              <w:rPr>
-                <w:rFonts w:ascii="Sahel" w:hAnsi="Sahel" w:cs="Sahel" w:hint="cs"/>
-                <w:color w:val="000000" w:themeColor="text1"/>
-                <w:rtl/>
-              </w:rPr>
-              <w:t>‌</w:t>
-            </w:r>
-            <w:r>
-              <w:rPr>
-                <w:rFonts w:ascii="Sahel" w:hAnsi="Sahel" w:cs="Sahel" w:hint="cs"/>
-                <w:color w:val="000000" w:themeColor="text1"/>
-                <w:rtl/>
-              </w:rPr>
-              <w:t>زدن؛ مسدودکردن</w:t>
+              <w:t>گره‌زدن؛ مسدودکردن</w:t>
             </w:r>
           </w:p>
         </w:tc>
@@ -14380,39 +12770,7 @@
                 <w:color w:val="000000" w:themeColor="text1"/>
                 <w:rtl/>
               </w:rPr>
-              <w:t>لمس</w:t>
-            </w:r>
-            <w:r>
-              <w:rPr>
-                <w:rFonts w:ascii="Sahel" w:hAnsi="Sahel" w:cs="Sahel" w:hint="cs"/>
-                <w:color w:val="000000" w:themeColor="text1"/>
-                <w:rtl/>
-              </w:rPr>
-              <w:t>‌</w:t>
-            </w:r>
-            <w:r>
-              <w:rPr>
-                <w:rFonts w:ascii="Sahel" w:hAnsi="Sahel" w:cs="Sahel" w:hint="cs"/>
-                <w:color w:val="000000" w:themeColor="text1"/>
-                <w:rtl/>
-              </w:rPr>
-              <w:t>کردن، دست</w:t>
-            </w:r>
-            <w:r>
-              <w:rPr>
-                <w:rFonts w:ascii="Sahel" w:hAnsi="Sahel" w:cs="Sahel" w:hint="cs"/>
-                <w:color w:val="000000" w:themeColor="text1"/>
-                <w:rtl/>
-              </w:rPr>
-              <w:t>‌</w:t>
-            </w:r>
-            <w:r>
-              <w:rPr>
-                <w:rFonts w:ascii="Sahel" w:hAnsi="Sahel" w:cs="Sahel" w:hint="cs"/>
-                <w:color w:val="000000" w:themeColor="text1"/>
-                <w:rtl/>
-              </w:rPr>
-              <w:t>زدن</w:t>
+              <w:t>لمس‌کردن، دست‌زدن</w:t>
             </w:r>
           </w:p>
         </w:tc>
@@ -14531,39 +12889,7 @@
                 <w:color w:val="000000" w:themeColor="text1"/>
                 <w:rtl/>
               </w:rPr>
-              <w:t>آماده</w:t>
-            </w:r>
-            <w:r>
-              <w:rPr>
-                <w:rFonts w:ascii="Sahel" w:hAnsi="Sahel" w:cs="Sahel" w:hint="cs"/>
-                <w:color w:val="000000" w:themeColor="text1"/>
-                <w:rtl/>
-              </w:rPr>
-              <w:t>‌</w:t>
-            </w:r>
-            <w:r>
-              <w:rPr>
-                <w:rFonts w:ascii="Sahel" w:hAnsi="Sahel" w:cs="Sahel" w:hint="cs"/>
-                <w:color w:val="000000" w:themeColor="text1"/>
-                <w:rtl/>
-              </w:rPr>
-              <w:t>کردن، بسیج</w:t>
-            </w:r>
-            <w:r>
-              <w:rPr>
-                <w:rFonts w:ascii="Sahel" w:hAnsi="Sahel" w:cs="Sahel" w:hint="cs"/>
-                <w:color w:val="000000" w:themeColor="text1"/>
-                <w:rtl/>
-              </w:rPr>
-              <w:t>‌</w:t>
-            </w:r>
-            <w:r>
-              <w:rPr>
-                <w:rFonts w:ascii="Sahel" w:hAnsi="Sahel" w:cs="Sahel" w:hint="cs"/>
-                <w:color w:val="000000" w:themeColor="text1"/>
-                <w:rtl/>
-              </w:rPr>
-              <w:t>کردن</w:t>
+              <w:t>آماده‌کردن، بسیج‌کردن</w:t>
             </w:r>
           </w:p>
         </w:tc>
@@ -14682,23 +13008,7 @@
                 <w:color w:val="000000" w:themeColor="text1"/>
                 <w:rtl/>
               </w:rPr>
-              <w:t>قورت</w:t>
-            </w:r>
-            <w:r>
-              <w:rPr>
-                <w:rFonts w:ascii="Sahel" w:hAnsi="Sahel" w:cs="Sahel" w:hint="cs"/>
-                <w:color w:val="000000" w:themeColor="text1"/>
-                <w:rtl/>
-              </w:rPr>
-              <w:t>‌</w:t>
-            </w:r>
-            <w:r>
-              <w:rPr>
-                <w:rFonts w:ascii="Sahel" w:hAnsi="Sahel" w:cs="Sahel" w:hint="cs"/>
-                <w:color w:val="000000" w:themeColor="text1"/>
-                <w:rtl/>
-              </w:rPr>
-              <w:t>دادن</w:t>
+              <w:t>قورت‌دادن</w:t>
             </w:r>
           </w:p>
         </w:tc>
@@ -14936,23 +13246,7 @@
                 <w:color w:val="000000" w:themeColor="text1"/>
                 <w:rtl/>
               </w:rPr>
-              <w:t>ماچ</w:t>
-            </w:r>
-            <w:r>
-              <w:rPr>
-                <w:rFonts w:ascii="Sahel" w:hAnsi="Sahel" w:cs="Sahel" w:hint="cs"/>
-                <w:color w:val="000000" w:themeColor="text1"/>
-                <w:rtl/>
-              </w:rPr>
-              <w:t>‌</w:t>
-            </w:r>
-            <w:r>
-              <w:rPr>
-                <w:rFonts w:ascii="Sahel" w:hAnsi="Sahel" w:cs="Sahel" w:hint="cs"/>
-                <w:color w:val="000000" w:themeColor="text1"/>
-                <w:rtl/>
-              </w:rPr>
-              <w:t>کردن</w:t>
+              <w:t>ماچ‌کردن</w:t>
             </w:r>
           </w:p>
         </w:tc>
@@ -15190,23 +13484,7 @@
                 <w:color w:val="000000" w:themeColor="text1"/>
                 <w:rtl/>
               </w:rPr>
-              <w:t>الک</w:t>
-            </w:r>
-            <w:r>
-              <w:rPr>
-                <w:rFonts w:ascii="Sahel" w:hAnsi="Sahel" w:cs="Sahel" w:hint="cs"/>
-                <w:color w:val="000000" w:themeColor="text1"/>
-                <w:rtl/>
-              </w:rPr>
-              <w:t>‌</w:t>
-            </w:r>
-            <w:r>
-              <w:rPr>
-                <w:rFonts w:ascii="Sahel" w:hAnsi="Sahel" w:cs="Sahel" w:hint="cs"/>
-                <w:color w:val="000000" w:themeColor="text1"/>
-                <w:rtl/>
-              </w:rPr>
-              <w:t>کردن</w:t>
+              <w:t>الک‌کردن</w:t>
             </w:r>
           </w:p>
         </w:tc>
@@ -15325,39 +13603,7 @@
                 <w:color w:val="000000" w:themeColor="text1"/>
                 <w:rtl/>
               </w:rPr>
-              <w:t>پخش</w:t>
-            </w:r>
-            <w:r>
-              <w:rPr>
-                <w:rFonts w:ascii="Sahel" w:hAnsi="Sahel" w:cs="Sahel" w:hint="cs"/>
-                <w:color w:val="000000" w:themeColor="text1"/>
-                <w:rtl/>
-              </w:rPr>
-              <w:t>‌</w:t>
-            </w:r>
-            <w:r>
-              <w:rPr>
-                <w:rFonts w:ascii="Sahel" w:hAnsi="Sahel" w:cs="Sahel" w:hint="cs"/>
-                <w:color w:val="000000" w:themeColor="text1"/>
-                <w:rtl/>
-              </w:rPr>
-              <w:t>کردن، اسپری</w:t>
-            </w:r>
-            <w:r>
-              <w:rPr>
-                <w:rFonts w:ascii="Sahel" w:hAnsi="Sahel" w:cs="Sahel" w:hint="cs"/>
-                <w:color w:val="000000" w:themeColor="text1"/>
-                <w:rtl/>
-              </w:rPr>
-              <w:t>‌</w:t>
-            </w:r>
-            <w:r>
-              <w:rPr>
-                <w:rFonts w:ascii="Sahel" w:hAnsi="Sahel" w:cs="Sahel" w:hint="cs"/>
-                <w:color w:val="000000" w:themeColor="text1"/>
-                <w:rtl/>
-              </w:rPr>
-              <w:t>کردن</w:t>
+              <w:t>پخش‌کردن، اسپری‌کردن</w:t>
             </w:r>
           </w:p>
         </w:tc>
@@ -15476,39 +13722,7 @@
                 <w:color w:val="000000" w:themeColor="text1"/>
                 <w:rtl/>
               </w:rPr>
-              <w:t>صاف</w:t>
-            </w:r>
-            <w:r>
-              <w:rPr>
-                <w:rFonts w:ascii="Sahel" w:hAnsi="Sahel" w:cs="Sahel" w:hint="cs"/>
-                <w:color w:val="000000" w:themeColor="text1"/>
-                <w:rtl/>
-              </w:rPr>
-              <w:t>‌</w:t>
-            </w:r>
-            <w:r>
-              <w:rPr>
-                <w:rFonts w:ascii="Sahel" w:hAnsi="Sahel" w:cs="Sahel" w:hint="cs"/>
-                <w:color w:val="000000" w:themeColor="text1"/>
-                <w:rtl/>
-              </w:rPr>
-              <w:t>کردن، تصفیه</w:t>
-            </w:r>
-            <w:r>
-              <w:rPr>
-                <w:rFonts w:ascii="Sahel" w:hAnsi="Sahel" w:cs="Sahel" w:hint="cs"/>
-                <w:color w:val="000000" w:themeColor="text1"/>
-                <w:rtl/>
-              </w:rPr>
-              <w:t>‌</w:t>
-            </w:r>
-            <w:r>
-              <w:rPr>
-                <w:rFonts w:ascii="Sahel" w:hAnsi="Sahel" w:cs="Sahel" w:hint="cs"/>
-                <w:color w:val="000000" w:themeColor="text1"/>
-                <w:rtl/>
-              </w:rPr>
-              <w:t>کردن</w:t>
+              <w:t>صاف‌کردن، تصفیه‌کردن</w:t>
             </w:r>
           </w:p>
         </w:tc>
@@ -15627,23 +13841,7 @@
                 <w:color w:val="000000" w:themeColor="text1"/>
                 <w:rtl/>
               </w:rPr>
-              <w:t>طبخ</w:t>
-            </w:r>
-            <w:r>
-              <w:rPr>
-                <w:rFonts w:ascii="Sahel" w:hAnsi="Sahel" w:cs="Sahel" w:hint="cs"/>
-                <w:color w:val="000000" w:themeColor="text1"/>
-                <w:rtl/>
-              </w:rPr>
-              <w:t>‌</w:t>
-            </w:r>
-            <w:r>
-              <w:rPr>
-                <w:rFonts w:ascii="Sahel" w:hAnsi="Sahel" w:cs="Sahel" w:hint="cs"/>
-                <w:color w:val="000000" w:themeColor="text1"/>
-                <w:rtl/>
-              </w:rPr>
-              <w:t>کردن</w:t>
+              <w:t>طبخ‌کردن</w:t>
             </w:r>
           </w:p>
         </w:tc>
@@ -15762,23 +13960,7 @@
                 <w:color w:val="000000" w:themeColor="text1"/>
                 <w:rtl/>
               </w:rPr>
-              <w:t>قبول</w:t>
-            </w:r>
-            <w:r>
-              <w:rPr>
-                <w:rFonts w:ascii="Sahel" w:hAnsi="Sahel" w:cs="Sahel" w:hint="cs"/>
-                <w:color w:val="000000" w:themeColor="text1"/>
-                <w:rtl/>
-              </w:rPr>
-              <w:t>‌</w:t>
-            </w:r>
-            <w:r>
-              <w:rPr>
-                <w:rFonts w:ascii="Sahel" w:hAnsi="Sahel" w:cs="Sahel" w:hint="cs"/>
-                <w:color w:val="000000" w:themeColor="text1"/>
-                <w:rtl/>
-              </w:rPr>
-              <w:t>کردن</w:t>
+              <w:t>قبول‌کردن</w:t>
             </w:r>
           </w:p>
         </w:tc>
@@ -15897,39 +14079,7 @@
                 <w:color w:val="000000" w:themeColor="text1"/>
                 <w:rtl/>
               </w:rPr>
-              <w:t>پخش</w:t>
-            </w:r>
-            <w:r>
-              <w:rPr>
-                <w:rFonts w:ascii="Sahel" w:hAnsi="Sahel" w:cs="Sahel" w:hint="cs"/>
-                <w:color w:val="000000" w:themeColor="text1"/>
-                <w:rtl/>
-              </w:rPr>
-              <w:t>‌</w:t>
-            </w:r>
-            <w:r>
-              <w:rPr>
-                <w:rFonts w:ascii="Sahel" w:hAnsi="Sahel" w:cs="Sahel" w:hint="cs"/>
-                <w:color w:val="000000" w:themeColor="text1"/>
-                <w:rtl/>
-              </w:rPr>
-              <w:t>کردن، متفرق</w:t>
-            </w:r>
-            <w:r>
-              <w:rPr>
-                <w:rFonts w:ascii="Sahel" w:hAnsi="Sahel" w:cs="Sahel" w:hint="cs"/>
-                <w:color w:val="000000" w:themeColor="text1"/>
-                <w:rtl/>
-              </w:rPr>
-              <w:t>‌</w:t>
-            </w:r>
-            <w:r>
-              <w:rPr>
-                <w:rFonts w:ascii="Sahel" w:hAnsi="Sahel" w:cs="Sahel" w:hint="cs"/>
-                <w:color w:val="000000" w:themeColor="text1"/>
-                <w:rtl/>
-              </w:rPr>
-              <w:t>کردن</w:t>
+              <w:t>پخش‌کردن، متفرق‌کردن</w:t>
             </w:r>
           </w:p>
         </w:tc>
@@ -16048,39 +14198,7 @@
                 <w:color w:val="000000" w:themeColor="text1"/>
                 <w:rtl/>
               </w:rPr>
-              <w:t>پرداخت</w:t>
-            </w:r>
-            <w:r>
-              <w:rPr>
-                <w:rFonts w:ascii="Sahel" w:hAnsi="Sahel" w:cs="Sahel" w:hint="cs"/>
-                <w:color w:val="000000" w:themeColor="text1"/>
-                <w:rtl/>
-              </w:rPr>
-              <w:t>‌</w:t>
-            </w:r>
-            <w:r>
-              <w:rPr>
-                <w:rFonts w:ascii="Sahel" w:hAnsi="Sahel" w:cs="Sahel" w:hint="cs"/>
-                <w:color w:val="000000" w:themeColor="text1"/>
-                <w:rtl/>
-              </w:rPr>
-              <w:t>کردن؛ مشغول</w:t>
-            </w:r>
-            <w:r>
-              <w:rPr>
-                <w:rFonts w:ascii="Sahel" w:hAnsi="Sahel" w:cs="Sahel" w:hint="cs"/>
-                <w:color w:val="000000" w:themeColor="text1"/>
-                <w:rtl/>
-              </w:rPr>
-              <w:t>‌</w:t>
-            </w:r>
-            <w:r>
-              <w:rPr>
-                <w:rFonts w:ascii="Sahel" w:hAnsi="Sahel" w:cs="Sahel" w:hint="cs"/>
-                <w:color w:val="000000" w:themeColor="text1"/>
-                <w:rtl/>
-              </w:rPr>
-              <w:t>شدن</w:t>
+              <w:t>پرداخت‌کردن؛ مشغول‌شدن</w:t>
             </w:r>
           </w:p>
         </w:tc>
@@ -16199,23 +14317,7 @@
                 <w:color w:val="000000" w:themeColor="text1"/>
                 <w:rtl/>
               </w:rPr>
-              <w:t>عبادت</w:t>
-            </w:r>
-            <w:r>
-              <w:rPr>
-                <w:rFonts w:ascii="Sahel" w:hAnsi="Sahel" w:cs="Sahel" w:hint="cs"/>
-                <w:color w:val="000000" w:themeColor="text1"/>
-                <w:rtl/>
-              </w:rPr>
-              <w:t>‌</w:t>
-            </w:r>
-            <w:r>
-              <w:rPr>
-                <w:rFonts w:ascii="Sahel" w:hAnsi="Sahel" w:cs="Sahel" w:hint="cs"/>
-                <w:color w:val="000000" w:themeColor="text1"/>
-                <w:rtl/>
-              </w:rPr>
-              <w:t>کردن</w:t>
+              <w:t>عبادت‌کردن</w:t>
             </w:r>
           </w:p>
         </w:tc>
@@ -16335,23 +14437,7 @@
                 <w:rtl/>
               </w:rPr>
               <w:lastRenderedPageBreak/>
-              <w:t>سؤال</w:t>
-            </w:r>
-            <w:r>
-              <w:rPr>
-                <w:rFonts w:ascii="Sahel" w:hAnsi="Sahel" w:cs="Sahel" w:hint="cs"/>
-                <w:color w:val="000000" w:themeColor="text1"/>
-                <w:rtl/>
-              </w:rPr>
-              <w:t>‌</w:t>
-            </w:r>
-            <w:r>
-              <w:rPr>
-                <w:rFonts w:ascii="Sahel" w:hAnsi="Sahel" w:cs="Sahel" w:hint="cs"/>
-                <w:color w:val="000000" w:themeColor="text1"/>
-                <w:rtl/>
-              </w:rPr>
-              <w:t>کردن</w:t>
+              <w:t>سؤال‌کردن</w:t>
             </w:r>
           </w:p>
         </w:tc>
@@ -16470,39 +14556,7 @@
                 <w:color w:val="000000" w:themeColor="text1"/>
                 <w:rtl/>
               </w:rPr>
-              <w:t>پرورش</w:t>
-            </w:r>
-            <w:r>
-              <w:rPr>
-                <w:rFonts w:ascii="Sahel" w:hAnsi="Sahel" w:cs="Sahel" w:hint="cs"/>
-                <w:color w:val="000000" w:themeColor="text1"/>
-                <w:rtl/>
-              </w:rPr>
-              <w:t>‌</w:t>
-            </w:r>
-            <w:r>
-              <w:rPr>
-                <w:rFonts w:ascii="Sahel" w:hAnsi="Sahel" w:cs="Sahel" w:hint="cs"/>
-                <w:color w:val="000000" w:themeColor="text1"/>
-                <w:rtl/>
-              </w:rPr>
-              <w:t>دادن، تربیت</w:t>
-            </w:r>
-            <w:r>
-              <w:rPr>
-                <w:rFonts w:ascii="Sahel" w:hAnsi="Sahel" w:cs="Sahel" w:hint="cs"/>
-                <w:color w:val="000000" w:themeColor="text1"/>
-                <w:rtl/>
-              </w:rPr>
-              <w:t>‌</w:t>
-            </w:r>
-            <w:r>
-              <w:rPr>
-                <w:rFonts w:ascii="Sahel" w:hAnsi="Sahel" w:cs="Sahel" w:hint="cs"/>
-                <w:color w:val="000000" w:themeColor="text1"/>
-                <w:rtl/>
-              </w:rPr>
-              <w:t>کردن</w:t>
+              <w:t>پرورش‌دادن، تربیت‌کردن</w:t>
             </w:r>
           </w:p>
         </w:tc>
@@ -16621,23 +14675,7 @@
                 <w:color w:val="000000" w:themeColor="text1"/>
                 <w:rtl/>
               </w:rPr>
-              <w:t>پروازکردن؛ پرش</w:t>
-            </w:r>
-            <w:r>
-              <w:rPr>
-                <w:rFonts w:ascii="Sahel" w:hAnsi="Sahel" w:cs="Sahel" w:hint="cs"/>
-                <w:color w:val="000000" w:themeColor="text1"/>
-                <w:rtl/>
-              </w:rPr>
-              <w:t>‌</w:t>
-            </w:r>
-            <w:r>
-              <w:rPr>
-                <w:rFonts w:ascii="Sahel" w:hAnsi="Sahel" w:cs="Sahel" w:hint="cs"/>
-                <w:color w:val="000000" w:themeColor="text1"/>
-                <w:rtl/>
-              </w:rPr>
-              <w:t>کردن</w:t>
+              <w:t>پروازکردن؛ پرش‌کردن</w:t>
             </w:r>
           </w:p>
         </w:tc>
@@ -16756,23 +14794,7 @@
                 <w:color w:val="000000" w:themeColor="text1"/>
                 <w:rtl/>
               </w:rPr>
-              <w:t>پژمرده</w:t>
-            </w:r>
-            <w:r>
-              <w:rPr>
-                <w:rFonts w:ascii="Sahel" w:hAnsi="Sahel" w:cs="Sahel" w:hint="cs"/>
-                <w:color w:val="000000" w:themeColor="text1"/>
-                <w:rtl/>
-              </w:rPr>
-              <w:t>‌</w:t>
-            </w:r>
-            <w:r>
-              <w:rPr>
-                <w:rFonts w:ascii="Sahel" w:hAnsi="Sahel" w:cs="Sahel" w:hint="cs"/>
-                <w:color w:val="000000" w:themeColor="text1"/>
-                <w:rtl/>
-              </w:rPr>
-              <w:t>شدن</w:t>
+              <w:t>پژمرده‌شدن</w:t>
             </w:r>
           </w:p>
         </w:tc>
@@ -16891,23 +14913,7 @@
                 <w:color w:val="000000" w:themeColor="text1"/>
                 <w:rtl/>
               </w:rPr>
-              <w:t>تحقیق</w:t>
-            </w:r>
-            <w:r>
-              <w:rPr>
-                <w:rFonts w:ascii="Sahel" w:hAnsi="Sahel" w:cs="Sahel" w:hint="cs"/>
-                <w:color w:val="000000" w:themeColor="text1"/>
-                <w:rtl/>
-              </w:rPr>
-              <w:t>‌</w:t>
-            </w:r>
-            <w:r>
-              <w:rPr>
-                <w:rFonts w:ascii="Sahel" w:hAnsi="Sahel" w:cs="Sahel" w:hint="cs"/>
-                <w:color w:val="000000" w:themeColor="text1"/>
-                <w:rtl/>
-              </w:rPr>
-              <w:t>کردن</w:t>
+              <w:t>تحقیق‌کردن</w:t>
             </w:r>
           </w:p>
         </w:tc>
@@ -17026,39 +15032,7 @@
                 <w:color w:val="000000" w:themeColor="text1"/>
                 <w:rtl/>
               </w:rPr>
-              <w:t>خوش</w:t>
-            </w:r>
-            <w:r>
-              <w:rPr>
-                <w:rFonts w:ascii="Sahel" w:hAnsi="Sahel" w:cs="Sahel" w:hint="cs"/>
-                <w:color w:val="000000" w:themeColor="text1"/>
-                <w:rtl/>
-              </w:rPr>
-              <w:t>‌</w:t>
-            </w:r>
-            <w:r>
-              <w:rPr>
-                <w:rFonts w:ascii="Sahel" w:hAnsi="Sahel" w:cs="Sahel" w:hint="cs"/>
-                <w:color w:val="000000" w:themeColor="text1"/>
-                <w:rtl/>
-              </w:rPr>
-              <w:t>آمدن، دوست</w:t>
-            </w:r>
-            <w:r>
-              <w:rPr>
-                <w:rFonts w:ascii="Sahel" w:hAnsi="Sahel" w:cs="Sahel" w:hint="cs"/>
-                <w:color w:val="000000" w:themeColor="text1"/>
-                <w:rtl/>
-              </w:rPr>
-              <w:t>‌</w:t>
-            </w:r>
-            <w:r>
-              <w:rPr>
-                <w:rFonts w:ascii="Sahel" w:hAnsi="Sahel" w:cs="Sahel" w:hint="cs"/>
-                <w:color w:val="000000" w:themeColor="text1"/>
-                <w:rtl/>
-              </w:rPr>
-              <w:t>داشتن</w:t>
+              <w:t>خوش‌آمدن، دوست‌داشتن</w:t>
             </w:r>
           </w:p>
         </w:tc>
@@ -17177,39 +15151,7 @@
                 <w:color w:val="000000" w:themeColor="text1"/>
                 <w:rtl/>
               </w:rPr>
-              <w:t>پلاسیده</w:t>
-            </w:r>
-            <w:r>
-              <w:rPr>
-                <w:rFonts w:ascii="Sahel" w:hAnsi="Sahel" w:cs="Sahel" w:hint="cs"/>
-                <w:color w:val="000000" w:themeColor="text1"/>
-                <w:rtl/>
-              </w:rPr>
-              <w:t>‌</w:t>
-            </w:r>
-            <w:r>
-              <w:rPr>
-                <w:rFonts w:ascii="Sahel" w:hAnsi="Sahel" w:cs="Sahel" w:hint="cs"/>
-                <w:color w:val="000000" w:themeColor="text1"/>
-                <w:rtl/>
-              </w:rPr>
-              <w:t>شدن، پژمرده</w:t>
-            </w:r>
-            <w:r>
-              <w:rPr>
-                <w:rFonts w:ascii="Sahel" w:hAnsi="Sahel" w:cs="Sahel" w:hint="cs"/>
-                <w:color w:val="000000" w:themeColor="text1"/>
-                <w:rtl/>
-              </w:rPr>
-              <w:t>‌</w:t>
-            </w:r>
-            <w:r>
-              <w:rPr>
-                <w:rFonts w:ascii="Sahel" w:hAnsi="Sahel" w:cs="Sahel" w:hint="cs"/>
-                <w:color w:val="000000" w:themeColor="text1"/>
-                <w:rtl/>
-              </w:rPr>
-              <w:t>شدن</w:t>
+              <w:t>پلاسیده‌شدن، پژمرده‌شدن</w:t>
             </w:r>
           </w:p>
         </w:tc>
@@ -17328,39 +15270,7 @@
                 <w:color w:val="000000" w:themeColor="text1"/>
                 <w:rtl/>
               </w:rPr>
-              <w:t>پرسه</w:t>
-            </w:r>
-            <w:r>
-              <w:rPr>
-                <w:rFonts w:ascii="Sahel" w:hAnsi="Sahel" w:cs="Sahel" w:hint="cs"/>
-                <w:color w:val="000000" w:themeColor="text1"/>
-                <w:rtl/>
-              </w:rPr>
-              <w:t>‌</w:t>
-            </w:r>
-            <w:r>
-              <w:rPr>
-                <w:rFonts w:ascii="Sahel" w:hAnsi="Sahel" w:cs="Sahel" w:hint="cs"/>
-                <w:color w:val="000000" w:themeColor="text1"/>
-                <w:rtl/>
-              </w:rPr>
-              <w:t>زدن، ول</w:t>
-            </w:r>
-            <w:r>
-              <w:rPr>
-                <w:rFonts w:ascii="Sahel" w:hAnsi="Sahel" w:cs="Sahel" w:hint="cs"/>
-                <w:color w:val="000000" w:themeColor="text1"/>
-                <w:rtl/>
-              </w:rPr>
-              <w:t>‌</w:t>
-            </w:r>
-            <w:r>
-              <w:rPr>
-                <w:rFonts w:ascii="Sahel" w:hAnsi="Sahel" w:cs="Sahel" w:hint="cs"/>
-                <w:color w:val="000000" w:themeColor="text1"/>
-                <w:rtl/>
-              </w:rPr>
-              <w:t>گشتن</w:t>
+              <w:t>پرسه‌زدن، ول‌گشتن</w:t>
             </w:r>
           </w:p>
         </w:tc>
@@ -17479,23 +15389,7 @@
                 <w:color w:val="000000" w:themeColor="text1"/>
                 <w:rtl/>
               </w:rPr>
-              <w:t>پناه</w:t>
-            </w:r>
-            <w:r>
-              <w:rPr>
-                <w:rFonts w:ascii="Sahel" w:hAnsi="Sahel" w:cs="Sahel" w:hint="cs"/>
-                <w:color w:val="000000" w:themeColor="text1"/>
-                <w:rtl/>
-              </w:rPr>
-              <w:t>‌</w:t>
-            </w:r>
-            <w:r>
-              <w:rPr>
-                <w:rFonts w:ascii="Sahel" w:hAnsi="Sahel" w:cs="Sahel" w:hint="cs"/>
-                <w:color w:val="000000" w:themeColor="text1"/>
-                <w:rtl/>
-              </w:rPr>
-              <w:t>بردن</w:t>
+              <w:t>پناه‌بردن</w:t>
             </w:r>
           </w:p>
         </w:tc>
@@ -17614,39 +15508,7 @@
                 <w:color w:val="000000" w:themeColor="text1"/>
                 <w:rtl/>
               </w:rPr>
-              <w:t>گمان</w:t>
-            </w:r>
-            <w:r>
-              <w:rPr>
-                <w:rFonts w:ascii="Sahel" w:hAnsi="Sahel" w:cs="Sahel" w:hint="cs"/>
-                <w:color w:val="000000" w:themeColor="text1"/>
-                <w:rtl/>
-              </w:rPr>
-              <w:t>‌</w:t>
-            </w:r>
-            <w:r>
-              <w:rPr>
-                <w:rFonts w:ascii="Sahel" w:hAnsi="Sahel" w:cs="Sahel" w:hint="cs"/>
-                <w:color w:val="000000" w:themeColor="text1"/>
-                <w:rtl/>
-              </w:rPr>
-              <w:t>کردن، خیال</w:t>
-            </w:r>
-            <w:r>
-              <w:rPr>
-                <w:rFonts w:ascii="Sahel" w:hAnsi="Sahel" w:cs="Sahel" w:hint="cs"/>
-                <w:color w:val="000000" w:themeColor="text1"/>
-                <w:rtl/>
-              </w:rPr>
-              <w:t>‌</w:t>
-            </w:r>
-            <w:r>
-              <w:rPr>
-                <w:rFonts w:ascii="Sahel" w:hAnsi="Sahel" w:cs="Sahel" w:hint="cs"/>
-                <w:color w:val="000000" w:themeColor="text1"/>
-                <w:rtl/>
-              </w:rPr>
-              <w:t>کردن</w:t>
+              <w:t>گمان‌کردن، خیال‌کردن</w:t>
             </w:r>
           </w:p>
         </w:tc>
@@ -17765,23 +15627,7 @@
                 <w:color w:val="000000" w:themeColor="text1"/>
                 <w:rtl/>
               </w:rPr>
-              <w:t>پوسیده</w:t>
-            </w:r>
-            <w:r>
-              <w:rPr>
-                <w:rFonts w:ascii="Sahel" w:hAnsi="Sahel" w:cs="Sahel" w:hint="cs"/>
-                <w:color w:val="000000" w:themeColor="text1"/>
-                <w:rtl/>
-              </w:rPr>
-              <w:t>‌</w:t>
-            </w:r>
-            <w:r>
-              <w:rPr>
-                <w:rFonts w:ascii="Sahel" w:hAnsi="Sahel" w:cs="Sahel" w:hint="cs"/>
-                <w:color w:val="000000" w:themeColor="text1"/>
-                <w:rtl/>
-              </w:rPr>
-              <w:t>شدن، فاسدشدن</w:t>
+              <w:t>پوسیده‌شدن، فاسدشدن</w:t>
             </w:r>
           </w:p>
         </w:tc>
@@ -17900,55 +15746,7 @@
                 <w:color w:val="000000" w:themeColor="text1"/>
                 <w:rtl/>
               </w:rPr>
-              <w:t>به</w:t>
-            </w:r>
-            <w:r>
-              <w:rPr>
-                <w:rFonts w:ascii="Sahel" w:hAnsi="Sahel" w:cs="Sahel" w:hint="cs"/>
-                <w:color w:val="000000" w:themeColor="text1"/>
-                <w:rtl/>
-              </w:rPr>
-              <w:t>‌</w:t>
-            </w:r>
-            <w:r>
-              <w:rPr>
-                <w:rFonts w:ascii="Sahel" w:hAnsi="Sahel" w:cs="Sahel" w:hint="cs"/>
-                <w:color w:val="000000" w:themeColor="text1"/>
-                <w:rtl/>
-              </w:rPr>
-              <w:t>تن</w:t>
-            </w:r>
-            <w:r>
-              <w:rPr>
-                <w:rFonts w:ascii="Sahel" w:hAnsi="Sahel" w:cs="Sahel" w:hint="cs"/>
-                <w:color w:val="000000" w:themeColor="text1"/>
-                <w:rtl/>
-              </w:rPr>
-              <w:t>‌</w:t>
-            </w:r>
-            <w:r>
-              <w:rPr>
-                <w:rFonts w:ascii="Sahel" w:hAnsi="Sahel" w:cs="Sahel" w:hint="cs"/>
-                <w:color w:val="000000" w:themeColor="text1"/>
-                <w:rtl/>
-              </w:rPr>
-              <w:t>کردن؛ پنهان</w:t>
-            </w:r>
-            <w:r>
-              <w:rPr>
-                <w:rFonts w:ascii="Sahel" w:hAnsi="Sahel" w:cs="Sahel" w:hint="cs"/>
-                <w:color w:val="000000" w:themeColor="text1"/>
-                <w:rtl/>
-              </w:rPr>
-              <w:t>‌</w:t>
-            </w:r>
-            <w:r>
-              <w:rPr>
-                <w:rFonts w:ascii="Sahel" w:hAnsi="Sahel" w:cs="Sahel" w:hint="cs"/>
-                <w:color w:val="000000" w:themeColor="text1"/>
-                <w:rtl/>
-              </w:rPr>
-              <w:t>کردن</w:t>
+              <w:t>به‌تن‌کردن؛ پنهان‌کردن</w:t>
             </w:r>
           </w:p>
         </w:tc>
@@ -18067,23 +15865,7 @@
                 <w:color w:val="000000" w:themeColor="text1"/>
                 <w:rtl/>
               </w:rPr>
-              <w:t>تکاپوکردن، دوندگی</w:t>
-            </w:r>
-            <w:r>
-              <w:rPr>
-                <w:rFonts w:ascii="Sahel" w:hAnsi="Sahel" w:cs="Sahel" w:hint="cs"/>
-                <w:color w:val="000000" w:themeColor="text1"/>
-                <w:rtl/>
-              </w:rPr>
-              <w:t>‌</w:t>
-            </w:r>
-            <w:r>
-              <w:rPr>
-                <w:rFonts w:ascii="Sahel" w:hAnsi="Sahel" w:cs="Sahel" w:hint="cs"/>
-                <w:color w:val="000000" w:themeColor="text1"/>
-                <w:rtl/>
-              </w:rPr>
-              <w:t>کردن</w:t>
+              <w:t>تکاپوکردن، دوندگی‌کردن</w:t>
             </w:r>
           </w:p>
         </w:tc>
@@ -18202,39 +15984,7 @@
                 <w:color w:val="000000" w:themeColor="text1"/>
                 <w:rtl/>
               </w:rPr>
-              <w:t>تاب</w:t>
-            </w:r>
-            <w:r>
-              <w:rPr>
-                <w:rFonts w:ascii="Sahel" w:hAnsi="Sahel" w:cs="Sahel" w:hint="cs"/>
-                <w:color w:val="000000" w:themeColor="text1"/>
-                <w:rtl/>
-              </w:rPr>
-              <w:t>‌</w:t>
-            </w:r>
-            <w:r>
-              <w:rPr>
-                <w:rFonts w:ascii="Sahel" w:hAnsi="Sahel" w:cs="Sahel" w:hint="cs"/>
-                <w:color w:val="000000" w:themeColor="text1"/>
-                <w:rtl/>
-              </w:rPr>
-              <w:t>دادن، دور چیزی گرفتن؛ (پا) رگ‌به‌رگ</w:t>
-            </w:r>
-            <w:r>
-              <w:rPr>
-                <w:rFonts w:ascii="Sahel" w:hAnsi="Sahel" w:cs="Sahel" w:hint="cs"/>
-                <w:color w:val="000000" w:themeColor="text1"/>
-                <w:rtl/>
-              </w:rPr>
-              <w:t>‌</w:t>
-            </w:r>
-            <w:r>
-              <w:rPr>
-                <w:rFonts w:ascii="Sahel" w:hAnsi="Sahel" w:cs="Sahel" w:hint="cs"/>
-                <w:color w:val="000000" w:themeColor="text1"/>
-                <w:rtl/>
-              </w:rPr>
-              <w:t>شدن</w:t>
+              <w:t>تاب‌دادن، دور چیزی گرفتن؛ (پا) رگ‌به‌رگ‌شدن</w:t>
             </w:r>
           </w:p>
         </w:tc>
@@ -18353,39 +16103,7 @@
                 <w:color w:val="000000" w:themeColor="text1"/>
                 <w:rtl/>
               </w:rPr>
-              <w:t>هرس</w:t>
-            </w:r>
-            <w:r>
-              <w:rPr>
-                <w:rFonts w:ascii="Sahel" w:hAnsi="Sahel" w:cs="Sahel" w:hint="cs"/>
-                <w:color w:val="000000" w:themeColor="text1"/>
-                <w:rtl/>
-              </w:rPr>
-              <w:t>‌</w:t>
-            </w:r>
-            <w:r>
-              <w:rPr>
-                <w:rFonts w:ascii="Sahel" w:hAnsi="Sahel" w:cs="Sahel" w:hint="cs"/>
-                <w:color w:val="000000" w:themeColor="text1"/>
-                <w:rtl/>
-              </w:rPr>
-              <w:t>کردن، اصلاح</w:t>
-            </w:r>
-            <w:r>
-              <w:rPr>
-                <w:rFonts w:ascii="Sahel" w:hAnsi="Sahel" w:cs="Sahel" w:hint="cs"/>
-                <w:color w:val="000000" w:themeColor="text1"/>
-                <w:rtl/>
-              </w:rPr>
-              <w:t>‌</w:t>
-            </w:r>
-            <w:r>
-              <w:rPr>
-                <w:rFonts w:ascii="Sahel" w:hAnsi="Sahel" w:cs="Sahel" w:hint="cs"/>
-                <w:color w:val="000000" w:themeColor="text1"/>
-                <w:rtl/>
-              </w:rPr>
-              <w:t>کردن</w:t>
+              <w:t>هرس‌کردن، اصلاح‌کردن</w:t>
             </w:r>
           </w:p>
         </w:tc>
@@ -18504,39 +16222,7 @@
                 <w:color w:val="000000" w:themeColor="text1"/>
                 <w:rtl/>
               </w:rPr>
-              <w:t>طی</w:t>
-            </w:r>
-            <w:r>
-              <w:rPr>
-                <w:rFonts w:ascii="Sahel" w:hAnsi="Sahel" w:cs="Sahel" w:hint="cs"/>
-                <w:color w:val="000000" w:themeColor="text1"/>
-                <w:rtl/>
-              </w:rPr>
-              <w:t>‌</w:t>
-            </w:r>
-            <w:r>
-              <w:rPr>
-                <w:rFonts w:ascii="Sahel" w:hAnsi="Sahel" w:cs="Sahel" w:hint="cs"/>
-                <w:color w:val="000000" w:themeColor="text1"/>
-                <w:rtl/>
-              </w:rPr>
-              <w:t>کردن؛ اندازه</w:t>
-            </w:r>
-            <w:r>
-              <w:rPr>
-                <w:rFonts w:ascii="Sahel" w:hAnsi="Sahel" w:cs="Sahel" w:hint="cs"/>
-                <w:color w:val="000000" w:themeColor="text1"/>
-                <w:rtl/>
-              </w:rPr>
-              <w:t>‌</w:t>
-            </w:r>
-            <w:r>
-              <w:rPr>
-                <w:rFonts w:ascii="Sahel" w:hAnsi="Sahel" w:cs="Sahel" w:hint="cs"/>
-                <w:color w:val="000000" w:themeColor="text1"/>
-                <w:rtl/>
-              </w:rPr>
-              <w:t>گرفتن</w:t>
+              <w:t>طی‌کردن؛ اندازه‌گرفتن</w:t>
             </w:r>
           </w:p>
         </w:tc>
@@ -18655,39 +16341,7 @@
                 <w:color w:val="000000" w:themeColor="text1"/>
                 <w:rtl/>
               </w:rPr>
-              <w:t>ملحق</w:t>
-            </w:r>
-            <w:r>
-              <w:rPr>
-                <w:rFonts w:ascii="Sahel" w:hAnsi="Sahel" w:cs="Sahel" w:hint="cs"/>
-                <w:color w:val="000000" w:themeColor="text1"/>
-                <w:rtl/>
-              </w:rPr>
-              <w:t>‌</w:t>
-            </w:r>
-            <w:r>
-              <w:rPr>
-                <w:rFonts w:ascii="Sahel" w:hAnsi="Sahel" w:cs="Sahel" w:hint="cs"/>
-                <w:color w:val="000000" w:themeColor="text1"/>
-                <w:rtl/>
-              </w:rPr>
-              <w:t>شدن، وصل</w:t>
-            </w:r>
-            <w:r>
-              <w:rPr>
-                <w:rFonts w:ascii="Sahel" w:hAnsi="Sahel" w:cs="Sahel" w:hint="cs"/>
-                <w:color w:val="000000" w:themeColor="text1"/>
-                <w:rtl/>
-              </w:rPr>
-              <w:t>‌</w:t>
-            </w:r>
-            <w:r>
-              <w:rPr>
-                <w:rFonts w:ascii="Sahel" w:hAnsi="Sahel" w:cs="Sahel" w:hint="cs"/>
-                <w:color w:val="000000" w:themeColor="text1"/>
-                <w:rtl/>
-              </w:rPr>
-              <w:t>شدن</w:t>
+              <w:t>ملحق‌شدن، وصل‌شدن</w:t>
             </w:r>
           </w:p>
         </w:tc>
@@ -18806,39 +16460,7 @@
                 <w:color w:val="000000" w:themeColor="text1"/>
                 <w:rtl/>
               </w:rPr>
-              <w:t>حمله</w:t>
-            </w:r>
-            <w:r>
-              <w:rPr>
-                <w:rFonts w:ascii="Sahel" w:hAnsi="Sahel" w:cs="Sahel" w:hint="cs"/>
-                <w:color w:val="000000" w:themeColor="text1"/>
-                <w:rtl/>
-              </w:rPr>
-              <w:t>‌</w:t>
-            </w:r>
-            <w:r>
-              <w:rPr>
-                <w:rFonts w:ascii="Sahel" w:hAnsi="Sahel" w:cs="Sahel" w:hint="cs"/>
-                <w:color w:val="000000" w:themeColor="text1"/>
-                <w:rtl/>
-              </w:rPr>
-              <w:t>کردن، یورش</w:t>
-            </w:r>
-            <w:r>
-              <w:rPr>
-                <w:rFonts w:ascii="Sahel" w:hAnsi="Sahel" w:cs="Sahel" w:hint="cs"/>
-                <w:color w:val="000000" w:themeColor="text1"/>
-                <w:rtl/>
-              </w:rPr>
-              <w:t>‌</w:t>
-            </w:r>
-            <w:r>
-              <w:rPr>
-                <w:rFonts w:ascii="Sahel" w:hAnsi="Sahel" w:cs="Sahel" w:hint="cs"/>
-                <w:color w:val="000000" w:themeColor="text1"/>
-                <w:rtl/>
-              </w:rPr>
-              <w:t>بردن</w:t>
+              <w:t>حمله‌کردن، یورش‌بردن</w:t>
             </w:r>
           </w:p>
         </w:tc>
@@ -18957,23 +16579,7 @@
                 <w:color w:val="000000" w:themeColor="text1"/>
                 <w:rtl/>
               </w:rPr>
-              <w:t>نوردادن، تابیدن؛ تاب</w:t>
-            </w:r>
-            <w:r>
-              <w:rPr>
-                <w:rFonts w:ascii="Sahel" w:hAnsi="Sahel" w:cs="Sahel" w:hint="cs"/>
-                <w:color w:val="000000" w:themeColor="text1"/>
-                <w:rtl/>
-              </w:rPr>
-              <w:t>‌</w:t>
-            </w:r>
-            <w:r>
-              <w:rPr>
-                <w:rFonts w:ascii="Sahel" w:hAnsi="Sahel" w:cs="Sahel" w:hint="cs"/>
-                <w:color w:val="000000" w:themeColor="text1"/>
-                <w:rtl/>
-              </w:rPr>
-              <w:t>دادن</w:t>
+              <w:t>نوردادن، تابیدن؛ تاب‌دادن</w:t>
             </w:r>
           </w:p>
         </w:tc>
@@ -19092,23 +16698,7 @@
                 <w:color w:val="000000" w:themeColor="text1"/>
                 <w:rtl/>
               </w:rPr>
-              <w:t>(دل) ضربان</w:t>
-            </w:r>
-            <w:r>
-              <w:rPr>
-                <w:rFonts w:ascii="Sahel" w:hAnsi="Sahel" w:cs="Sahel" w:hint="cs"/>
-                <w:color w:val="000000" w:themeColor="text1"/>
-                <w:rtl/>
-              </w:rPr>
-              <w:t>‌</w:t>
-            </w:r>
-            <w:r>
-              <w:rPr>
-                <w:rFonts w:ascii="Sahel" w:hAnsi="Sahel" w:cs="Sahel" w:hint="cs"/>
-                <w:color w:val="000000" w:themeColor="text1"/>
-                <w:rtl/>
-              </w:rPr>
-              <w:t>داشتن</w:t>
+              <w:t>(دل) ضربان‌داشتن</w:t>
             </w:r>
           </w:p>
         </w:tc>
@@ -19227,39 +16817,7 @@
                 <w:color w:val="000000" w:themeColor="text1"/>
                 <w:rtl/>
               </w:rPr>
-              <w:t>اصلاح</w:t>
-            </w:r>
-            <w:r>
-              <w:rPr>
-                <w:rFonts w:ascii="Sahel" w:hAnsi="Sahel" w:cs="Sahel" w:hint="cs"/>
-                <w:color w:val="000000" w:themeColor="text1"/>
-                <w:rtl/>
-              </w:rPr>
-              <w:t>‌</w:t>
-            </w:r>
-            <w:r>
-              <w:rPr>
-                <w:rFonts w:ascii="Sahel" w:hAnsi="Sahel" w:cs="Sahel" w:hint="cs"/>
-                <w:color w:val="000000" w:themeColor="text1"/>
-                <w:rtl/>
-              </w:rPr>
-              <w:t>کردن (ریش)، صاف</w:t>
-            </w:r>
-            <w:r>
-              <w:rPr>
-                <w:rFonts w:ascii="Sahel" w:hAnsi="Sahel" w:cs="Sahel" w:hint="cs"/>
-                <w:color w:val="000000" w:themeColor="text1"/>
-                <w:rtl/>
-              </w:rPr>
-              <w:t>‌</w:t>
-            </w:r>
-            <w:r>
-              <w:rPr>
-                <w:rFonts w:ascii="Sahel" w:hAnsi="Sahel" w:cs="Sahel" w:hint="cs"/>
-                <w:color w:val="000000" w:themeColor="text1"/>
-                <w:rtl/>
-              </w:rPr>
-              <w:t>کردن (چوب)</w:t>
+              <w:t>اصلاح‌کردن (ریش)، صاف‌کردن (چوب)</w:t>
             </w:r>
           </w:p>
         </w:tc>
@@ -19378,39 +16936,7 @@
                 <w:color w:val="000000" w:themeColor="text1"/>
                 <w:rtl/>
               </w:rPr>
-              <w:t>نشت</w:t>
-            </w:r>
-            <w:r>
-              <w:rPr>
-                <w:rFonts w:ascii="Sahel" w:hAnsi="Sahel" w:cs="Sahel" w:hint="cs"/>
-                <w:color w:val="000000" w:themeColor="text1"/>
-                <w:rtl/>
-              </w:rPr>
-              <w:t>‌</w:t>
-            </w:r>
-            <w:r>
-              <w:rPr>
-                <w:rFonts w:ascii="Sahel" w:hAnsi="Sahel" w:cs="Sahel" w:hint="cs"/>
-                <w:color w:val="000000" w:themeColor="text1"/>
-                <w:rtl/>
-              </w:rPr>
-              <w:t>کردن، تراوش</w:t>
-            </w:r>
-            <w:r>
-              <w:rPr>
-                <w:rFonts w:ascii="Sahel" w:hAnsi="Sahel" w:cs="Sahel" w:hint="cs"/>
-                <w:color w:val="000000" w:themeColor="text1"/>
-                <w:rtl/>
-              </w:rPr>
-              <w:t>‌</w:t>
-            </w:r>
-            <w:r>
-              <w:rPr>
-                <w:rFonts w:ascii="Sahel" w:hAnsi="Sahel" w:cs="Sahel" w:hint="cs"/>
-                <w:color w:val="000000" w:themeColor="text1"/>
-                <w:rtl/>
-              </w:rPr>
-              <w:t>کردن</w:t>
+              <w:t>نشت‌کردن، تراوش‌کردن</w:t>
             </w:r>
           </w:p>
         </w:tc>
@@ -19530,39 +17056,7 @@
                 <w:rtl/>
               </w:rPr>
               <w:lastRenderedPageBreak/>
-              <w:t>ترس</w:t>
-            </w:r>
-            <w:r>
-              <w:rPr>
-                <w:rFonts w:ascii="Sahel" w:hAnsi="Sahel" w:cs="Sahel" w:hint="cs"/>
-                <w:color w:val="000000" w:themeColor="text1"/>
-                <w:rtl/>
-              </w:rPr>
-              <w:t>‌</w:t>
-            </w:r>
-            <w:r>
-              <w:rPr>
-                <w:rFonts w:ascii="Sahel" w:hAnsi="Sahel" w:cs="Sahel" w:hint="cs"/>
-                <w:color w:val="000000" w:themeColor="text1"/>
-                <w:rtl/>
-              </w:rPr>
-              <w:t>داشتن، وحشت</w:t>
-            </w:r>
-            <w:r>
-              <w:rPr>
-                <w:rFonts w:ascii="Sahel" w:hAnsi="Sahel" w:cs="Sahel" w:hint="cs"/>
-                <w:color w:val="000000" w:themeColor="text1"/>
-                <w:rtl/>
-              </w:rPr>
-              <w:t>‌</w:t>
-            </w:r>
-            <w:r>
-              <w:rPr>
-                <w:rFonts w:ascii="Sahel" w:hAnsi="Sahel" w:cs="Sahel" w:hint="cs"/>
-                <w:color w:val="000000" w:themeColor="text1"/>
-                <w:rtl/>
-              </w:rPr>
-              <w:t>کردن</w:t>
+              <w:t>ترس‌داشتن، وحشت‌کردن</w:t>
             </w:r>
           </w:p>
         </w:tc>
@@ -19681,23 +17175,7 @@
                 <w:color w:val="000000" w:themeColor="text1"/>
                 <w:rtl/>
               </w:rPr>
-              <w:t>ترش</w:t>
-            </w:r>
-            <w:r>
-              <w:rPr>
-                <w:rFonts w:ascii="Sahel" w:hAnsi="Sahel" w:cs="Sahel" w:hint="cs"/>
-                <w:color w:val="000000" w:themeColor="text1"/>
-                <w:rtl/>
-              </w:rPr>
-              <w:t>‌</w:t>
-            </w:r>
-            <w:r>
-              <w:rPr>
-                <w:rFonts w:ascii="Sahel" w:hAnsi="Sahel" w:cs="Sahel" w:hint="cs"/>
-                <w:color w:val="000000" w:themeColor="text1"/>
-                <w:rtl/>
-              </w:rPr>
-              <w:t>شدن</w:t>
+              <w:t>ترش‌شدن</w:t>
             </w:r>
           </w:p>
         </w:tc>
@@ -19816,23 +17294,7 @@
                 <w:color w:val="000000" w:themeColor="text1"/>
                 <w:rtl/>
               </w:rPr>
-              <w:t>منفجرشدن، پاره</w:t>
-            </w:r>
-            <w:r>
-              <w:rPr>
-                <w:rFonts w:ascii="Sahel" w:hAnsi="Sahel" w:cs="Sahel" w:hint="cs"/>
-                <w:color w:val="000000" w:themeColor="text1"/>
-                <w:rtl/>
-              </w:rPr>
-              <w:t>‌</w:t>
-            </w:r>
-            <w:r>
-              <w:rPr>
-                <w:rFonts w:ascii="Sahel" w:hAnsi="Sahel" w:cs="Sahel" w:hint="cs"/>
-                <w:color w:val="000000" w:themeColor="text1"/>
-                <w:rtl/>
-              </w:rPr>
-              <w:t>شدن</w:t>
+              <w:t>منفجرشدن، پاره‌شدن</w:t>
             </w:r>
           </w:p>
         </w:tc>
@@ -19951,39 +17413,7 @@
                 <w:color w:val="000000" w:themeColor="text1"/>
                 <w:rtl/>
               </w:rPr>
-              <w:t>تکان</w:t>
-            </w:r>
-            <w:r>
-              <w:rPr>
-                <w:rFonts w:ascii="Sahel" w:hAnsi="Sahel" w:cs="Sahel" w:hint="cs"/>
-                <w:color w:val="000000" w:themeColor="text1"/>
-                <w:rtl/>
-              </w:rPr>
-              <w:t>‌</w:t>
-            </w:r>
-            <w:r>
-              <w:rPr>
-                <w:rFonts w:ascii="Sahel" w:hAnsi="Sahel" w:cs="Sahel" w:hint="cs"/>
-                <w:color w:val="000000" w:themeColor="text1"/>
-                <w:rtl/>
-              </w:rPr>
-              <w:t>دادن، گردگیری</w:t>
-            </w:r>
-            <w:r>
-              <w:rPr>
-                <w:rFonts w:ascii="Sahel" w:hAnsi="Sahel" w:cs="Sahel" w:hint="cs"/>
-                <w:color w:val="000000" w:themeColor="text1"/>
-                <w:rtl/>
-              </w:rPr>
-              <w:t>‌</w:t>
-            </w:r>
-            <w:r>
-              <w:rPr>
-                <w:rFonts w:ascii="Sahel" w:hAnsi="Sahel" w:cs="Sahel" w:hint="cs"/>
-                <w:color w:val="000000" w:themeColor="text1"/>
-                <w:rtl/>
-              </w:rPr>
-              <w:t>کردن</w:t>
+              <w:t>تکان‌دادن، گردگیری‌کردن</w:t>
             </w:r>
           </w:p>
         </w:tc>
@@ -20102,23 +17532,7 @@
                 <w:color w:val="000000" w:themeColor="text1"/>
                 <w:rtl/>
               </w:rPr>
-              <w:t>(تار) درست</w:t>
-            </w:r>
-            <w:r>
-              <w:rPr>
-                <w:rFonts w:ascii="Sahel" w:hAnsi="Sahel" w:cs="Sahel" w:hint="cs"/>
-                <w:color w:val="000000" w:themeColor="text1"/>
-                <w:rtl/>
-              </w:rPr>
-              <w:t>‌</w:t>
-            </w:r>
-            <w:r>
-              <w:rPr>
-                <w:rFonts w:ascii="Sahel" w:hAnsi="Sahel" w:cs="Sahel" w:hint="cs"/>
-                <w:color w:val="000000" w:themeColor="text1"/>
-                <w:rtl/>
-              </w:rPr>
-              <w:t>کردن</w:t>
+              <w:t>(تار) درست‌کردن</w:t>
             </w:r>
           </w:p>
         </w:tc>
@@ -20237,23 +17651,7 @@
                 <w:color w:val="000000" w:themeColor="text1"/>
                 <w:rtl/>
               </w:rPr>
-              <w:t>قادربودن، توان</w:t>
-            </w:r>
-            <w:r>
-              <w:rPr>
-                <w:rFonts w:ascii="Sahel" w:hAnsi="Sahel" w:cs="Sahel" w:hint="cs"/>
-                <w:color w:val="000000" w:themeColor="text1"/>
-                <w:rtl/>
-              </w:rPr>
-              <w:t>‌</w:t>
-            </w:r>
-            <w:r>
-              <w:rPr>
-                <w:rFonts w:ascii="Sahel" w:hAnsi="Sahel" w:cs="Sahel" w:hint="cs"/>
-                <w:color w:val="000000" w:themeColor="text1"/>
-                <w:rtl/>
-              </w:rPr>
-              <w:t>داشتن</w:t>
+              <w:t>قادربودن، توان‌داشتن</w:t>
             </w:r>
           </w:p>
         </w:tc>
@@ -20299,7 +17697,7 @@
                 <w:color w:val="000000" w:themeColor="text1"/>
                 <w:rtl/>
               </w:rPr>
-              <w:t>(مضارع: می‌تواند)</w:t>
+              <w:t>(حال: می‌تواند)</w:t>
             </w:r>
           </w:p>
         </w:tc>
@@ -20372,23 +17770,7 @@
                 <w:color w:val="000000" w:themeColor="text1"/>
                 <w:rtl/>
               </w:rPr>
-              <w:t>پرش</w:t>
-            </w:r>
-            <w:r>
-              <w:rPr>
-                <w:rFonts w:ascii="Sahel" w:hAnsi="Sahel" w:cs="Sahel" w:hint="cs"/>
-                <w:color w:val="000000" w:themeColor="text1"/>
-                <w:rtl/>
-              </w:rPr>
-              <w:t>‌</w:t>
-            </w:r>
-            <w:r>
-              <w:rPr>
-                <w:rFonts w:ascii="Sahel" w:hAnsi="Sahel" w:cs="Sahel" w:hint="cs"/>
-                <w:color w:val="000000" w:themeColor="text1"/>
-                <w:rtl/>
-              </w:rPr>
-              <w:t>کردن</w:t>
+              <w:t>پرش‌کردن</w:t>
             </w:r>
           </w:p>
         </w:tc>
@@ -20507,23 +17889,7 @@
                 <w:color w:val="000000" w:themeColor="text1"/>
                 <w:rtl/>
               </w:rPr>
-              <w:t>جستجوکردن، دنبال</w:t>
-            </w:r>
-            <w:r>
-              <w:rPr>
-                <w:rFonts w:ascii="Sahel" w:hAnsi="Sahel" w:cs="Sahel" w:hint="cs"/>
-                <w:color w:val="000000" w:themeColor="text1"/>
-                <w:rtl/>
-              </w:rPr>
-              <w:t>‌</w:t>
-            </w:r>
-            <w:r>
-              <w:rPr>
-                <w:rFonts w:ascii="Sahel" w:hAnsi="Sahel" w:cs="Sahel" w:hint="cs"/>
-                <w:color w:val="000000" w:themeColor="text1"/>
-                <w:rtl/>
-              </w:rPr>
-              <w:t>گشتن</w:t>
+              <w:t>جستجوکردن، دنبال‌گشتن</w:t>
             </w:r>
           </w:p>
         </w:tc>
@@ -20642,55 +18008,7 @@
                 <w:color w:val="000000" w:themeColor="text1"/>
                 <w:rtl/>
               </w:rPr>
-              <w:t>حرکت</w:t>
-            </w:r>
-            <w:r>
-              <w:rPr>
-                <w:rFonts w:ascii="Sahel" w:hAnsi="Sahel" w:cs="Sahel" w:hint="cs"/>
-                <w:color w:val="000000" w:themeColor="text1"/>
-                <w:rtl/>
-              </w:rPr>
-              <w:t>‌</w:t>
-            </w:r>
-            <w:r>
-              <w:rPr>
-                <w:rFonts w:ascii="Sahel" w:hAnsi="Sahel" w:cs="Sahel" w:hint="cs"/>
-                <w:color w:val="000000" w:themeColor="text1"/>
-                <w:rtl/>
-              </w:rPr>
-              <w:t>کردن، تکان</w:t>
-            </w:r>
-            <w:r>
-              <w:rPr>
-                <w:rFonts w:ascii="Sahel" w:hAnsi="Sahel" w:cs="Sahel" w:hint="cs"/>
-                <w:color w:val="000000" w:themeColor="text1"/>
-                <w:rtl/>
-              </w:rPr>
-              <w:t>‌</w:t>
-            </w:r>
-            <w:r>
-              <w:rPr>
-                <w:rFonts w:ascii="Sahel" w:hAnsi="Sahel" w:cs="Sahel" w:hint="cs"/>
-                <w:color w:val="000000" w:themeColor="text1"/>
-                <w:rtl/>
-              </w:rPr>
-              <w:t>خوردن؛ عجله</w:t>
-            </w:r>
-            <w:r>
-              <w:rPr>
-                <w:rFonts w:ascii="Sahel" w:hAnsi="Sahel" w:cs="Sahel" w:hint="cs"/>
-                <w:color w:val="000000" w:themeColor="text1"/>
-                <w:rtl/>
-              </w:rPr>
-              <w:t>‌</w:t>
-            </w:r>
-            <w:r>
-              <w:rPr>
-                <w:rFonts w:ascii="Sahel" w:hAnsi="Sahel" w:cs="Sahel" w:hint="cs"/>
-                <w:color w:val="000000" w:themeColor="text1"/>
-                <w:rtl/>
-              </w:rPr>
-              <w:t>کردن</w:t>
+              <w:t>حرکت‌کردن، تکان‌خوردن؛ عجله‌کردن</w:t>
             </w:r>
           </w:p>
         </w:tc>
@@ -20809,23 +18127,7 @@
                 <w:color w:val="000000" w:themeColor="text1"/>
                 <w:rtl/>
               </w:rPr>
-              <w:t>جنگ</w:t>
-            </w:r>
-            <w:r>
-              <w:rPr>
-                <w:rFonts w:ascii="Sahel" w:hAnsi="Sahel" w:cs="Sahel" w:hint="cs"/>
-                <w:color w:val="000000" w:themeColor="text1"/>
-                <w:rtl/>
-              </w:rPr>
-              <w:t>‌</w:t>
-            </w:r>
-            <w:r>
-              <w:rPr>
-                <w:rFonts w:ascii="Sahel" w:hAnsi="Sahel" w:cs="Sahel" w:hint="cs"/>
-                <w:color w:val="000000" w:themeColor="text1"/>
-                <w:rtl/>
-              </w:rPr>
-              <w:t>کردن، نبردکردن</w:t>
+              <w:t>جنگ‌کردن، نبردکردن</w:t>
             </w:r>
           </w:p>
         </w:tc>
@@ -20944,39 +18246,7 @@
                 <w:color w:val="000000" w:themeColor="text1"/>
                 <w:rtl/>
               </w:rPr>
-              <w:t>جوش</w:t>
-            </w:r>
-            <w:r>
-              <w:rPr>
-                <w:rFonts w:ascii="Sahel" w:hAnsi="Sahel" w:cs="Sahel" w:hint="cs"/>
-                <w:color w:val="000000" w:themeColor="text1"/>
-                <w:rtl/>
-              </w:rPr>
-              <w:t>‌</w:t>
-            </w:r>
-            <w:r>
-              <w:rPr>
-                <w:rFonts w:ascii="Sahel" w:hAnsi="Sahel" w:cs="Sahel" w:hint="cs"/>
-                <w:color w:val="000000" w:themeColor="text1"/>
-                <w:rtl/>
-              </w:rPr>
-              <w:t>آمدن؛ (چشمه) بیرون</w:t>
-            </w:r>
-            <w:r>
-              <w:rPr>
-                <w:rFonts w:ascii="Sahel" w:hAnsi="Sahel" w:cs="Sahel" w:hint="cs"/>
-                <w:color w:val="000000" w:themeColor="text1"/>
-                <w:rtl/>
-              </w:rPr>
-              <w:t>‌</w:t>
-            </w:r>
-            <w:r>
-              <w:rPr>
-                <w:rFonts w:ascii="Sahel" w:hAnsi="Sahel" w:cs="Sahel" w:hint="cs"/>
-                <w:color w:val="000000" w:themeColor="text1"/>
-                <w:rtl/>
-              </w:rPr>
-              <w:t>زدن</w:t>
+              <w:t>جوش‌آمدن؛ (چشمه) بیرون‌زدن</w:t>
             </w:r>
           </w:p>
         </w:tc>
@@ -21095,23 +18365,7 @@
                 <w:color w:val="000000" w:themeColor="text1"/>
                 <w:rtl/>
               </w:rPr>
-              <w:t>در دهان نرم</w:t>
-            </w:r>
-            <w:r>
-              <w:rPr>
-                <w:rFonts w:ascii="Sahel" w:hAnsi="Sahel" w:cs="Sahel" w:hint="cs"/>
-                <w:color w:val="000000" w:themeColor="text1"/>
-                <w:rtl/>
-              </w:rPr>
-              <w:t>‌</w:t>
-            </w:r>
-            <w:r>
-              <w:rPr>
-                <w:rFonts w:ascii="Sahel" w:hAnsi="Sahel" w:cs="Sahel" w:hint="cs"/>
-                <w:color w:val="000000" w:themeColor="text1"/>
-                <w:rtl/>
-              </w:rPr>
-              <w:t>کردن</w:t>
+              <w:t>در دهان نرم‌کردن</w:t>
             </w:r>
           </w:p>
         </w:tc>
@@ -21157,23 +18411,7 @@
                 <w:color w:val="000000" w:themeColor="text1"/>
                 <w:rtl/>
               </w:rPr>
-              <w:t>بِج</w:t>
-            </w:r>
-            <w:r>
-              <w:rPr>
-                <w:rFonts w:ascii="Sahel" w:hAnsi="Sahel" w:cs="Sahel" w:hint="cs"/>
-                <w:color w:val="000000" w:themeColor="text1"/>
-                <w:rtl/>
-              </w:rPr>
-              <w:t>ُ</w:t>
-            </w:r>
-            <w:r>
-              <w:rPr>
-                <w:rFonts w:ascii="Sahel" w:hAnsi="Sahel" w:cs="Sahel" w:hint="cs"/>
-                <w:color w:val="000000" w:themeColor="text1"/>
-                <w:rtl/>
-              </w:rPr>
-              <w:t>و</w:t>
+              <w:t>بِجُو</w:t>
             </w:r>
           </w:p>
         </w:tc>
@@ -21246,23 +18484,7 @@
                 <w:color w:val="000000" w:themeColor="text1"/>
                 <w:rtl/>
               </w:rPr>
-              <w:t>پرش</w:t>
-            </w:r>
-            <w:r>
-              <w:rPr>
-                <w:rFonts w:ascii="Sahel" w:hAnsi="Sahel" w:cs="Sahel" w:hint="cs"/>
-                <w:color w:val="000000" w:themeColor="text1"/>
-                <w:rtl/>
-              </w:rPr>
-              <w:t>‌</w:t>
-            </w:r>
-            <w:r>
-              <w:rPr>
-                <w:rFonts w:ascii="Sahel" w:hAnsi="Sahel" w:cs="Sahel" w:hint="cs"/>
-                <w:color w:val="000000" w:themeColor="text1"/>
-                <w:rtl/>
-              </w:rPr>
-              <w:t>کردن</w:t>
+              <w:t>پرش‌کردن</w:t>
             </w:r>
           </w:p>
         </w:tc>
@@ -21381,39 +18603,7 @@
                 <w:color w:val="000000" w:themeColor="text1"/>
                 <w:rtl/>
               </w:rPr>
-              <w:t>چپاول</w:t>
-            </w:r>
-            <w:r>
-              <w:rPr>
-                <w:rFonts w:ascii="Sahel" w:hAnsi="Sahel" w:cs="Sahel" w:hint="cs"/>
-                <w:color w:val="000000" w:themeColor="text1"/>
-                <w:rtl/>
-              </w:rPr>
-              <w:t>‌</w:t>
-            </w:r>
-            <w:r>
-              <w:rPr>
-                <w:rFonts w:ascii="Sahel" w:hAnsi="Sahel" w:cs="Sahel" w:hint="cs"/>
-                <w:color w:val="000000" w:themeColor="text1"/>
-                <w:rtl/>
-              </w:rPr>
-              <w:t>کردن، غارت</w:t>
-            </w:r>
-            <w:r>
-              <w:rPr>
-                <w:rFonts w:ascii="Sahel" w:hAnsi="Sahel" w:cs="Sahel" w:hint="cs"/>
-                <w:color w:val="000000" w:themeColor="text1"/>
-                <w:rtl/>
-              </w:rPr>
-              <w:t>‌</w:t>
-            </w:r>
-            <w:r>
-              <w:rPr>
-                <w:rFonts w:ascii="Sahel" w:hAnsi="Sahel" w:cs="Sahel" w:hint="cs"/>
-                <w:color w:val="000000" w:themeColor="text1"/>
-                <w:rtl/>
-              </w:rPr>
-              <w:t>کردن</w:t>
+              <w:t>چپاول‌کردن، غارت‌کردن</w:t>
             </w:r>
           </w:p>
         </w:tc>
@@ -21770,39 +18960,7 @@
                 <w:color w:val="000000" w:themeColor="text1"/>
                 <w:rtl/>
               </w:rPr>
-              <w:t>غلبه</w:t>
-            </w:r>
-            <w:r>
-              <w:rPr>
-                <w:rFonts w:ascii="Sahel" w:hAnsi="Sahel" w:cs="Sahel" w:hint="cs"/>
-                <w:color w:val="000000" w:themeColor="text1"/>
-                <w:rtl/>
-              </w:rPr>
-              <w:t>‌</w:t>
-            </w:r>
-            <w:r>
-              <w:rPr>
-                <w:rFonts w:ascii="Sahel" w:hAnsi="Sahel" w:cs="Sahel" w:hint="cs"/>
-                <w:color w:val="000000" w:themeColor="text1"/>
-                <w:rtl/>
-              </w:rPr>
-              <w:t>کردن، سنگینی</w:t>
-            </w:r>
-            <w:r>
-              <w:rPr>
-                <w:rFonts w:ascii="Sahel" w:hAnsi="Sahel" w:cs="Sahel" w:hint="cs"/>
-                <w:color w:val="000000" w:themeColor="text1"/>
-                <w:rtl/>
-              </w:rPr>
-              <w:t>‌</w:t>
-            </w:r>
-            <w:r>
-              <w:rPr>
-                <w:rFonts w:ascii="Sahel" w:hAnsi="Sahel" w:cs="Sahel" w:hint="cs"/>
-                <w:color w:val="000000" w:themeColor="text1"/>
-                <w:rtl/>
-              </w:rPr>
-              <w:t>کردن</w:t>
+              <w:t>غلبه‌کردن، سنگینی‌کردن</w:t>
             </w:r>
           </w:p>
         </w:tc>
@@ -22040,23 +19198,7 @@
                 <w:color w:val="000000" w:themeColor="text1"/>
                 <w:rtl/>
               </w:rPr>
-              <w:t>علف</w:t>
-            </w:r>
-            <w:r>
-              <w:rPr>
-                <w:rFonts w:ascii="Sahel" w:hAnsi="Sahel" w:cs="Sahel" w:hint="cs"/>
-                <w:color w:val="000000" w:themeColor="text1"/>
-                <w:rtl/>
-              </w:rPr>
-              <w:t>‌</w:t>
-            </w:r>
-            <w:r>
-              <w:rPr>
-                <w:rFonts w:ascii="Sahel" w:hAnsi="Sahel" w:cs="Sahel" w:hint="cs"/>
-                <w:color w:val="000000" w:themeColor="text1"/>
-                <w:rtl/>
-              </w:rPr>
-              <w:t>خوردن</w:t>
+              <w:t>علف‌خوردن</w:t>
             </w:r>
           </w:p>
         </w:tc>
@@ -22175,23 +19317,7 @@
                 <w:color w:val="000000" w:themeColor="text1"/>
                 <w:rtl/>
               </w:rPr>
-              <w:t>محکم</w:t>
-            </w:r>
-            <w:r>
-              <w:rPr>
-                <w:rFonts w:ascii="Sahel" w:hAnsi="Sahel" w:cs="Sahel" w:hint="cs"/>
-                <w:color w:val="000000" w:themeColor="text1"/>
-                <w:rtl/>
-              </w:rPr>
-              <w:t>‌</w:t>
-            </w:r>
-            <w:r>
-              <w:rPr>
-                <w:rFonts w:ascii="Sahel" w:hAnsi="Sahel" w:cs="Sahel" w:hint="cs"/>
-                <w:color w:val="000000" w:themeColor="text1"/>
-                <w:rtl/>
-              </w:rPr>
-              <w:t>گرفتن، جدانشدن</w:t>
+              <w:t>محکم‌گرفتن، جدانشدن</w:t>
             </w:r>
           </w:p>
         </w:tc>
@@ -22310,23 +19436,7 @@
                 <w:color w:val="000000" w:themeColor="text1"/>
                 <w:rtl/>
               </w:rPr>
-              <w:t>مزه</w:t>
-            </w:r>
-            <w:r>
-              <w:rPr>
-                <w:rFonts w:ascii="Sahel" w:hAnsi="Sahel" w:cs="Sahel" w:hint="cs"/>
-                <w:color w:val="000000" w:themeColor="text1"/>
-                <w:rtl/>
-              </w:rPr>
-              <w:t>‌</w:t>
-            </w:r>
-            <w:r>
-              <w:rPr>
-                <w:rFonts w:ascii="Sahel" w:hAnsi="Sahel" w:cs="Sahel" w:hint="cs"/>
-                <w:color w:val="000000" w:themeColor="text1"/>
-                <w:rtl/>
-              </w:rPr>
-              <w:t>کردن</w:t>
+              <w:t>مزه‌کردن</w:t>
             </w:r>
           </w:p>
         </w:tc>
@@ -22445,23 +19555,7 @@
                 <w:color w:val="000000" w:themeColor="text1"/>
                 <w:rtl/>
               </w:rPr>
-              <w:t>چکه</w:t>
-            </w:r>
-            <w:r>
-              <w:rPr>
-                <w:rFonts w:ascii="Sahel" w:hAnsi="Sahel" w:cs="Sahel" w:hint="cs"/>
-                <w:color w:val="000000" w:themeColor="text1"/>
-                <w:rtl/>
-              </w:rPr>
-              <w:t>‌</w:t>
-            </w:r>
-            <w:r>
-              <w:rPr>
-                <w:rFonts w:ascii="Sahel" w:hAnsi="Sahel" w:cs="Sahel" w:hint="cs"/>
-                <w:color w:val="000000" w:themeColor="text1"/>
-                <w:rtl/>
-              </w:rPr>
-              <w:t>کردن</w:t>
+              <w:t>چکه‌کردن</w:t>
             </w:r>
           </w:p>
         </w:tc>
@@ -22581,23 +19675,7 @@
                 <w:rtl/>
               </w:rPr>
               <w:lastRenderedPageBreak/>
-              <w:t>آب</w:t>
-            </w:r>
-            <w:r>
-              <w:rPr>
-                <w:rFonts w:ascii="Sahel" w:hAnsi="Sahel" w:cs="Sahel" w:hint="cs"/>
-                <w:color w:val="000000" w:themeColor="text1"/>
-                <w:rtl/>
-              </w:rPr>
-              <w:t>‌</w:t>
-            </w:r>
-            <w:r>
-              <w:rPr>
-                <w:rFonts w:ascii="Sahel" w:hAnsi="Sahel" w:cs="Sahel" w:hint="cs"/>
-                <w:color w:val="000000" w:themeColor="text1"/>
-                <w:rtl/>
-              </w:rPr>
-              <w:t>گرفتن، فشاردادن</w:t>
+              <w:t>آب‌گرفتن، فشاردادن</w:t>
             </w:r>
           </w:p>
         </w:tc>
@@ -22716,23 +19794,7 @@
                 <w:color w:val="000000" w:themeColor="text1"/>
                 <w:rtl/>
               </w:rPr>
-              <w:t>با ناز راه</w:t>
-            </w:r>
-            <w:r>
-              <w:rPr>
-                <w:rFonts w:ascii="Sahel" w:hAnsi="Sahel" w:cs="Sahel" w:hint="cs"/>
-                <w:color w:val="000000" w:themeColor="text1"/>
-                <w:rtl/>
-              </w:rPr>
-              <w:t>‌</w:t>
-            </w:r>
-            <w:r>
-              <w:rPr>
-                <w:rFonts w:ascii="Sahel" w:hAnsi="Sahel" w:cs="Sahel" w:hint="cs"/>
-                <w:color w:val="000000" w:themeColor="text1"/>
-                <w:rtl/>
-              </w:rPr>
-              <w:t>رفتن</w:t>
+              <w:t>با ناز راه‌رفتن</w:t>
             </w:r>
           </w:p>
         </w:tc>
@@ -22851,23 +19913,7 @@
                 <w:color w:val="000000" w:themeColor="text1"/>
                 <w:rtl/>
               </w:rPr>
-              <w:t>(میوه) کندن؛ مرتب</w:t>
-            </w:r>
-            <w:r>
-              <w:rPr>
-                <w:rFonts w:ascii="Sahel" w:hAnsi="Sahel" w:cs="Sahel" w:hint="cs"/>
-                <w:color w:val="000000" w:themeColor="text1"/>
-                <w:rtl/>
-              </w:rPr>
-              <w:t>‌</w:t>
-            </w:r>
-            <w:r>
-              <w:rPr>
-                <w:rFonts w:ascii="Sahel" w:hAnsi="Sahel" w:cs="Sahel" w:hint="cs"/>
-                <w:color w:val="000000" w:themeColor="text1"/>
-                <w:rtl/>
-              </w:rPr>
-              <w:t>کردن</w:t>
+              <w:t>(میوه) کندن؛ مرتب‌کردن</w:t>
             </w:r>
           </w:p>
         </w:tc>
@@ -22986,23 +20032,7 @@
                 <w:color w:val="000000" w:themeColor="text1"/>
                 <w:rtl/>
               </w:rPr>
-              <w:t>خارش</w:t>
-            </w:r>
-            <w:r>
-              <w:rPr>
-                <w:rFonts w:ascii="Sahel" w:hAnsi="Sahel" w:cs="Sahel" w:hint="cs"/>
-                <w:color w:val="000000" w:themeColor="text1"/>
-                <w:rtl/>
-              </w:rPr>
-              <w:t>‌</w:t>
-            </w:r>
-            <w:r>
-              <w:rPr>
-                <w:rFonts w:ascii="Sahel" w:hAnsi="Sahel" w:cs="Sahel" w:hint="cs"/>
-                <w:color w:val="000000" w:themeColor="text1"/>
-                <w:rtl/>
-              </w:rPr>
-              <w:t>داشتن</w:t>
+              <w:t>خارش‌داشتن</w:t>
             </w:r>
           </w:p>
         </w:tc>
@@ -23359,23 +20389,7 @@
                 <w:color w:val="000000" w:themeColor="text1"/>
                 <w:rtl/>
               </w:rPr>
-              <w:t>خراش</w:t>
-            </w:r>
-            <w:r>
-              <w:rPr>
-                <w:rFonts w:ascii="Sahel" w:hAnsi="Sahel" w:cs="Sahel" w:hint="cs"/>
-                <w:color w:val="000000" w:themeColor="text1"/>
-                <w:rtl/>
-              </w:rPr>
-              <w:t>‌</w:t>
-            </w:r>
-            <w:r>
-              <w:rPr>
-                <w:rFonts w:ascii="Sahel" w:hAnsi="Sahel" w:cs="Sahel" w:hint="cs"/>
-                <w:color w:val="000000" w:themeColor="text1"/>
-                <w:rtl/>
-              </w:rPr>
-              <w:t>دادن</w:t>
+              <w:t>خراش‌دادن</w:t>
             </w:r>
           </w:p>
         </w:tc>
@@ -23494,23 +20508,7 @@
                 <w:color w:val="000000" w:themeColor="text1"/>
                 <w:rtl/>
               </w:rPr>
-              <w:t>با ناز قدم</w:t>
-            </w:r>
-            <w:r>
-              <w:rPr>
-                <w:rFonts w:ascii="Sahel" w:hAnsi="Sahel" w:cs="Sahel" w:hint="cs"/>
-                <w:color w:val="000000" w:themeColor="text1"/>
-                <w:rtl/>
-              </w:rPr>
-              <w:t>‌</w:t>
-            </w:r>
-            <w:r>
-              <w:rPr>
-                <w:rFonts w:ascii="Sahel" w:hAnsi="Sahel" w:cs="Sahel" w:hint="cs"/>
-                <w:color w:val="000000" w:themeColor="text1"/>
-                <w:rtl/>
-              </w:rPr>
-              <w:t>زدن</w:t>
+              <w:t>با ناز قدم‌زدن</w:t>
             </w:r>
           </w:p>
         </w:tc>
@@ -23629,23 +20627,7 @@
                 <w:color w:val="000000" w:themeColor="text1"/>
                 <w:rtl/>
               </w:rPr>
-              <w:t>فریادکشیدن، غرش</w:t>
-            </w:r>
-            <w:r>
-              <w:rPr>
-                <w:rFonts w:ascii="Sahel" w:hAnsi="Sahel" w:cs="Sahel" w:hint="cs"/>
-                <w:color w:val="000000" w:themeColor="text1"/>
-                <w:rtl/>
-              </w:rPr>
-              <w:t>‌</w:t>
-            </w:r>
-            <w:r>
-              <w:rPr>
-                <w:rFonts w:ascii="Sahel" w:hAnsi="Sahel" w:cs="Sahel" w:hint="cs"/>
-                <w:color w:val="000000" w:themeColor="text1"/>
-                <w:rtl/>
-              </w:rPr>
-              <w:t>کردن</w:t>
+              <w:t>فریادکشیدن، غرش‌کردن</w:t>
             </w:r>
           </w:p>
         </w:tc>
@@ -24002,39 +20984,7 @@
                 <w:color w:val="000000" w:themeColor="text1"/>
                 <w:rtl/>
               </w:rPr>
-              <w:t>زخمی</w:t>
-            </w:r>
-            <w:r>
-              <w:rPr>
-                <w:rFonts w:ascii="Sahel" w:hAnsi="Sahel" w:cs="Sahel" w:hint="cs"/>
-                <w:color w:val="000000" w:themeColor="text1"/>
-                <w:rtl/>
-              </w:rPr>
-              <w:t>‌</w:t>
-            </w:r>
-            <w:r>
-              <w:rPr>
-                <w:rFonts w:ascii="Sahel" w:hAnsi="Sahel" w:cs="Sahel" w:hint="cs"/>
-                <w:color w:val="000000" w:themeColor="text1"/>
-                <w:rtl/>
-              </w:rPr>
-              <w:t>کردن، مجروح</w:t>
-            </w:r>
-            <w:r>
-              <w:rPr>
-                <w:rFonts w:ascii="Sahel" w:hAnsi="Sahel" w:cs="Sahel" w:hint="cs"/>
-                <w:color w:val="000000" w:themeColor="text1"/>
-                <w:rtl/>
-              </w:rPr>
-              <w:t>‌</w:t>
-            </w:r>
-            <w:r>
-              <w:rPr>
-                <w:rFonts w:ascii="Sahel" w:hAnsi="Sahel" w:cs="Sahel" w:hint="cs"/>
-                <w:color w:val="000000" w:themeColor="text1"/>
-                <w:rtl/>
-              </w:rPr>
-              <w:t>کردن</w:t>
+              <w:t>زخمی‌کردن، مجروح‌کردن</w:t>
             </w:r>
           </w:p>
         </w:tc>
@@ -24153,23 +21103,7 @@
                 <w:color w:val="000000" w:themeColor="text1"/>
                 <w:rtl/>
               </w:rPr>
-              <w:t>خشک</w:t>
-            </w:r>
-            <w:r>
-              <w:rPr>
-                <w:rFonts w:ascii="Sahel" w:hAnsi="Sahel" w:cs="Sahel" w:hint="cs"/>
-                <w:color w:val="000000" w:themeColor="text1"/>
-                <w:rtl/>
-              </w:rPr>
-              <w:t>‌</w:t>
-            </w:r>
-            <w:r>
-              <w:rPr>
-                <w:rFonts w:ascii="Sahel" w:hAnsi="Sahel" w:cs="Sahel" w:hint="cs"/>
-                <w:color w:val="000000" w:themeColor="text1"/>
-                <w:rtl/>
-              </w:rPr>
-              <w:t>شدن</w:t>
+              <w:t>خشک‌شدن</w:t>
             </w:r>
           </w:p>
         </w:tc>
@@ -24407,23 +21341,7 @@
                 <w:color w:val="000000" w:themeColor="text1"/>
                 <w:rtl/>
               </w:rPr>
-              <w:t>خم</w:t>
-            </w:r>
-            <w:r>
-              <w:rPr>
-                <w:rFonts w:ascii="Sahel" w:hAnsi="Sahel" w:cs="Sahel" w:hint="cs"/>
-                <w:color w:val="000000" w:themeColor="text1"/>
-                <w:rtl/>
-              </w:rPr>
-              <w:t>‌</w:t>
-            </w:r>
-            <w:r>
-              <w:rPr>
-                <w:rFonts w:ascii="Sahel" w:hAnsi="Sahel" w:cs="Sahel" w:hint="cs"/>
-                <w:color w:val="000000" w:themeColor="text1"/>
-                <w:rtl/>
-              </w:rPr>
-              <w:t>شدن</w:t>
+              <w:t>خم‌شدن</w:t>
             </w:r>
           </w:p>
         </w:tc>
@@ -24542,39 +21460,7 @@
                 <w:color w:val="000000" w:themeColor="text1"/>
                 <w:rtl/>
               </w:rPr>
-              <w:t>به خواب</w:t>
-            </w:r>
-            <w:r>
-              <w:rPr>
-                <w:rFonts w:ascii="Sahel" w:hAnsi="Sahel" w:cs="Sahel" w:hint="cs"/>
-                <w:color w:val="000000" w:themeColor="text1"/>
-                <w:rtl/>
-              </w:rPr>
-              <w:t>‌</w:t>
-            </w:r>
-            <w:r>
-              <w:rPr>
-                <w:rFonts w:ascii="Sahel" w:hAnsi="Sahel" w:cs="Sahel" w:hint="cs"/>
-                <w:color w:val="000000" w:themeColor="text1"/>
-                <w:rtl/>
-              </w:rPr>
-              <w:t>رفتن، استراحت</w:t>
-            </w:r>
-            <w:r>
-              <w:rPr>
-                <w:rFonts w:ascii="Sahel" w:hAnsi="Sahel" w:cs="Sahel" w:hint="cs"/>
-                <w:color w:val="000000" w:themeColor="text1"/>
-                <w:rtl/>
-              </w:rPr>
-              <w:t>‌</w:t>
-            </w:r>
-            <w:r>
-              <w:rPr>
-                <w:rFonts w:ascii="Sahel" w:hAnsi="Sahel" w:cs="Sahel" w:hint="cs"/>
-                <w:color w:val="000000" w:themeColor="text1"/>
-                <w:rtl/>
-              </w:rPr>
-              <w:t>کردن</w:t>
+              <w:t>به خواب‌رفتن، استراحت‌کردن</w:t>
             </w:r>
           </w:p>
         </w:tc>
@@ -24693,39 +21579,7 @@
                 <w:color w:val="000000" w:themeColor="text1"/>
                 <w:rtl/>
               </w:rPr>
-              <w:t>درخواست</w:t>
-            </w:r>
-            <w:r>
-              <w:rPr>
-                <w:rFonts w:ascii="Sahel" w:hAnsi="Sahel" w:cs="Sahel" w:hint="cs"/>
-                <w:color w:val="000000" w:themeColor="text1"/>
-                <w:rtl/>
-              </w:rPr>
-              <w:t>‌</w:t>
-            </w:r>
-            <w:r>
-              <w:rPr>
-                <w:rFonts w:ascii="Sahel" w:hAnsi="Sahel" w:cs="Sahel" w:hint="cs"/>
-                <w:color w:val="000000" w:themeColor="text1"/>
-                <w:rtl/>
-              </w:rPr>
-              <w:t>کردن، میل</w:t>
-            </w:r>
-            <w:r>
-              <w:rPr>
-                <w:rFonts w:ascii="Sahel" w:hAnsi="Sahel" w:cs="Sahel" w:hint="cs"/>
-                <w:color w:val="000000" w:themeColor="text1"/>
-                <w:rtl/>
-              </w:rPr>
-              <w:t>‌</w:t>
-            </w:r>
-            <w:r>
-              <w:rPr>
-                <w:rFonts w:ascii="Sahel" w:hAnsi="Sahel" w:cs="Sahel" w:hint="cs"/>
-                <w:color w:val="000000" w:themeColor="text1"/>
-                <w:rtl/>
-              </w:rPr>
-              <w:t>داشتن</w:t>
+              <w:t>درخواست‌کردن، میل‌داشتن</w:t>
             </w:r>
           </w:p>
         </w:tc>
@@ -24844,23 +21698,7 @@
                 <w:color w:val="000000" w:themeColor="text1"/>
                 <w:rtl/>
               </w:rPr>
-              <w:t>مطالعه</w:t>
-            </w:r>
-            <w:r>
-              <w:rPr>
-                <w:rFonts w:ascii="Sahel" w:hAnsi="Sahel" w:cs="Sahel" w:hint="cs"/>
-                <w:color w:val="000000" w:themeColor="text1"/>
-                <w:rtl/>
-              </w:rPr>
-              <w:t>‌</w:t>
-            </w:r>
-            <w:r>
-              <w:rPr>
-                <w:rFonts w:ascii="Sahel" w:hAnsi="Sahel" w:cs="Sahel" w:hint="cs"/>
-                <w:color w:val="000000" w:themeColor="text1"/>
-                <w:rtl/>
-              </w:rPr>
-              <w:t>کردن؛ صداکردن؛ آوازخواندن</w:t>
+              <w:t>مطالعه‌کردن؛ صداکردن؛ آوازخواندن</w:t>
             </w:r>
           </w:p>
         </w:tc>
@@ -24979,39 +21817,7 @@
                 <w:color w:val="000000" w:themeColor="text1"/>
                 <w:rtl/>
               </w:rPr>
-              <w:t>میل</w:t>
-            </w:r>
-            <w:r>
-              <w:rPr>
-                <w:rFonts w:ascii="Sahel" w:hAnsi="Sahel" w:cs="Sahel" w:hint="cs"/>
-                <w:color w:val="000000" w:themeColor="text1"/>
-                <w:rtl/>
-              </w:rPr>
-              <w:t>‌</w:t>
-            </w:r>
-            <w:r>
-              <w:rPr>
-                <w:rFonts w:ascii="Sahel" w:hAnsi="Sahel" w:cs="Sahel" w:hint="cs"/>
-                <w:color w:val="000000" w:themeColor="text1"/>
-                <w:rtl/>
-              </w:rPr>
-              <w:t>کردن، صرف</w:t>
-            </w:r>
-            <w:r>
-              <w:rPr>
-                <w:rFonts w:ascii="Sahel" w:hAnsi="Sahel" w:cs="Sahel" w:hint="cs"/>
-                <w:color w:val="000000" w:themeColor="text1"/>
-                <w:rtl/>
-              </w:rPr>
-              <w:t>‌</w:t>
-            </w:r>
-            <w:r>
-              <w:rPr>
-                <w:rFonts w:ascii="Sahel" w:hAnsi="Sahel" w:cs="Sahel" w:hint="cs"/>
-                <w:color w:val="000000" w:themeColor="text1"/>
-                <w:rtl/>
-              </w:rPr>
-              <w:t>کردن</w:t>
+              <w:t>میل‌کردن، صرف‌کردن</w:t>
             </w:r>
           </w:p>
         </w:tc>
@@ -25130,23 +21936,7 @@
                 <w:color w:val="000000" w:themeColor="text1"/>
                 <w:rtl/>
               </w:rPr>
-              <w:t>ترس</w:t>
-            </w:r>
-            <w:r>
-              <w:rPr>
-                <w:rFonts w:ascii="Sahel" w:hAnsi="Sahel" w:cs="Sahel" w:hint="cs"/>
-                <w:color w:val="000000" w:themeColor="text1"/>
-                <w:rtl/>
-              </w:rPr>
-              <w:t>‌</w:t>
-            </w:r>
-            <w:r>
-              <w:rPr>
-                <w:rFonts w:ascii="Sahel" w:hAnsi="Sahel" w:cs="Sahel" w:hint="cs"/>
-                <w:color w:val="000000" w:themeColor="text1"/>
-                <w:rtl/>
-              </w:rPr>
-              <w:t>داشتن</w:t>
+              <w:t>ترس‌داشتن</w:t>
             </w:r>
           </w:p>
         </w:tc>
@@ -25265,23 +22055,7 @@
                 <w:color w:val="000000" w:themeColor="text1"/>
                 <w:rtl/>
               </w:rPr>
-              <w:t>خیس</w:t>
-            </w:r>
-            <w:r>
-              <w:rPr>
-                <w:rFonts w:ascii="Sahel" w:hAnsi="Sahel" w:cs="Sahel" w:hint="cs"/>
-                <w:color w:val="000000" w:themeColor="text1"/>
-                <w:rtl/>
-              </w:rPr>
-              <w:t>‌</w:t>
-            </w:r>
-            <w:r>
-              <w:rPr>
-                <w:rFonts w:ascii="Sahel" w:hAnsi="Sahel" w:cs="Sahel" w:hint="cs"/>
-                <w:color w:val="000000" w:themeColor="text1"/>
-                <w:rtl/>
-              </w:rPr>
-              <w:t>شدن</w:t>
+              <w:t>خیس‌شدن</w:t>
             </w:r>
           </w:p>
         </w:tc>
@@ -25400,23 +22174,7 @@
                 <w:color w:val="000000" w:themeColor="text1"/>
                 <w:rtl/>
               </w:rPr>
-              <w:t>تحویل</w:t>
-            </w:r>
-            <w:r>
-              <w:rPr>
-                <w:rFonts w:ascii="Sahel" w:hAnsi="Sahel" w:cs="Sahel" w:hint="cs"/>
-                <w:color w:val="000000" w:themeColor="text1"/>
-                <w:rtl/>
-              </w:rPr>
-              <w:t>‌</w:t>
-            </w:r>
-            <w:r>
-              <w:rPr>
-                <w:rFonts w:ascii="Sahel" w:hAnsi="Sahel" w:cs="Sahel" w:hint="cs"/>
-                <w:color w:val="000000" w:themeColor="text1"/>
-                <w:rtl/>
-              </w:rPr>
-              <w:t>دادن، اعطاکردن</w:t>
+              <w:t>تحویل‌دادن، اعطاکردن</w:t>
             </w:r>
           </w:p>
         </w:tc>
@@ -25536,23 +22294,7 @@
                 <w:rtl/>
               </w:rPr>
               <w:lastRenderedPageBreak/>
-              <w:t>مالک</w:t>
-            </w:r>
-            <w:r>
-              <w:rPr>
-                <w:rFonts w:ascii="Sahel" w:hAnsi="Sahel" w:cs="Sahel" w:hint="cs"/>
-                <w:color w:val="000000" w:themeColor="text1"/>
-                <w:rtl/>
-              </w:rPr>
-              <w:t>‌</w:t>
-            </w:r>
-            <w:r>
-              <w:rPr>
-                <w:rFonts w:ascii="Sahel" w:hAnsi="Sahel" w:cs="Sahel" w:hint="cs"/>
-                <w:color w:val="000000" w:themeColor="text1"/>
-                <w:rtl/>
-              </w:rPr>
-              <w:t>بودن، دراختیارداشتن</w:t>
+              <w:t>مالک‌بودن، دراختیارداشتن</w:t>
             </w:r>
           </w:p>
         </w:tc>
@@ -25671,39 +22413,7 @@
                 <w:color w:val="000000" w:themeColor="text1"/>
                 <w:rtl/>
               </w:rPr>
-              <w:t>اطلاع</w:t>
-            </w:r>
-            <w:r>
-              <w:rPr>
-                <w:rFonts w:ascii="Sahel" w:hAnsi="Sahel" w:cs="Sahel" w:hint="cs"/>
-                <w:color w:val="000000" w:themeColor="text1"/>
-                <w:rtl/>
-              </w:rPr>
-              <w:t>‌</w:t>
-            </w:r>
-            <w:r>
-              <w:rPr>
-                <w:rFonts w:ascii="Sahel" w:hAnsi="Sahel" w:cs="Sahel" w:hint="cs"/>
-                <w:color w:val="000000" w:themeColor="text1"/>
-                <w:rtl/>
-              </w:rPr>
-              <w:t>داشتن، آگاه</w:t>
-            </w:r>
-            <w:r>
-              <w:rPr>
-                <w:rFonts w:ascii="Sahel" w:hAnsi="Sahel" w:cs="Sahel" w:hint="cs"/>
-                <w:color w:val="000000" w:themeColor="text1"/>
-                <w:rtl/>
-              </w:rPr>
-              <w:t>‌</w:t>
-            </w:r>
-            <w:r>
-              <w:rPr>
-                <w:rFonts w:ascii="Sahel" w:hAnsi="Sahel" w:cs="Sahel" w:hint="cs"/>
-                <w:color w:val="000000" w:themeColor="text1"/>
-                <w:rtl/>
-              </w:rPr>
-              <w:t>بودن</w:t>
+              <w:t>اطلاع‌داشتن، آگاه‌بودن</w:t>
             </w:r>
           </w:p>
         </w:tc>
@@ -25822,23 +22532,7 @@
                 <w:color w:val="000000" w:themeColor="text1"/>
                 <w:rtl/>
               </w:rPr>
-              <w:t>برق</w:t>
-            </w:r>
-            <w:r>
-              <w:rPr>
-                <w:rFonts w:ascii="Sahel" w:hAnsi="Sahel" w:cs="Sahel" w:hint="cs"/>
-                <w:color w:val="000000" w:themeColor="text1"/>
-                <w:rtl/>
-              </w:rPr>
-              <w:t>‌</w:t>
-            </w:r>
-            <w:r>
-              <w:rPr>
-                <w:rFonts w:ascii="Sahel" w:hAnsi="Sahel" w:cs="Sahel" w:hint="cs"/>
-                <w:color w:val="000000" w:themeColor="text1"/>
-                <w:rtl/>
-              </w:rPr>
-              <w:t>زدن، نوردادن</w:t>
+              <w:t>برق‌زدن، نوردادن</w:t>
             </w:r>
           </w:p>
         </w:tc>
@@ -26076,23 +22770,7 @@
                 <w:color w:val="000000" w:themeColor="text1"/>
                 <w:rtl/>
               </w:rPr>
-              <w:t>پاره</w:t>
-            </w:r>
-            <w:r>
-              <w:rPr>
-                <w:rFonts w:ascii="Sahel" w:hAnsi="Sahel" w:cs="Sahel" w:hint="cs"/>
-                <w:color w:val="000000" w:themeColor="text1"/>
-                <w:rtl/>
-              </w:rPr>
-              <w:t>‌</w:t>
-            </w:r>
-            <w:r>
-              <w:rPr>
-                <w:rFonts w:ascii="Sahel" w:hAnsi="Sahel" w:cs="Sahel" w:hint="cs"/>
-                <w:color w:val="000000" w:themeColor="text1"/>
-                <w:rtl/>
-              </w:rPr>
-              <w:t>کردن</w:t>
+              <w:t>پاره‌کردن</w:t>
             </w:r>
           </w:p>
         </w:tc>
@@ -26211,23 +22889,7 @@
                 <w:color w:val="000000" w:themeColor="text1"/>
                 <w:rtl/>
               </w:rPr>
-              <w:t>سرقت</w:t>
-            </w:r>
-            <w:r>
-              <w:rPr>
-                <w:rFonts w:ascii="Sahel" w:hAnsi="Sahel" w:cs="Sahel" w:hint="cs"/>
-                <w:color w:val="000000" w:themeColor="text1"/>
-                <w:rtl/>
-              </w:rPr>
-              <w:t>‌</w:t>
-            </w:r>
-            <w:r>
-              <w:rPr>
-                <w:rFonts w:ascii="Sahel" w:hAnsi="Sahel" w:cs="Sahel" w:hint="cs"/>
-                <w:color w:val="000000" w:themeColor="text1"/>
-                <w:rtl/>
-              </w:rPr>
-              <w:t>کردن</w:t>
+              <w:t>سرقت‌کردن</w:t>
             </w:r>
           </w:p>
         </w:tc>
@@ -26346,39 +23008,7 @@
                 <w:color w:val="000000" w:themeColor="text1"/>
                 <w:rtl/>
               </w:rPr>
-              <w:t>(صبح) طلوع</w:t>
-            </w:r>
-            <w:r>
-              <w:rPr>
-                <w:rFonts w:ascii="Sahel" w:hAnsi="Sahel" w:cs="Sahel" w:hint="cs"/>
-                <w:color w:val="000000" w:themeColor="text1"/>
-                <w:rtl/>
-              </w:rPr>
-              <w:t>‌</w:t>
-            </w:r>
-            <w:r>
-              <w:rPr>
-                <w:rFonts w:ascii="Sahel" w:hAnsi="Sahel" w:cs="Sahel" w:hint="cs"/>
-                <w:color w:val="000000" w:themeColor="text1"/>
-                <w:rtl/>
-              </w:rPr>
-              <w:t>کردن؛ فوت</w:t>
-            </w:r>
-            <w:r>
-              <w:rPr>
-                <w:rFonts w:ascii="Sahel" w:hAnsi="Sahel" w:cs="Sahel" w:hint="cs"/>
-                <w:color w:val="000000" w:themeColor="text1"/>
-                <w:rtl/>
-              </w:rPr>
-              <w:t>‌</w:t>
-            </w:r>
-            <w:r>
-              <w:rPr>
-                <w:rFonts w:ascii="Sahel" w:hAnsi="Sahel" w:cs="Sahel" w:hint="cs"/>
-                <w:color w:val="000000" w:themeColor="text1"/>
-                <w:rtl/>
-              </w:rPr>
-              <w:t>کردن</w:t>
+              <w:t>(صبح) طلوع‌کردن؛ فوت‌کردن</w:t>
             </w:r>
           </w:p>
         </w:tc>
@@ -26497,23 +23127,7 @@
                 <w:color w:val="000000" w:themeColor="text1"/>
                 <w:rtl/>
               </w:rPr>
-              <w:t>خیاطی</w:t>
-            </w:r>
-            <w:r>
-              <w:rPr>
-                <w:rFonts w:ascii="Sahel" w:hAnsi="Sahel" w:cs="Sahel" w:hint="cs"/>
-                <w:color w:val="000000" w:themeColor="text1"/>
-                <w:rtl/>
-              </w:rPr>
-              <w:t>‌</w:t>
-            </w:r>
-            <w:r>
-              <w:rPr>
-                <w:rFonts w:ascii="Sahel" w:hAnsi="Sahel" w:cs="Sahel" w:hint="cs"/>
-                <w:color w:val="000000" w:themeColor="text1"/>
-                <w:rtl/>
-              </w:rPr>
-              <w:t>کردن</w:t>
+              <w:t>خیاطی‌کردن</w:t>
             </w:r>
           </w:p>
         </w:tc>
@@ -26870,23 +23484,7 @@
                 <w:color w:val="000000" w:themeColor="text1"/>
                 <w:rtl/>
               </w:rPr>
-              <w:t>مشاهده</w:t>
-            </w:r>
-            <w:r>
-              <w:rPr>
-                <w:rFonts w:ascii="Sahel" w:hAnsi="Sahel" w:cs="Sahel" w:hint="cs"/>
-                <w:color w:val="000000" w:themeColor="text1"/>
-                <w:rtl/>
-              </w:rPr>
-              <w:t>‌</w:t>
-            </w:r>
-            <w:r>
-              <w:rPr>
-                <w:rFonts w:ascii="Sahel" w:hAnsi="Sahel" w:cs="Sahel" w:hint="cs"/>
-                <w:color w:val="000000" w:themeColor="text1"/>
-                <w:rtl/>
-              </w:rPr>
-              <w:t>کردن</w:t>
+              <w:t>مشاهده‌کردن</w:t>
             </w:r>
           </w:p>
         </w:tc>
@@ -27243,23 +23841,7 @@
                 <w:color w:val="000000" w:themeColor="text1"/>
                 <w:rtl/>
               </w:rPr>
-              <w:t>واردشدن؛ (میوه) رسیده</w:t>
-            </w:r>
-            <w:r>
-              <w:rPr>
-                <w:rFonts w:ascii="Sahel" w:hAnsi="Sahel" w:cs="Sahel" w:hint="cs"/>
-                <w:color w:val="000000" w:themeColor="text1"/>
-                <w:rtl/>
-              </w:rPr>
-              <w:t>‌</w:t>
-            </w:r>
-            <w:r>
-              <w:rPr>
-                <w:rFonts w:ascii="Sahel" w:hAnsi="Sahel" w:cs="Sahel" w:hint="cs"/>
-                <w:color w:val="000000" w:themeColor="text1"/>
-                <w:rtl/>
-              </w:rPr>
-              <w:t>شدن</w:t>
+              <w:t>واردشدن؛ (میوه) رسیده‌شدن</w:t>
             </w:r>
           </w:p>
         </w:tc>
@@ -27378,55 +23960,7 @@
                 <w:color w:val="000000" w:themeColor="text1"/>
                 <w:rtl/>
               </w:rPr>
-              <w:t>نجات</w:t>
-            </w:r>
-            <w:r>
-              <w:rPr>
-                <w:rFonts w:ascii="Sahel" w:hAnsi="Sahel" w:cs="Sahel" w:hint="cs"/>
-                <w:color w:val="000000" w:themeColor="text1"/>
-                <w:rtl/>
-              </w:rPr>
-              <w:t>‌</w:t>
-            </w:r>
-            <w:r>
-              <w:rPr>
-                <w:rFonts w:ascii="Sahel" w:hAnsi="Sahel" w:cs="Sahel" w:hint="cs"/>
-                <w:color w:val="000000" w:themeColor="text1"/>
-                <w:rtl/>
-              </w:rPr>
-              <w:t>پیدا</w:t>
-            </w:r>
-            <w:r>
-              <w:rPr>
-                <w:rFonts w:ascii="Sahel" w:hAnsi="Sahel" w:cs="Sahel" w:hint="cs"/>
-                <w:color w:val="000000" w:themeColor="text1"/>
-                <w:rtl/>
-              </w:rPr>
-              <w:t>‌</w:t>
-            </w:r>
-            <w:r>
-              <w:rPr>
-                <w:rFonts w:ascii="Sahel" w:hAnsi="Sahel" w:cs="Sahel" w:hint="cs"/>
-                <w:color w:val="000000" w:themeColor="text1"/>
-                <w:rtl/>
-              </w:rPr>
-              <w:t>کردن، خلاص</w:t>
-            </w:r>
-            <w:r>
-              <w:rPr>
-                <w:rFonts w:ascii="Sahel" w:hAnsi="Sahel" w:cs="Sahel" w:hint="cs"/>
-                <w:color w:val="000000" w:themeColor="text1"/>
-                <w:rtl/>
-              </w:rPr>
-              <w:t>‌</w:t>
-            </w:r>
-            <w:r>
-              <w:rPr>
-                <w:rFonts w:ascii="Sahel" w:hAnsi="Sahel" w:cs="Sahel" w:hint="cs"/>
-                <w:color w:val="000000" w:themeColor="text1"/>
-                <w:rtl/>
-              </w:rPr>
-              <w:t>شدن</w:t>
+              <w:t>نجات‌پیدا‌کردن، خلاص‌شدن</w:t>
             </w:r>
           </w:p>
         </w:tc>
@@ -27664,23 +24198,7 @@
                 <w:color w:val="000000" w:themeColor="text1"/>
                 <w:rtl/>
               </w:rPr>
-              <w:t>ریسیدن، نخ‌ریسی</w:t>
-            </w:r>
-            <w:r>
-              <w:rPr>
-                <w:rFonts w:ascii="Sahel" w:hAnsi="Sahel" w:cs="Sahel" w:hint="cs"/>
-                <w:color w:val="000000" w:themeColor="text1"/>
-                <w:rtl/>
-              </w:rPr>
-              <w:t>‌</w:t>
-            </w:r>
-            <w:r>
-              <w:rPr>
-                <w:rFonts w:ascii="Sahel" w:hAnsi="Sahel" w:cs="Sahel" w:hint="cs"/>
-                <w:color w:val="000000" w:themeColor="text1"/>
-                <w:rtl/>
-              </w:rPr>
-              <w:t>کردن</w:t>
+              <w:t>ریسیدن، نخ‌ریسی‌کردن</w:t>
             </w:r>
           </w:p>
         </w:tc>
@@ -27799,39 +24317,7 @@
                 <w:color w:val="000000" w:themeColor="text1"/>
                 <w:rtl/>
               </w:rPr>
-              <w:t>عزیمت</w:t>
-            </w:r>
-            <w:r>
-              <w:rPr>
-                <w:rFonts w:ascii="Sahel" w:hAnsi="Sahel" w:cs="Sahel" w:hint="cs"/>
-                <w:color w:val="000000" w:themeColor="text1"/>
-                <w:rtl/>
-              </w:rPr>
-              <w:t>‌</w:t>
-            </w:r>
-            <w:r>
-              <w:rPr>
-                <w:rFonts w:ascii="Sahel" w:hAnsi="Sahel" w:cs="Sahel" w:hint="cs"/>
-                <w:color w:val="000000" w:themeColor="text1"/>
-                <w:rtl/>
-              </w:rPr>
-              <w:t>کردن، تشریف</w:t>
-            </w:r>
-            <w:r>
-              <w:rPr>
-                <w:rFonts w:ascii="Sahel" w:hAnsi="Sahel" w:cs="Sahel" w:hint="cs"/>
-                <w:color w:val="000000" w:themeColor="text1"/>
-                <w:rtl/>
-              </w:rPr>
-              <w:t>‌</w:t>
-            </w:r>
-            <w:r>
-              <w:rPr>
-                <w:rFonts w:ascii="Sahel" w:hAnsi="Sahel" w:cs="Sahel" w:hint="cs"/>
-                <w:color w:val="000000" w:themeColor="text1"/>
-                <w:rtl/>
-              </w:rPr>
-              <w:t>بردن</w:t>
+              <w:t>عزیمت‌کردن، تشریف‌بردن</w:t>
             </w:r>
           </w:p>
         </w:tc>
@@ -28069,23 +24555,7 @@
                 <w:color w:val="000000" w:themeColor="text1"/>
                 <w:rtl/>
               </w:rPr>
-              <w:t>رقص</w:t>
-            </w:r>
-            <w:r>
-              <w:rPr>
-                <w:rFonts w:ascii="Sahel" w:hAnsi="Sahel" w:cs="Sahel" w:hint="cs"/>
-                <w:color w:val="000000" w:themeColor="text1"/>
-                <w:rtl/>
-              </w:rPr>
-              <w:t>‌</w:t>
-            </w:r>
-            <w:r>
-              <w:rPr>
-                <w:rFonts w:ascii="Sahel" w:hAnsi="Sahel" w:cs="Sahel" w:hint="cs"/>
-                <w:color w:val="000000" w:themeColor="text1"/>
-                <w:rtl/>
-              </w:rPr>
-              <w:t>کردن</w:t>
+              <w:t>رقص‌کردن</w:t>
             </w:r>
           </w:p>
         </w:tc>
@@ -28323,23 +24793,7 @@
                 <w:color w:val="000000" w:themeColor="text1"/>
                 <w:rtl/>
               </w:rPr>
-              <w:t>ناراحت</w:t>
-            </w:r>
-            <w:r>
-              <w:rPr>
-                <w:rFonts w:ascii="Sahel" w:hAnsi="Sahel" w:cs="Sahel" w:hint="cs"/>
-                <w:color w:val="000000" w:themeColor="text1"/>
-                <w:rtl/>
-              </w:rPr>
-              <w:t>‌</w:t>
-            </w:r>
-            <w:r>
-              <w:rPr>
-                <w:rFonts w:ascii="Sahel" w:hAnsi="Sahel" w:cs="Sahel" w:hint="cs"/>
-                <w:color w:val="000000" w:themeColor="text1"/>
-                <w:rtl/>
-              </w:rPr>
-              <w:t>شدن، دلخورشدن</w:t>
+              <w:t>ناراحت‌شدن، دلخورشدن</w:t>
             </w:r>
           </w:p>
         </w:tc>
@@ -28459,23 +24913,7 @@
                 <w:rtl/>
               </w:rPr>
               <w:lastRenderedPageBreak/>
-              <w:t>رنده</w:t>
-            </w:r>
-            <w:r>
-              <w:rPr>
-                <w:rFonts w:ascii="Sahel" w:hAnsi="Sahel" w:cs="Sahel" w:hint="cs"/>
-                <w:color w:val="000000" w:themeColor="text1"/>
-                <w:rtl/>
-              </w:rPr>
-              <w:t>‌</w:t>
-            </w:r>
-            <w:r>
-              <w:rPr>
-                <w:rFonts w:ascii="Sahel" w:hAnsi="Sahel" w:cs="Sahel" w:hint="cs"/>
-                <w:color w:val="000000" w:themeColor="text1"/>
-                <w:rtl/>
-              </w:rPr>
-              <w:t>کردن</w:t>
+              <w:t>رنده‌کردن</w:t>
             </w:r>
           </w:p>
         </w:tc>
@@ -28832,23 +25270,7 @@
                 <w:color w:val="000000" w:themeColor="text1"/>
                 <w:rtl/>
               </w:rPr>
-              <w:t>مدفوع</w:t>
-            </w:r>
-            <w:r>
-              <w:rPr>
-                <w:rFonts w:ascii="Sahel" w:hAnsi="Sahel" w:cs="Sahel" w:hint="cs"/>
-                <w:color w:val="000000" w:themeColor="text1"/>
-                <w:rtl/>
-              </w:rPr>
-              <w:t>‌</w:t>
-            </w:r>
-            <w:r>
-              <w:rPr>
-                <w:rFonts w:ascii="Sahel" w:hAnsi="Sahel" w:cs="Sahel" w:hint="cs"/>
-                <w:color w:val="000000" w:themeColor="text1"/>
-                <w:rtl/>
-              </w:rPr>
-              <w:t>کردن (عامیانه و رکیک)</w:t>
+              <w:t>مدفوع‌کردن (عامیانه و رکیک)</w:t>
             </w:r>
           </w:p>
         </w:tc>
@@ -28967,23 +25389,7 @@
                 <w:color w:val="000000" w:themeColor="text1"/>
                 <w:rtl/>
               </w:rPr>
-              <w:t>زاری</w:t>
-            </w:r>
-            <w:r>
-              <w:rPr>
-                <w:rFonts w:ascii="Sahel" w:hAnsi="Sahel" w:cs="Sahel" w:hint="cs"/>
-                <w:color w:val="000000" w:themeColor="text1"/>
-                <w:rtl/>
-              </w:rPr>
-              <w:t>‌</w:t>
-            </w:r>
-            <w:r>
-              <w:rPr>
-                <w:rFonts w:ascii="Sahel" w:hAnsi="Sahel" w:cs="Sahel" w:hint="cs"/>
-                <w:color w:val="000000" w:themeColor="text1"/>
-                <w:rtl/>
-              </w:rPr>
-              <w:t>کردن</w:t>
+              <w:t>زاری‌کردن</w:t>
             </w:r>
           </w:p>
         </w:tc>
@@ -29102,55 +25508,7 @@
                 <w:color w:val="000000" w:themeColor="text1"/>
                 <w:rtl/>
               </w:rPr>
-              <w:t>به</w:t>
-            </w:r>
-            <w:r>
-              <w:rPr>
-                <w:rFonts w:ascii="Sahel" w:hAnsi="Sahel" w:cs="Sahel" w:hint="cs"/>
-                <w:color w:val="000000" w:themeColor="text1"/>
-                <w:rtl/>
-              </w:rPr>
-              <w:t>‌</w:t>
-            </w:r>
-            <w:r>
-              <w:rPr>
-                <w:rFonts w:ascii="Sahel" w:hAnsi="Sahel" w:cs="Sahel" w:hint="cs"/>
-                <w:color w:val="000000" w:themeColor="text1"/>
-                <w:rtl/>
-              </w:rPr>
-              <w:t>دنیاآوردن، وضع</w:t>
-            </w:r>
-            <w:r>
-              <w:rPr>
-                <w:rFonts w:ascii="Sahel" w:hAnsi="Sahel" w:cs="Sahel" w:hint="cs"/>
-                <w:color w:val="000000" w:themeColor="text1"/>
-                <w:rtl/>
-              </w:rPr>
-              <w:t>‌</w:t>
-            </w:r>
-            <w:r>
-              <w:rPr>
-                <w:rFonts w:ascii="Sahel" w:hAnsi="Sahel" w:cs="Sahel" w:hint="cs"/>
-                <w:color w:val="000000" w:themeColor="text1"/>
-                <w:rtl/>
-              </w:rPr>
-              <w:t>حمل</w:t>
-            </w:r>
-            <w:r>
-              <w:rPr>
-                <w:rFonts w:ascii="Sahel" w:hAnsi="Sahel" w:cs="Sahel" w:hint="cs"/>
-                <w:color w:val="000000" w:themeColor="text1"/>
-                <w:rtl/>
-              </w:rPr>
-              <w:t>‌</w:t>
-            </w:r>
-            <w:r>
-              <w:rPr>
-                <w:rFonts w:ascii="Sahel" w:hAnsi="Sahel" w:cs="Sahel" w:hint="cs"/>
-                <w:color w:val="000000" w:themeColor="text1"/>
-                <w:rtl/>
-              </w:rPr>
-              <w:t>کردن</w:t>
+              <w:t>به‌دنیاآوردن، وضع‌حمل‌کردن</w:t>
             </w:r>
           </w:p>
         </w:tc>
@@ -29269,39 +25627,7 @@
                 <w:color w:val="000000" w:themeColor="text1"/>
                 <w:rtl/>
               </w:rPr>
-              <w:t>ضربه</w:t>
-            </w:r>
-            <w:r>
-              <w:rPr>
-                <w:rFonts w:ascii="Sahel" w:hAnsi="Sahel" w:cs="Sahel" w:hint="cs"/>
-                <w:color w:val="000000" w:themeColor="text1"/>
-                <w:rtl/>
-              </w:rPr>
-              <w:t>‌</w:t>
-            </w:r>
-            <w:r>
-              <w:rPr>
-                <w:rFonts w:ascii="Sahel" w:hAnsi="Sahel" w:cs="Sahel" w:hint="cs"/>
-                <w:color w:val="000000" w:themeColor="text1"/>
-                <w:rtl/>
-              </w:rPr>
-              <w:t>زدن، کتک</w:t>
-            </w:r>
-            <w:r>
-              <w:rPr>
-                <w:rFonts w:ascii="Sahel" w:hAnsi="Sahel" w:cs="Sahel" w:hint="cs"/>
-                <w:color w:val="000000" w:themeColor="text1"/>
-                <w:rtl/>
-              </w:rPr>
-              <w:t>‌</w:t>
-            </w:r>
-            <w:r>
-              <w:rPr>
-                <w:rFonts w:ascii="Sahel" w:hAnsi="Sahel" w:cs="Sahel" w:hint="cs"/>
-                <w:color w:val="000000" w:themeColor="text1"/>
-                <w:rtl/>
-              </w:rPr>
-              <w:t>زدن</w:t>
+              <w:t>ضربه‌زدن، کتک‌زدن</w:t>
             </w:r>
           </w:p>
         </w:tc>
@@ -29420,23 +25746,7 @@
                 <w:color w:val="000000" w:themeColor="text1"/>
                 <w:rtl/>
               </w:rPr>
-              <w:t>پاک</w:t>
-            </w:r>
-            <w:r>
-              <w:rPr>
-                <w:rFonts w:ascii="Sahel" w:hAnsi="Sahel" w:cs="Sahel" w:hint="cs"/>
-                <w:color w:val="000000" w:themeColor="text1"/>
-                <w:rtl/>
-              </w:rPr>
-              <w:t>‌</w:t>
-            </w:r>
-            <w:r>
-              <w:rPr>
-                <w:rFonts w:ascii="Sahel" w:hAnsi="Sahel" w:cs="Sahel" w:hint="cs"/>
-                <w:color w:val="000000" w:themeColor="text1"/>
-                <w:rtl/>
-              </w:rPr>
-              <w:t>کردن، تمیزکردن</w:t>
+              <w:t>پاک‌کردن، تمیزکردن</w:t>
             </w:r>
           </w:p>
         </w:tc>
@@ -29555,23 +25865,7 @@
                 <w:color w:val="000000" w:themeColor="text1"/>
                 <w:rtl/>
               </w:rPr>
-              <w:t>زندگی</w:t>
-            </w:r>
-            <w:r>
-              <w:rPr>
-                <w:rFonts w:ascii="Sahel" w:hAnsi="Sahel" w:cs="Sahel" w:hint="cs"/>
-                <w:color w:val="000000" w:themeColor="text1"/>
-                <w:rtl/>
-              </w:rPr>
-              <w:t>‌</w:t>
-            </w:r>
-            <w:r>
-              <w:rPr>
-                <w:rFonts w:ascii="Sahel" w:hAnsi="Sahel" w:cs="Sahel" w:hint="cs"/>
-                <w:color w:val="000000" w:themeColor="text1"/>
-                <w:rtl/>
-              </w:rPr>
-              <w:t>کردن</w:t>
+              <w:t>زندگی‌کردن</w:t>
             </w:r>
           </w:p>
         </w:tc>
@@ -29690,23 +25984,7 @@
                 <w:color w:val="000000" w:themeColor="text1"/>
                 <w:rtl/>
               </w:rPr>
-              <w:t>درست</w:t>
-            </w:r>
-            <w:r>
-              <w:rPr>
-                <w:rFonts w:ascii="Sahel" w:hAnsi="Sahel" w:cs="Sahel" w:hint="cs"/>
-                <w:color w:val="000000" w:themeColor="text1"/>
-                <w:rtl/>
-              </w:rPr>
-              <w:t>‌</w:t>
-            </w:r>
-            <w:r>
-              <w:rPr>
-                <w:rFonts w:ascii="Sahel" w:hAnsi="Sahel" w:cs="Sahel" w:hint="cs"/>
-                <w:color w:val="000000" w:themeColor="text1"/>
-                <w:rtl/>
-              </w:rPr>
-              <w:t>کردن، بناکردن</w:t>
+              <w:t>درست‌کردن، بناکردن</w:t>
             </w:r>
           </w:p>
         </w:tc>
@@ -29825,39 +26103,7 @@
                 <w:color w:val="000000" w:themeColor="text1"/>
                 <w:rtl/>
               </w:rPr>
-              <w:t>تحویل</w:t>
-            </w:r>
-            <w:r>
-              <w:rPr>
-                <w:rFonts w:ascii="Sahel" w:hAnsi="Sahel" w:cs="Sahel" w:hint="cs"/>
-                <w:color w:val="000000" w:themeColor="text1"/>
-                <w:rtl/>
-              </w:rPr>
-              <w:t>‌</w:t>
-            </w:r>
-            <w:r>
-              <w:rPr>
-                <w:rFonts w:ascii="Sahel" w:hAnsi="Sahel" w:cs="Sahel" w:hint="cs"/>
-                <w:color w:val="000000" w:themeColor="text1"/>
-                <w:rtl/>
-              </w:rPr>
-              <w:t>دادن، امانت</w:t>
-            </w:r>
-            <w:r>
-              <w:rPr>
-                <w:rFonts w:ascii="Sahel" w:hAnsi="Sahel" w:cs="Sahel" w:hint="cs"/>
-                <w:color w:val="000000" w:themeColor="text1"/>
-                <w:rtl/>
-              </w:rPr>
-              <w:t>‌</w:t>
-            </w:r>
-            <w:r>
-              <w:rPr>
-                <w:rFonts w:ascii="Sahel" w:hAnsi="Sahel" w:cs="Sahel" w:hint="cs"/>
-                <w:color w:val="000000" w:themeColor="text1"/>
-                <w:rtl/>
-              </w:rPr>
-              <w:t>دادن</w:t>
+              <w:t>تحویل‌دادن، امانت‌دادن</w:t>
             </w:r>
           </w:p>
         </w:tc>
@@ -30095,23 +26341,7 @@
                 <w:color w:val="000000" w:themeColor="text1"/>
                 <w:rtl/>
               </w:rPr>
-              <w:t>گرفتن، دریافت</w:t>
-            </w:r>
-            <w:r>
-              <w:rPr>
-                <w:rFonts w:ascii="Sahel" w:hAnsi="Sahel" w:cs="Sahel" w:hint="cs"/>
-                <w:color w:val="000000" w:themeColor="text1"/>
-                <w:rtl/>
-              </w:rPr>
-              <w:t>‌</w:t>
-            </w:r>
-            <w:r>
-              <w:rPr>
-                <w:rFonts w:ascii="Sahel" w:hAnsi="Sahel" w:cs="Sahel" w:hint="cs"/>
-                <w:color w:val="000000" w:themeColor="text1"/>
-                <w:rtl/>
-              </w:rPr>
-              <w:t>کردن</w:t>
+              <w:t>گرفتن، دریافت‌کردن</w:t>
             </w:r>
           </w:p>
         </w:tc>
@@ -30230,23 +26460,7 @@
                 <w:color w:val="000000" w:themeColor="text1"/>
                 <w:rtl/>
               </w:rPr>
-              <w:t>پاک</w:t>
-            </w:r>
-            <w:r>
-              <w:rPr>
-                <w:rFonts w:ascii="Sahel" w:hAnsi="Sahel" w:cs="Sahel" w:hint="cs"/>
-                <w:color w:val="000000" w:themeColor="text1"/>
-                <w:rtl/>
-              </w:rPr>
-              <w:t>‌</w:t>
-            </w:r>
-            <w:r>
-              <w:rPr>
-                <w:rFonts w:ascii="Sahel" w:hAnsi="Sahel" w:cs="Sahel" w:hint="cs"/>
-                <w:color w:val="000000" w:themeColor="text1"/>
-                <w:rtl/>
-              </w:rPr>
-              <w:t>کردن، محوکردن</w:t>
+              <w:t>پاک‌کردن، محوکردن</w:t>
             </w:r>
           </w:p>
         </w:tc>
@@ -30365,39 +26579,7 @@
                 <w:color w:val="000000" w:themeColor="text1"/>
                 <w:rtl/>
               </w:rPr>
-              <w:t>تعریف</w:t>
-            </w:r>
-            <w:r>
-              <w:rPr>
-                <w:rFonts w:ascii="Sahel" w:hAnsi="Sahel" w:cs="Sahel" w:hint="cs"/>
-                <w:color w:val="000000" w:themeColor="text1"/>
-                <w:rtl/>
-              </w:rPr>
-              <w:t>‌</w:t>
-            </w:r>
-            <w:r>
-              <w:rPr>
-                <w:rFonts w:ascii="Sahel" w:hAnsi="Sahel" w:cs="Sahel" w:hint="cs"/>
-                <w:color w:val="000000" w:themeColor="text1"/>
-                <w:rtl/>
-              </w:rPr>
-              <w:t>کردن، تحسین</w:t>
-            </w:r>
-            <w:r>
-              <w:rPr>
-                <w:rFonts w:ascii="Sahel" w:hAnsi="Sahel" w:cs="Sahel" w:hint="cs"/>
-                <w:color w:val="000000" w:themeColor="text1"/>
-                <w:rtl/>
-              </w:rPr>
-              <w:t>‌</w:t>
-            </w:r>
-            <w:r>
-              <w:rPr>
-                <w:rFonts w:ascii="Sahel" w:hAnsi="Sahel" w:cs="Sahel" w:hint="cs"/>
-                <w:color w:val="000000" w:themeColor="text1"/>
-                <w:rtl/>
-              </w:rPr>
-              <w:t>کردن</w:t>
+              <w:t>تعریف‌کردن، تحسین‌کردن</w:t>
             </w:r>
           </w:p>
         </w:tc>
@@ -30516,23 +26698,7 @@
                 <w:color w:val="000000" w:themeColor="text1"/>
                 <w:rtl/>
               </w:rPr>
-              <w:t>مبارزه</w:t>
-            </w:r>
-            <w:r>
-              <w:rPr>
-                <w:rFonts w:ascii="Sahel" w:hAnsi="Sahel" w:cs="Sahel" w:hint="cs"/>
-                <w:color w:val="000000" w:themeColor="text1"/>
-                <w:rtl/>
-              </w:rPr>
-              <w:t>‌</w:t>
-            </w:r>
-            <w:r>
-              <w:rPr>
-                <w:rFonts w:ascii="Sahel" w:hAnsi="Sahel" w:cs="Sahel" w:hint="cs"/>
-                <w:color w:val="000000" w:themeColor="text1"/>
-                <w:rtl/>
-              </w:rPr>
-              <w:t>کردن، دعواکردن</w:t>
+              <w:t>مبارزه‌کردن، دعواکردن</w:t>
             </w:r>
           </w:p>
         </w:tc>
@@ -31008,23 +27174,7 @@
                 <w:color w:val="000000" w:themeColor="text1"/>
                 <w:rtl/>
               </w:rPr>
-              <w:t>سزاواربودن، لیاقت</w:t>
-            </w:r>
-            <w:r>
-              <w:rPr>
-                <w:rFonts w:ascii="Sahel" w:hAnsi="Sahel" w:cs="Sahel" w:hint="cs"/>
-                <w:color w:val="000000" w:themeColor="text1"/>
-                <w:rtl/>
-              </w:rPr>
-              <w:t>‌</w:t>
-            </w:r>
-            <w:r>
-              <w:rPr>
-                <w:rFonts w:ascii="Sahel" w:hAnsi="Sahel" w:cs="Sahel" w:hint="cs"/>
-                <w:color w:val="000000" w:themeColor="text1"/>
-                <w:rtl/>
-              </w:rPr>
-              <w:t>داشتن</w:t>
+              <w:t>سزاواربودن، لیاقت‌داشتن</w:t>
             </w:r>
           </w:p>
         </w:tc>
@@ -31070,7 +27220,7 @@
                 <w:color w:val="000000" w:themeColor="text1"/>
                 <w:rtl/>
               </w:rPr>
-              <w:t>(مضارع: سزد)</w:t>
+              <w:t>(حال: سزد)</w:t>
             </w:r>
           </w:p>
         </w:tc>
@@ -31143,23 +27293,7 @@
                 <w:color w:val="000000" w:themeColor="text1"/>
                 <w:rtl/>
               </w:rPr>
-              <w:t>سوراخ</w:t>
-            </w:r>
-            <w:r>
-              <w:rPr>
-                <w:rFonts w:ascii="Sahel" w:hAnsi="Sahel" w:cs="Sahel" w:hint="cs"/>
-                <w:color w:val="000000" w:themeColor="text1"/>
-                <w:rtl/>
-              </w:rPr>
-              <w:t>‌</w:t>
-            </w:r>
-            <w:r>
-              <w:rPr>
-                <w:rFonts w:ascii="Sahel" w:hAnsi="Sahel" w:cs="Sahel" w:hint="cs"/>
-                <w:color w:val="000000" w:themeColor="text1"/>
-                <w:rtl/>
-              </w:rPr>
-              <w:t>کردن (مروارید و مهره)</w:t>
+              <w:t>سوراخ‌کردن (مروارید و مهره)</w:t>
             </w:r>
           </w:p>
         </w:tc>
@@ -31228,23 +27362,7 @@
                 <w:color w:val="000000" w:themeColor="text1"/>
                 <w:rtl/>
               </w:rPr>
-              <w:t>س</w:t>
-            </w:r>
-            <w:r>
-              <w:rPr>
-                <w:rFonts w:ascii="Sahel" w:hAnsi="Sahel" w:cs="Sahel" w:hint="cs"/>
-                <w:color w:val="000000" w:themeColor="text1"/>
-                <w:rtl/>
-              </w:rPr>
-              <w:t>ُ</w:t>
-            </w:r>
-            <w:r>
-              <w:rPr>
-                <w:rFonts w:ascii="Sahel" w:hAnsi="Sahel" w:cs="Sahel" w:hint="cs"/>
-                <w:color w:val="000000" w:themeColor="text1"/>
-                <w:rtl/>
-              </w:rPr>
-              <w:t>فتن</w:t>
+              <w:t>سُفتن</w:t>
             </w:r>
           </w:p>
         </w:tc>
@@ -31294,39 +27412,7 @@
                 <w:color w:val="000000" w:themeColor="text1"/>
                 <w:rtl/>
               </w:rPr>
-              <w:t>نقشه</w:t>
-            </w:r>
-            <w:r>
-              <w:rPr>
-                <w:rFonts w:ascii="Sahel" w:hAnsi="Sahel" w:cs="Sahel" w:hint="cs"/>
-                <w:color w:val="000000" w:themeColor="text1"/>
-                <w:rtl/>
-              </w:rPr>
-              <w:t>‌</w:t>
-            </w:r>
-            <w:r>
-              <w:rPr>
-                <w:rFonts w:ascii="Sahel" w:hAnsi="Sahel" w:cs="Sahel" w:hint="cs"/>
-                <w:color w:val="000000" w:themeColor="text1"/>
-                <w:rtl/>
-              </w:rPr>
-              <w:t>کشیدن، اندیشه</w:t>
-            </w:r>
-            <w:r>
-              <w:rPr>
-                <w:rFonts w:ascii="Sahel" w:hAnsi="Sahel" w:cs="Sahel" w:hint="cs"/>
-                <w:color w:val="000000" w:themeColor="text1"/>
-                <w:rtl/>
-              </w:rPr>
-              <w:t>‌</w:t>
-            </w:r>
-            <w:r>
-              <w:rPr>
-                <w:rFonts w:ascii="Sahel" w:hAnsi="Sahel" w:cs="Sahel" w:hint="cs"/>
-                <w:color w:val="000000" w:themeColor="text1"/>
-                <w:rtl/>
-              </w:rPr>
-              <w:t>کردن</w:t>
+              <w:t>نقشه‌کشیدن، اندیشه‌کردن</w:t>
             </w:r>
           </w:p>
         </w:tc>
@@ -31446,39 +27532,7 @@
                 <w:rtl/>
               </w:rPr>
               <w:lastRenderedPageBreak/>
-              <w:t>ارزیابی</w:t>
-            </w:r>
-            <w:r>
-              <w:rPr>
-                <w:rFonts w:ascii="Sahel" w:hAnsi="Sahel" w:cs="Sahel" w:hint="cs"/>
-                <w:color w:val="000000" w:themeColor="text1"/>
-                <w:rtl/>
-              </w:rPr>
-              <w:t>‌</w:t>
-            </w:r>
-            <w:r>
-              <w:rPr>
-                <w:rFonts w:ascii="Sahel" w:hAnsi="Sahel" w:cs="Sahel" w:hint="cs"/>
-                <w:color w:val="000000" w:themeColor="text1"/>
-                <w:rtl/>
-              </w:rPr>
-              <w:t>کردن، وزن</w:t>
-            </w:r>
-            <w:r>
-              <w:rPr>
-                <w:rFonts w:ascii="Sahel" w:hAnsi="Sahel" w:cs="Sahel" w:hint="cs"/>
-                <w:color w:val="000000" w:themeColor="text1"/>
-                <w:rtl/>
-              </w:rPr>
-              <w:t>‌</w:t>
-            </w:r>
-            <w:r>
-              <w:rPr>
-                <w:rFonts w:ascii="Sahel" w:hAnsi="Sahel" w:cs="Sahel" w:hint="cs"/>
-                <w:color w:val="000000" w:themeColor="text1"/>
-                <w:rtl/>
-              </w:rPr>
-              <w:t>کردن</w:t>
+              <w:t>ارزیابی‌کردن، وزن‌کردن</w:t>
             </w:r>
           </w:p>
         </w:tc>
@@ -31597,23 +27651,7 @@
                 <w:color w:val="000000" w:themeColor="text1"/>
                 <w:rtl/>
               </w:rPr>
-              <w:t>آتش</w:t>
-            </w:r>
-            <w:r>
-              <w:rPr>
-                <w:rFonts w:ascii="Sahel" w:hAnsi="Sahel" w:cs="Sahel" w:hint="cs"/>
-                <w:color w:val="000000" w:themeColor="text1"/>
-                <w:rtl/>
-              </w:rPr>
-              <w:t>‌</w:t>
-            </w:r>
-            <w:r>
-              <w:rPr>
-                <w:rFonts w:ascii="Sahel" w:hAnsi="Sahel" w:cs="Sahel" w:hint="cs"/>
-                <w:color w:val="000000" w:themeColor="text1"/>
-                <w:rtl/>
-              </w:rPr>
-              <w:t>گرفتن</w:t>
+              <w:t>آتش‌گرفتن</w:t>
             </w:r>
           </w:p>
         </w:tc>
@@ -31732,39 +27770,7 @@
                 <w:color w:val="000000" w:themeColor="text1"/>
                 <w:rtl/>
               </w:rPr>
-              <w:t>آسیاب</w:t>
-            </w:r>
-            <w:r>
-              <w:rPr>
-                <w:rFonts w:ascii="Sahel" w:hAnsi="Sahel" w:cs="Sahel" w:hint="cs"/>
-                <w:color w:val="000000" w:themeColor="text1"/>
-                <w:rtl/>
-              </w:rPr>
-              <w:t>‌</w:t>
-            </w:r>
-            <w:r>
-              <w:rPr>
-                <w:rFonts w:ascii="Sahel" w:hAnsi="Sahel" w:cs="Sahel" w:hint="cs"/>
-                <w:color w:val="000000" w:themeColor="text1"/>
-                <w:rtl/>
-              </w:rPr>
-              <w:t>کردن، ساییدن؛ لمس</w:t>
-            </w:r>
-            <w:r>
-              <w:rPr>
-                <w:rFonts w:ascii="Sahel" w:hAnsi="Sahel" w:cs="Sahel" w:hint="cs"/>
-                <w:color w:val="000000" w:themeColor="text1"/>
-                <w:rtl/>
-              </w:rPr>
-              <w:t>‌</w:t>
-            </w:r>
-            <w:r>
-              <w:rPr>
-                <w:rFonts w:ascii="Sahel" w:hAnsi="Sahel" w:cs="Sahel" w:hint="cs"/>
-                <w:color w:val="000000" w:themeColor="text1"/>
-                <w:rtl/>
-              </w:rPr>
-              <w:t>کردن</w:t>
+              <w:t>آسیاب‌کردن، ساییدن؛ لمس‌کردن</w:t>
             </w:r>
           </w:p>
         </w:tc>
@@ -32002,23 +28008,7 @@
                 <w:color w:val="000000" w:themeColor="text1"/>
                 <w:rtl/>
               </w:rPr>
-              <w:t>شایسته</w:t>
-            </w:r>
-            <w:r>
-              <w:rPr>
-                <w:rFonts w:ascii="Sahel" w:hAnsi="Sahel" w:cs="Sahel" w:hint="cs"/>
-                <w:color w:val="000000" w:themeColor="text1"/>
-                <w:rtl/>
-              </w:rPr>
-              <w:t>‌</w:t>
-            </w:r>
-            <w:r>
-              <w:rPr>
-                <w:rFonts w:ascii="Sahel" w:hAnsi="Sahel" w:cs="Sahel" w:hint="cs"/>
-                <w:color w:val="000000" w:themeColor="text1"/>
-                <w:rtl/>
-              </w:rPr>
-              <w:t>بودن، روابودن</w:t>
+              <w:t>شایسته‌بودن، روابودن</w:t>
             </w:r>
           </w:p>
         </w:tc>
@@ -32064,7 +28054,7 @@
                 <w:color w:val="000000" w:themeColor="text1"/>
                 <w:rtl/>
               </w:rPr>
-              <w:t>(مضارع: شاید)</w:t>
+              <w:t>(حال: شاید)</w:t>
             </w:r>
           </w:p>
         </w:tc>
@@ -32137,23 +28127,7 @@
                 <w:color w:val="000000" w:themeColor="text1"/>
                 <w:rtl/>
               </w:rPr>
-              <w:t>عجله</w:t>
-            </w:r>
-            <w:r>
-              <w:rPr>
-                <w:rFonts w:ascii="Sahel" w:hAnsi="Sahel" w:cs="Sahel" w:hint="cs"/>
-                <w:color w:val="000000" w:themeColor="text1"/>
-                <w:rtl/>
-              </w:rPr>
-              <w:t>‌</w:t>
-            </w:r>
-            <w:r>
-              <w:rPr>
-                <w:rFonts w:ascii="Sahel" w:hAnsi="Sahel" w:cs="Sahel" w:hint="cs"/>
-                <w:color w:val="000000" w:themeColor="text1"/>
-                <w:rtl/>
-              </w:rPr>
-              <w:t>کردن</w:t>
+              <w:t>عجله‌کردن</w:t>
             </w:r>
           </w:p>
         </w:tc>
@@ -32272,23 +28246,7 @@
                 <w:color w:val="000000" w:themeColor="text1"/>
                 <w:rtl/>
               </w:rPr>
-              <w:t>اتفاق</w:t>
-            </w:r>
-            <w:r>
-              <w:rPr>
-                <w:rFonts w:ascii="Sahel" w:hAnsi="Sahel" w:cs="Sahel" w:hint="cs"/>
-                <w:color w:val="000000" w:themeColor="text1"/>
-                <w:rtl/>
-              </w:rPr>
-              <w:t>‌</w:t>
-            </w:r>
-            <w:r>
-              <w:rPr>
-                <w:rFonts w:ascii="Sahel" w:hAnsi="Sahel" w:cs="Sahel" w:hint="cs"/>
-                <w:color w:val="000000" w:themeColor="text1"/>
-                <w:rtl/>
-              </w:rPr>
-              <w:t>افتادن</w:t>
+              <w:t>اتفاق‌افتادن</w:t>
             </w:r>
           </w:p>
         </w:tc>
@@ -32526,39 +28484,7 @@
                 <w:color w:val="000000" w:themeColor="text1"/>
                 <w:rtl/>
               </w:rPr>
-              <w:t>شکاف</w:t>
-            </w:r>
-            <w:r>
-              <w:rPr>
-                <w:rFonts w:ascii="Sahel" w:hAnsi="Sahel" w:cs="Sahel" w:hint="cs"/>
-                <w:color w:val="000000" w:themeColor="text1"/>
-                <w:rtl/>
-              </w:rPr>
-              <w:t>‌</w:t>
-            </w:r>
-            <w:r>
-              <w:rPr>
-                <w:rFonts w:ascii="Sahel" w:hAnsi="Sahel" w:cs="Sahel" w:hint="cs"/>
-                <w:color w:val="000000" w:themeColor="text1"/>
-                <w:rtl/>
-              </w:rPr>
-              <w:t>دادن، چاک</w:t>
-            </w:r>
-            <w:r>
-              <w:rPr>
-                <w:rFonts w:ascii="Sahel" w:hAnsi="Sahel" w:cs="Sahel" w:hint="cs"/>
-                <w:color w:val="000000" w:themeColor="text1"/>
-                <w:rtl/>
-              </w:rPr>
-              <w:t>‌</w:t>
-            </w:r>
-            <w:r>
-              <w:rPr>
-                <w:rFonts w:ascii="Sahel" w:hAnsi="Sahel" w:cs="Sahel" w:hint="cs"/>
-                <w:color w:val="000000" w:themeColor="text1"/>
-                <w:rtl/>
-              </w:rPr>
-              <w:t>دادن</w:t>
+              <w:t>شکاف‌دادن، چاک‌دادن</w:t>
             </w:r>
           </w:p>
         </w:tc>
@@ -32915,23 +28841,7 @@
                 <w:color w:val="000000" w:themeColor="text1"/>
                 <w:rtl/>
               </w:rPr>
-              <w:t>صبرکردن، تحمل</w:t>
-            </w:r>
-            <w:r>
-              <w:rPr>
-                <w:rFonts w:ascii="Sahel" w:hAnsi="Sahel" w:cs="Sahel" w:hint="cs"/>
-                <w:color w:val="000000" w:themeColor="text1"/>
-                <w:rtl/>
-              </w:rPr>
-              <w:t>‌</w:t>
-            </w:r>
-            <w:r>
-              <w:rPr>
-                <w:rFonts w:ascii="Sahel" w:hAnsi="Sahel" w:cs="Sahel" w:hint="cs"/>
-                <w:color w:val="000000" w:themeColor="text1"/>
-                <w:rtl/>
-              </w:rPr>
-              <w:t>کردن</w:t>
+              <w:t>صبرکردن، تحمل‌کردن</w:t>
             </w:r>
           </w:p>
         </w:tc>
@@ -33050,23 +28960,7 @@
                 <w:color w:val="000000" w:themeColor="text1"/>
                 <w:rtl/>
               </w:rPr>
-              <w:t>تعجب</w:t>
-            </w:r>
-            <w:r>
-              <w:rPr>
-                <w:rFonts w:ascii="Sahel" w:hAnsi="Sahel" w:cs="Sahel" w:hint="cs"/>
-                <w:color w:val="000000" w:themeColor="text1"/>
-                <w:rtl/>
-              </w:rPr>
-              <w:t>‌</w:t>
-            </w:r>
-            <w:r>
-              <w:rPr>
-                <w:rFonts w:ascii="Sahel" w:hAnsi="Sahel" w:cs="Sahel" w:hint="cs"/>
-                <w:color w:val="000000" w:themeColor="text1"/>
-                <w:rtl/>
-              </w:rPr>
-              <w:t>کردن</w:t>
+              <w:t>تعجب‌کردن</w:t>
             </w:r>
           </w:p>
         </w:tc>
@@ -33112,39 +29006,7 @@
                 <w:color w:val="000000" w:themeColor="text1"/>
                 <w:rtl/>
               </w:rPr>
-              <w:t>بش</w:t>
-            </w:r>
-            <w:r>
-              <w:rPr>
-                <w:rFonts w:ascii="Sahel" w:hAnsi="Sahel" w:cs="Sahel" w:hint="cs"/>
-                <w:color w:val="000000" w:themeColor="text1"/>
-                <w:rtl/>
-              </w:rPr>
-              <w:t>ِ</w:t>
-            </w:r>
-            <w:r>
-              <w:rPr>
-                <w:rFonts w:ascii="Sahel" w:hAnsi="Sahel" w:cs="Sahel" w:hint="cs"/>
-                <w:color w:val="000000" w:themeColor="text1"/>
-                <w:rtl/>
-              </w:rPr>
-              <w:t>گ</w:t>
-            </w:r>
-            <w:r>
-              <w:rPr>
-                <w:rFonts w:ascii="Sahel" w:hAnsi="Sahel" w:cs="Sahel" w:hint="cs"/>
-                <w:color w:val="000000" w:themeColor="text1"/>
-                <w:rtl/>
-              </w:rPr>
-              <w:t>ِ</w:t>
-            </w:r>
-            <w:r>
-              <w:rPr>
-                <w:rFonts w:ascii="Sahel" w:hAnsi="Sahel" w:cs="Sahel" w:hint="cs"/>
-                <w:color w:val="000000" w:themeColor="text1"/>
-                <w:rtl/>
-              </w:rPr>
-              <w:t>ف</w:t>
+              <w:t>بشِگِف</w:t>
             </w:r>
           </w:p>
         </w:tc>
@@ -33167,23 +29029,7 @@
                 <w:color w:val="000000" w:themeColor="text1"/>
                 <w:rtl/>
               </w:rPr>
-              <w:t>شگ</w:t>
-            </w:r>
-            <w:r>
-              <w:rPr>
-                <w:rFonts w:ascii="Sahel" w:hAnsi="Sahel" w:cs="Sahel" w:hint="cs"/>
-                <w:color w:val="000000" w:themeColor="text1"/>
-                <w:rtl/>
-              </w:rPr>
-              <w:t>ِ</w:t>
-            </w:r>
-            <w:r>
-              <w:rPr>
-                <w:rFonts w:ascii="Sahel" w:hAnsi="Sahel" w:cs="Sahel" w:hint="cs"/>
-                <w:color w:val="000000" w:themeColor="text1"/>
-                <w:rtl/>
-              </w:rPr>
-              <w:t>فتن</w:t>
+              <w:t>شگِفتن</w:t>
             </w:r>
           </w:p>
         </w:tc>
@@ -33233,39 +29079,7 @@
                 <w:color w:val="000000" w:themeColor="text1"/>
                 <w:rtl/>
               </w:rPr>
-              <w:t>شمارش</w:t>
-            </w:r>
-            <w:r>
-              <w:rPr>
-                <w:rFonts w:ascii="Sahel" w:hAnsi="Sahel" w:cs="Sahel" w:hint="cs"/>
-                <w:color w:val="000000" w:themeColor="text1"/>
-                <w:rtl/>
-              </w:rPr>
-              <w:t>‌</w:t>
-            </w:r>
-            <w:r>
-              <w:rPr>
-                <w:rFonts w:ascii="Sahel" w:hAnsi="Sahel" w:cs="Sahel" w:hint="cs"/>
-                <w:color w:val="000000" w:themeColor="text1"/>
-                <w:rtl/>
-              </w:rPr>
-              <w:t>کردن، حساب</w:t>
-            </w:r>
-            <w:r>
-              <w:rPr>
-                <w:rFonts w:ascii="Sahel" w:hAnsi="Sahel" w:cs="Sahel" w:hint="cs"/>
-                <w:color w:val="000000" w:themeColor="text1"/>
-                <w:rtl/>
-              </w:rPr>
-              <w:t>‌</w:t>
-            </w:r>
-            <w:r>
-              <w:rPr>
-                <w:rFonts w:ascii="Sahel" w:hAnsi="Sahel" w:cs="Sahel" w:hint="cs"/>
-                <w:color w:val="000000" w:themeColor="text1"/>
-                <w:rtl/>
-              </w:rPr>
-              <w:t>کردن</w:t>
+              <w:t>شمارش‌کردن، حساب‌کردن</w:t>
             </w:r>
           </w:p>
         </w:tc>
@@ -33384,23 +29198,7 @@
                 <w:color w:val="000000" w:themeColor="text1"/>
                 <w:rtl/>
               </w:rPr>
-              <w:t>تشخیص</w:t>
-            </w:r>
-            <w:r>
-              <w:rPr>
-                <w:rFonts w:ascii="Sahel" w:hAnsi="Sahel" w:cs="Sahel" w:hint="cs"/>
-                <w:color w:val="000000" w:themeColor="text1"/>
-                <w:rtl/>
-              </w:rPr>
-              <w:t>‌</w:t>
-            </w:r>
-            <w:r>
-              <w:rPr>
-                <w:rFonts w:ascii="Sahel" w:hAnsi="Sahel" w:cs="Sahel" w:hint="cs"/>
-                <w:color w:val="000000" w:themeColor="text1"/>
-                <w:rtl/>
-              </w:rPr>
-              <w:t>دادن</w:t>
+              <w:t>تشخیص‌دادن</w:t>
             </w:r>
           </w:p>
         </w:tc>
@@ -33519,23 +29317,7 @@
                 <w:color w:val="000000" w:themeColor="text1"/>
                 <w:rtl/>
               </w:rPr>
-              <w:t>استماع</w:t>
-            </w:r>
-            <w:r>
-              <w:rPr>
-                <w:rFonts w:ascii="Sahel" w:hAnsi="Sahel" w:cs="Sahel" w:hint="cs"/>
-                <w:color w:val="000000" w:themeColor="text1"/>
-                <w:rtl/>
-              </w:rPr>
-              <w:t>‌</w:t>
-            </w:r>
-            <w:r>
-              <w:rPr>
-                <w:rFonts w:ascii="Sahel" w:hAnsi="Sahel" w:cs="Sahel" w:hint="cs"/>
-                <w:color w:val="000000" w:themeColor="text1"/>
-                <w:rtl/>
-              </w:rPr>
-              <w:t>کردن</w:t>
+              <w:t>استماع‌کردن</w:t>
             </w:r>
           </w:p>
         </w:tc>
@@ -33654,39 +29436,7 @@
                 <w:color w:val="000000" w:themeColor="text1"/>
                 <w:rtl/>
               </w:rPr>
-              <w:t>شورش</w:t>
-            </w:r>
-            <w:r>
-              <w:rPr>
-                <w:rFonts w:ascii="Sahel" w:hAnsi="Sahel" w:cs="Sahel" w:hint="cs"/>
-                <w:color w:val="000000" w:themeColor="text1"/>
-                <w:rtl/>
-              </w:rPr>
-              <w:t>‌</w:t>
-            </w:r>
-            <w:r>
-              <w:rPr>
-                <w:rFonts w:ascii="Sahel" w:hAnsi="Sahel" w:cs="Sahel" w:hint="cs"/>
-                <w:color w:val="000000" w:themeColor="text1"/>
-                <w:rtl/>
-              </w:rPr>
-              <w:t>کردن، طغیان</w:t>
-            </w:r>
-            <w:r>
-              <w:rPr>
-                <w:rFonts w:ascii="Sahel" w:hAnsi="Sahel" w:cs="Sahel" w:hint="cs"/>
-                <w:color w:val="000000" w:themeColor="text1"/>
-                <w:rtl/>
-              </w:rPr>
-              <w:t>‌</w:t>
-            </w:r>
-            <w:r>
-              <w:rPr>
-                <w:rFonts w:ascii="Sahel" w:hAnsi="Sahel" w:cs="Sahel" w:hint="cs"/>
-                <w:color w:val="000000" w:themeColor="text1"/>
-                <w:rtl/>
-              </w:rPr>
-              <w:t>کردن</w:t>
+              <w:t>شورش‌کردن، طغیان‌کردن</w:t>
             </w:r>
           </w:p>
         </w:tc>
@@ -33805,23 +29555,7 @@
                 <w:color w:val="000000" w:themeColor="text1"/>
                 <w:rtl/>
               </w:rPr>
-              <w:t>درخواست</w:t>
-            </w:r>
-            <w:r>
-              <w:rPr>
-                <w:rFonts w:ascii="Sahel" w:hAnsi="Sahel" w:cs="Sahel" w:hint="cs"/>
-                <w:color w:val="000000" w:themeColor="text1"/>
-                <w:rtl/>
-              </w:rPr>
-              <w:t>‌</w:t>
-            </w:r>
-            <w:r>
-              <w:rPr>
-                <w:rFonts w:ascii="Sahel" w:hAnsi="Sahel" w:cs="Sahel" w:hint="cs"/>
-                <w:color w:val="000000" w:themeColor="text1"/>
-                <w:rtl/>
-              </w:rPr>
-              <w:t>کردن، احضارکردن</w:t>
+              <w:t>درخواست‌کردن، احضارکردن</w:t>
             </w:r>
           </w:p>
         </w:tc>
@@ -33940,23 +29674,7 @@
                 <w:color w:val="000000" w:themeColor="text1"/>
                 <w:rtl/>
               </w:rPr>
-              <w:t>طواف</w:t>
-            </w:r>
-            <w:r>
-              <w:rPr>
-                <w:rFonts w:ascii="Sahel" w:hAnsi="Sahel" w:cs="Sahel" w:hint="cs"/>
-                <w:color w:val="000000" w:themeColor="text1"/>
-                <w:rtl/>
-              </w:rPr>
-              <w:t>‌</w:t>
-            </w:r>
-            <w:r>
-              <w:rPr>
-                <w:rFonts w:ascii="Sahel" w:hAnsi="Sahel" w:cs="Sahel" w:hint="cs"/>
-                <w:color w:val="000000" w:themeColor="text1"/>
-                <w:rtl/>
-              </w:rPr>
-              <w:t>کردن، دورزدن</w:t>
+              <w:t>طواف‌کردن، دورزدن</w:t>
             </w:r>
           </w:p>
         </w:tc>
@@ -34075,23 +29793,7 @@
                 <w:color w:val="000000" w:themeColor="text1"/>
                 <w:rtl/>
               </w:rPr>
-              <w:t>غارت</w:t>
-            </w:r>
-            <w:r>
-              <w:rPr>
-                <w:rFonts w:ascii="Sahel" w:hAnsi="Sahel" w:cs="Sahel" w:hint="cs"/>
-                <w:color w:val="000000" w:themeColor="text1"/>
-                <w:rtl/>
-              </w:rPr>
-              <w:t>‌</w:t>
-            </w:r>
-            <w:r>
-              <w:rPr>
-                <w:rFonts w:ascii="Sahel" w:hAnsi="Sahel" w:cs="Sahel" w:hint="cs"/>
-                <w:color w:val="000000" w:themeColor="text1"/>
-                <w:rtl/>
-              </w:rPr>
-              <w:t>کردن</w:t>
+              <w:t>غارت‌کردن</w:t>
             </w:r>
           </w:p>
         </w:tc>
@@ -34210,23 +29912,7 @@
                 <w:color w:val="000000" w:themeColor="text1"/>
                 <w:rtl/>
               </w:rPr>
-              <w:t>غرش</w:t>
-            </w:r>
-            <w:r>
-              <w:rPr>
-                <w:rFonts w:ascii="Sahel" w:hAnsi="Sahel" w:cs="Sahel" w:hint="cs"/>
-                <w:color w:val="000000" w:themeColor="text1"/>
-                <w:rtl/>
-              </w:rPr>
-              <w:t>‌</w:t>
-            </w:r>
-            <w:r>
-              <w:rPr>
-                <w:rFonts w:ascii="Sahel" w:hAnsi="Sahel" w:cs="Sahel" w:hint="cs"/>
-                <w:color w:val="000000" w:themeColor="text1"/>
-                <w:rtl/>
-              </w:rPr>
-              <w:t>کردن</w:t>
+              <w:t>غرش‌کردن</w:t>
             </w:r>
           </w:p>
         </w:tc>
@@ -34295,23 +29981,7 @@
                 <w:color w:val="000000" w:themeColor="text1"/>
                 <w:rtl/>
               </w:rPr>
-              <w:t>غ</w:t>
-            </w:r>
-            <w:r>
-              <w:rPr>
-                <w:rFonts w:ascii="Sahel" w:hAnsi="Sahel" w:cs="Sahel" w:hint="cs"/>
-                <w:color w:val="000000" w:themeColor="text1"/>
-                <w:rtl/>
-              </w:rPr>
-              <w:t>ُ</w:t>
-            </w:r>
-            <w:r>
-              <w:rPr>
-                <w:rFonts w:ascii="Sahel" w:hAnsi="Sahel" w:cs="Sahel" w:hint="cs"/>
-                <w:color w:val="000000" w:themeColor="text1"/>
-                <w:rtl/>
-              </w:rPr>
-              <w:t>ریدن</w:t>
+              <w:t>غُریدن</w:t>
             </w:r>
           </w:p>
         </w:tc>
@@ -34361,23 +30031,7 @@
                 <w:color w:val="000000" w:themeColor="text1"/>
                 <w:rtl/>
               </w:rPr>
-              <w:t>غلت</w:t>
-            </w:r>
-            <w:r>
-              <w:rPr>
-                <w:rFonts w:ascii="Sahel" w:hAnsi="Sahel" w:cs="Sahel" w:hint="cs"/>
-                <w:color w:val="000000" w:themeColor="text1"/>
-                <w:rtl/>
-              </w:rPr>
-              <w:t>‌</w:t>
-            </w:r>
-            <w:r>
-              <w:rPr>
-                <w:rFonts w:ascii="Sahel" w:hAnsi="Sahel" w:cs="Sahel" w:hint="cs"/>
-                <w:color w:val="000000" w:themeColor="text1"/>
-                <w:rtl/>
-              </w:rPr>
-              <w:t>زدن</w:t>
+              <w:t>غلت‌زدن</w:t>
             </w:r>
           </w:p>
         </w:tc>
@@ -34497,23 +30151,7 @@
                 <w:rtl/>
               </w:rPr>
               <w:lastRenderedPageBreak/>
-              <w:t>چرت</w:t>
-            </w:r>
-            <w:r>
-              <w:rPr>
-                <w:rFonts w:ascii="Sahel" w:hAnsi="Sahel" w:cs="Sahel" w:hint="cs"/>
-                <w:color w:val="000000" w:themeColor="text1"/>
-                <w:rtl/>
-              </w:rPr>
-              <w:t>‌</w:t>
-            </w:r>
-            <w:r>
-              <w:rPr>
-                <w:rFonts w:ascii="Sahel" w:hAnsi="Sahel" w:cs="Sahel" w:hint="cs"/>
-                <w:color w:val="000000" w:themeColor="text1"/>
-                <w:rtl/>
-              </w:rPr>
-              <w:t>زدن</w:t>
+              <w:t>چرت‌زدن</w:t>
             </w:r>
           </w:p>
         </w:tc>
@@ -34582,23 +30220,7 @@
                 <w:color w:val="000000" w:themeColor="text1"/>
                 <w:rtl/>
               </w:rPr>
-              <w:t>غ</w:t>
-            </w:r>
-            <w:r>
-              <w:rPr>
-                <w:rFonts w:ascii="Sahel" w:hAnsi="Sahel" w:cs="Sahel" w:hint="cs"/>
-                <w:color w:val="000000" w:themeColor="text1"/>
-                <w:rtl/>
-              </w:rPr>
-              <w:t>ُ</w:t>
-            </w:r>
-            <w:r>
-              <w:rPr>
-                <w:rFonts w:ascii="Sahel" w:hAnsi="Sahel" w:cs="Sahel" w:hint="cs"/>
-                <w:color w:val="000000" w:themeColor="text1"/>
-                <w:rtl/>
-              </w:rPr>
-              <w:t>نودن</w:t>
+              <w:t>غُنودن</w:t>
             </w:r>
           </w:p>
         </w:tc>
@@ -34648,23 +30270,7 @@
                 <w:color w:val="000000" w:themeColor="text1"/>
                 <w:rtl/>
               </w:rPr>
-              <w:t>ارسال</w:t>
-            </w:r>
-            <w:r>
-              <w:rPr>
-                <w:rFonts w:ascii="Sahel" w:hAnsi="Sahel" w:cs="Sahel" w:hint="cs"/>
-                <w:color w:val="000000" w:themeColor="text1"/>
-                <w:rtl/>
-              </w:rPr>
-              <w:t>‌</w:t>
-            </w:r>
-            <w:r>
-              <w:rPr>
-                <w:rFonts w:ascii="Sahel" w:hAnsi="Sahel" w:cs="Sahel" w:hint="cs"/>
-                <w:color w:val="000000" w:themeColor="text1"/>
-                <w:rtl/>
-              </w:rPr>
-              <w:t>کردن</w:t>
+              <w:t>ارسال‌کردن</w:t>
             </w:r>
           </w:p>
         </w:tc>
@@ -34783,39 +30389,7 @@
                 <w:color w:val="000000" w:themeColor="text1"/>
                 <w:rtl/>
               </w:rPr>
-              <w:t>فرسوده</w:t>
-            </w:r>
-            <w:r>
-              <w:rPr>
-                <w:rFonts w:ascii="Sahel" w:hAnsi="Sahel" w:cs="Sahel" w:hint="cs"/>
-                <w:color w:val="000000" w:themeColor="text1"/>
-                <w:rtl/>
-              </w:rPr>
-              <w:t>‌</w:t>
-            </w:r>
-            <w:r>
-              <w:rPr>
-                <w:rFonts w:ascii="Sahel" w:hAnsi="Sahel" w:cs="Sahel" w:hint="cs"/>
-                <w:color w:val="000000" w:themeColor="text1"/>
-                <w:rtl/>
-              </w:rPr>
-              <w:t>شدن، کهنه</w:t>
-            </w:r>
-            <w:r>
-              <w:rPr>
-                <w:rFonts w:ascii="Sahel" w:hAnsi="Sahel" w:cs="Sahel" w:hint="cs"/>
-                <w:color w:val="000000" w:themeColor="text1"/>
-                <w:rtl/>
-              </w:rPr>
-              <w:t>‌</w:t>
-            </w:r>
-            <w:r>
-              <w:rPr>
-                <w:rFonts w:ascii="Sahel" w:hAnsi="Sahel" w:cs="Sahel" w:hint="cs"/>
-                <w:color w:val="000000" w:themeColor="text1"/>
-                <w:rtl/>
-              </w:rPr>
-              <w:t>شدن</w:t>
+              <w:t>فرسوده‌شدن، کهنه‌شدن</w:t>
             </w:r>
           </w:p>
         </w:tc>
@@ -35053,23 +30627,7 @@
                 <w:color w:val="000000" w:themeColor="text1"/>
                 <w:rtl/>
               </w:rPr>
-              <w:t>فروش</w:t>
-            </w:r>
-            <w:r>
-              <w:rPr>
-                <w:rFonts w:ascii="Sahel" w:hAnsi="Sahel" w:cs="Sahel" w:hint="cs"/>
-                <w:color w:val="000000" w:themeColor="text1"/>
-                <w:rtl/>
-              </w:rPr>
-              <w:t>‌</w:t>
-            </w:r>
-            <w:r>
-              <w:rPr>
-                <w:rFonts w:ascii="Sahel" w:hAnsi="Sahel" w:cs="Sahel" w:hint="cs"/>
-                <w:color w:val="000000" w:themeColor="text1"/>
-                <w:rtl/>
-              </w:rPr>
-              <w:t>کردن</w:t>
+              <w:t>فروش‌کردن</w:t>
             </w:r>
           </w:p>
         </w:tc>
@@ -35188,39 +30746,7 @@
                 <w:color w:val="000000" w:themeColor="text1"/>
                 <w:rtl/>
               </w:rPr>
-              <w:t>گول</w:t>
-            </w:r>
-            <w:r>
-              <w:rPr>
-                <w:rFonts w:ascii="Sahel" w:hAnsi="Sahel" w:cs="Sahel" w:hint="cs"/>
-                <w:color w:val="000000" w:themeColor="text1"/>
-                <w:rtl/>
-              </w:rPr>
-              <w:t>‌</w:t>
-            </w:r>
-            <w:r>
-              <w:rPr>
-                <w:rFonts w:ascii="Sahel" w:hAnsi="Sahel" w:cs="Sahel" w:hint="cs"/>
-                <w:color w:val="000000" w:themeColor="text1"/>
-                <w:rtl/>
-              </w:rPr>
-              <w:t>زدن، فریب</w:t>
-            </w:r>
-            <w:r>
-              <w:rPr>
-                <w:rFonts w:ascii="Sahel" w:hAnsi="Sahel" w:cs="Sahel" w:hint="cs"/>
-                <w:color w:val="000000" w:themeColor="text1"/>
-                <w:rtl/>
-              </w:rPr>
-              <w:t>‌</w:t>
-            </w:r>
-            <w:r>
-              <w:rPr>
-                <w:rFonts w:ascii="Sahel" w:hAnsi="Sahel" w:cs="Sahel" w:hint="cs"/>
-                <w:color w:val="000000" w:themeColor="text1"/>
-                <w:rtl/>
-              </w:rPr>
-              <w:t>دادن</w:t>
+              <w:t>گول‌زدن، فریب‌دادن</w:t>
             </w:r>
           </w:p>
         </w:tc>
@@ -35458,23 +30984,7 @@
                 <w:color w:val="000000" w:themeColor="text1"/>
                 <w:rtl/>
               </w:rPr>
-              <w:t>درک</w:t>
-            </w:r>
-            <w:r>
-              <w:rPr>
-                <w:rFonts w:ascii="Sahel" w:hAnsi="Sahel" w:cs="Sahel" w:hint="cs"/>
-                <w:color w:val="000000" w:themeColor="text1"/>
-                <w:rtl/>
-              </w:rPr>
-              <w:t>‌</w:t>
-            </w:r>
-            <w:r>
-              <w:rPr>
-                <w:rFonts w:ascii="Sahel" w:hAnsi="Sahel" w:cs="Sahel" w:hint="cs"/>
-                <w:color w:val="000000" w:themeColor="text1"/>
-                <w:rtl/>
-              </w:rPr>
-              <w:t>کردن</w:t>
+              <w:t>درک‌کردن</w:t>
             </w:r>
           </w:p>
         </w:tc>
@@ -35593,23 +31103,7 @@
                 <w:color w:val="000000" w:themeColor="text1"/>
                 <w:rtl/>
               </w:rPr>
-              <w:t>با شتاب ربودن، چنگ</w:t>
-            </w:r>
-            <w:r>
-              <w:rPr>
-                <w:rFonts w:ascii="Sahel" w:hAnsi="Sahel" w:cs="Sahel" w:hint="cs"/>
-                <w:color w:val="000000" w:themeColor="text1"/>
-                <w:rtl/>
-              </w:rPr>
-              <w:t>‌</w:t>
-            </w:r>
-            <w:r>
-              <w:rPr>
-                <w:rFonts w:ascii="Sahel" w:hAnsi="Sahel" w:cs="Sahel" w:hint="cs"/>
-                <w:color w:val="000000" w:themeColor="text1"/>
-                <w:rtl/>
-              </w:rPr>
-              <w:t>زدن</w:t>
+              <w:t>با شتاب ربودن، چنگ‌زدن</w:t>
             </w:r>
           </w:p>
         </w:tc>
@@ -35728,23 +31222,7 @@
                 <w:color w:val="000000" w:themeColor="text1"/>
                 <w:rtl/>
               </w:rPr>
-              <w:t>قانع</w:t>
-            </w:r>
-            <w:r>
-              <w:rPr>
-                <w:rFonts w:ascii="Sahel" w:hAnsi="Sahel" w:cs="Sahel" w:hint="cs"/>
-                <w:color w:val="000000" w:themeColor="text1"/>
-                <w:rtl/>
-              </w:rPr>
-              <w:t>‌</w:t>
-            </w:r>
-            <w:r>
-              <w:rPr>
-                <w:rFonts w:ascii="Sahel" w:hAnsi="Sahel" w:cs="Sahel" w:hint="cs"/>
-                <w:color w:val="000000" w:themeColor="text1"/>
-                <w:rtl/>
-              </w:rPr>
-              <w:t>کردن، به قبول وادارکردن</w:t>
+              <w:t>قانع‌کردن، به قبول وادارکردن</w:t>
             </w:r>
           </w:p>
         </w:tc>
@@ -35863,23 +31341,7 @@
                 <w:color w:val="000000" w:themeColor="text1"/>
                 <w:rtl/>
               </w:rPr>
-              <w:t>کم</w:t>
-            </w:r>
-            <w:r>
-              <w:rPr>
-                <w:rFonts w:ascii="Sahel" w:hAnsi="Sahel" w:cs="Sahel" w:hint="cs"/>
-                <w:color w:val="000000" w:themeColor="text1"/>
-                <w:rtl/>
-              </w:rPr>
-              <w:t>‌</w:t>
-            </w:r>
-            <w:r>
-              <w:rPr>
-                <w:rFonts w:ascii="Sahel" w:hAnsi="Sahel" w:cs="Sahel" w:hint="cs"/>
-                <w:color w:val="000000" w:themeColor="text1"/>
-                <w:rtl/>
-              </w:rPr>
-              <w:t>کردن</w:t>
+              <w:t>کم‌کردن</w:t>
             </w:r>
           </w:p>
         </w:tc>
@@ -35998,23 +31460,7 @@
                 <w:color w:val="000000" w:themeColor="text1"/>
                 <w:rtl/>
               </w:rPr>
-              <w:t>کشت</w:t>
-            </w:r>
-            <w:r>
-              <w:rPr>
-                <w:rFonts w:ascii="Sahel" w:hAnsi="Sahel" w:cs="Sahel" w:hint="cs"/>
-                <w:color w:val="000000" w:themeColor="text1"/>
-                <w:rtl/>
-              </w:rPr>
-              <w:t>‌</w:t>
-            </w:r>
-            <w:r>
-              <w:rPr>
-                <w:rFonts w:ascii="Sahel" w:hAnsi="Sahel" w:cs="Sahel" w:hint="cs"/>
-                <w:color w:val="000000" w:themeColor="text1"/>
-                <w:rtl/>
-              </w:rPr>
-              <w:t>کردن</w:t>
+              <w:t>کشت‌کردن</w:t>
             </w:r>
           </w:p>
         </w:tc>
@@ -36133,23 +31579,7 @@
                 <w:color w:val="000000" w:themeColor="text1"/>
                 <w:rtl/>
               </w:rPr>
-              <w:t>کندوکاوکردن، بررسی</w:t>
-            </w:r>
-            <w:r>
-              <w:rPr>
-                <w:rFonts w:ascii="Sahel" w:hAnsi="Sahel" w:cs="Sahel" w:hint="cs"/>
-                <w:color w:val="000000" w:themeColor="text1"/>
-                <w:rtl/>
-              </w:rPr>
-              <w:t>‌</w:t>
-            </w:r>
-            <w:r>
-              <w:rPr>
-                <w:rFonts w:ascii="Sahel" w:hAnsi="Sahel" w:cs="Sahel" w:hint="cs"/>
-                <w:color w:val="000000" w:themeColor="text1"/>
-                <w:rtl/>
-              </w:rPr>
-              <w:t>کردن</w:t>
+              <w:t>کندوکاوکردن، بررسی‌کردن</w:t>
             </w:r>
           </w:p>
         </w:tc>
@@ -36268,23 +31698,7 @@
                 <w:color w:val="000000" w:themeColor="text1"/>
                 <w:rtl/>
               </w:rPr>
-              <w:t>انجام</w:t>
-            </w:r>
-            <w:r>
-              <w:rPr>
-                <w:rFonts w:ascii="Sahel" w:hAnsi="Sahel" w:cs="Sahel" w:hint="cs"/>
-                <w:color w:val="000000" w:themeColor="text1"/>
-                <w:rtl/>
-              </w:rPr>
-              <w:t>‌</w:t>
-            </w:r>
-            <w:r>
-              <w:rPr>
-                <w:rFonts w:ascii="Sahel" w:hAnsi="Sahel" w:cs="Sahel" w:hint="cs"/>
-                <w:color w:val="000000" w:themeColor="text1"/>
-                <w:rtl/>
-              </w:rPr>
-              <w:t>دادن</w:t>
+              <w:t>انجام‌دادن</w:t>
             </w:r>
           </w:p>
         </w:tc>
@@ -36403,39 +31817,7 @@
                 <w:color w:val="000000" w:themeColor="text1"/>
                 <w:rtl/>
               </w:rPr>
-              <w:t>به</w:t>
-            </w:r>
-            <w:r>
-              <w:rPr>
-                <w:rFonts w:ascii="Sahel" w:hAnsi="Sahel" w:cs="Sahel" w:hint="cs"/>
-                <w:color w:val="000000" w:themeColor="text1"/>
-                <w:rtl/>
-              </w:rPr>
-              <w:t>‌</w:t>
-            </w:r>
-            <w:r>
-              <w:rPr>
-                <w:rFonts w:ascii="Sahel" w:hAnsi="Sahel" w:cs="Sahel" w:hint="cs"/>
-                <w:color w:val="000000" w:themeColor="text1"/>
-                <w:rtl/>
-              </w:rPr>
-              <w:t>قتل</w:t>
-            </w:r>
-            <w:r>
-              <w:rPr>
-                <w:rFonts w:ascii="Sahel" w:hAnsi="Sahel" w:cs="Sahel" w:hint="cs"/>
-                <w:color w:val="000000" w:themeColor="text1"/>
-                <w:rtl/>
-              </w:rPr>
-              <w:t>‌</w:t>
-            </w:r>
-            <w:r>
-              <w:rPr>
-                <w:rFonts w:ascii="Sahel" w:hAnsi="Sahel" w:cs="Sahel" w:hint="cs"/>
-                <w:color w:val="000000" w:themeColor="text1"/>
-                <w:rtl/>
-              </w:rPr>
-              <w:t>رساندن</w:t>
+              <w:t>به‌قتل‌رساندن</w:t>
             </w:r>
           </w:p>
         </w:tc>
@@ -36554,23 +31936,7 @@
                 <w:color w:val="000000" w:themeColor="text1"/>
                 <w:rtl/>
               </w:rPr>
-              <w:t>بیرون</w:t>
-            </w:r>
-            <w:r>
-              <w:rPr>
-                <w:rFonts w:ascii="Sahel" w:hAnsi="Sahel" w:cs="Sahel" w:hint="cs"/>
-                <w:color w:val="000000" w:themeColor="text1"/>
-                <w:rtl/>
-              </w:rPr>
-              <w:t>‌</w:t>
-            </w:r>
-            <w:r>
-              <w:rPr>
-                <w:rFonts w:ascii="Sahel" w:hAnsi="Sahel" w:cs="Sahel" w:hint="cs"/>
-                <w:color w:val="000000" w:themeColor="text1"/>
-                <w:rtl/>
-              </w:rPr>
-              <w:t>آوردن، به سوی خود آوردن</w:t>
+              <w:t>بیرون‌آوردن، به سوی خود آوردن</w:t>
             </w:r>
           </w:p>
         </w:tc>
@@ -36689,39 +32055,7 @@
                 <w:color w:val="000000" w:themeColor="text1"/>
                 <w:rtl/>
               </w:rPr>
-              <w:t>ترک</w:t>
-            </w:r>
-            <w:r>
-              <w:rPr>
-                <w:rFonts w:ascii="Sahel" w:hAnsi="Sahel" w:cs="Sahel" w:hint="cs"/>
-                <w:color w:val="000000" w:themeColor="text1"/>
-                <w:rtl/>
-              </w:rPr>
-              <w:t>‌</w:t>
-            </w:r>
-            <w:r>
-              <w:rPr>
-                <w:rFonts w:ascii="Sahel" w:hAnsi="Sahel" w:cs="Sahel" w:hint="cs"/>
-                <w:color w:val="000000" w:themeColor="text1"/>
-                <w:rtl/>
-              </w:rPr>
-              <w:t>برداشتن، شکاف</w:t>
-            </w:r>
-            <w:r>
-              <w:rPr>
-                <w:rFonts w:ascii="Sahel" w:hAnsi="Sahel" w:cs="Sahel" w:hint="cs"/>
-                <w:color w:val="000000" w:themeColor="text1"/>
-                <w:rtl/>
-              </w:rPr>
-              <w:t>‌</w:t>
-            </w:r>
-            <w:r>
-              <w:rPr>
-                <w:rFonts w:ascii="Sahel" w:hAnsi="Sahel" w:cs="Sahel" w:hint="cs"/>
-                <w:color w:val="000000" w:themeColor="text1"/>
-                <w:rtl/>
-              </w:rPr>
-              <w:t>خوردن</w:t>
+              <w:t>ترک‌برداشتن، شکاف‌خوردن</w:t>
             </w:r>
           </w:p>
         </w:tc>
@@ -36790,23 +32124,7 @@
                 <w:color w:val="000000" w:themeColor="text1"/>
                 <w:rtl/>
               </w:rPr>
-              <w:t>ک</w:t>
-            </w:r>
-            <w:r>
-              <w:rPr>
-                <w:rFonts w:ascii="Sahel" w:hAnsi="Sahel" w:cs="Sahel" w:hint="cs"/>
-                <w:color w:val="000000" w:themeColor="text1"/>
-                <w:rtl/>
-              </w:rPr>
-              <w:t>َ</w:t>
-            </w:r>
-            <w:r>
-              <w:rPr>
-                <w:rFonts w:ascii="Sahel" w:hAnsi="Sahel" w:cs="Sahel" w:hint="cs"/>
-                <w:color w:val="000000" w:themeColor="text1"/>
-                <w:rtl/>
-              </w:rPr>
-              <w:t>فتن</w:t>
+              <w:t>کَفتن</w:t>
             </w:r>
           </w:p>
         </w:tc>
@@ -36925,23 +32243,7 @@
                 <w:color w:val="000000" w:themeColor="text1"/>
                 <w:rtl/>
               </w:rPr>
-              <w:t>ک</w:t>
-            </w:r>
-            <w:r>
-              <w:rPr>
-                <w:rFonts w:ascii="Sahel" w:hAnsi="Sahel" w:cs="Sahel" w:hint="cs"/>
-                <w:color w:val="000000" w:themeColor="text1"/>
-                <w:rtl/>
-              </w:rPr>
-              <w:t>َ</w:t>
-            </w:r>
-            <w:r>
-              <w:rPr>
-                <w:rFonts w:ascii="Sahel" w:hAnsi="Sahel" w:cs="Sahel" w:hint="cs"/>
-                <w:color w:val="000000" w:themeColor="text1"/>
-                <w:rtl/>
-              </w:rPr>
-              <w:t>فیدن</w:t>
+              <w:t>کَفیدن</w:t>
             </w:r>
           </w:p>
         </w:tc>
@@ -37110,39 +32412,7 @@
                 <w:color w:val="000000" w:themeColor="text1"/>
                 <w:rtl/>
               </w:rPr>
-              <w:t>کوچ</w:t>
-            </w:r>
-            <w:r>
-              <w:rPr>
-                <w:rFonts w:ascii="Sahel" w:hAnsi="Sahel" w:cs="Sahel" w:hint="cs"/>
-                <w:color w:val="000000" w:themeColor="text1"/>
-                <w:rtl/>
-              </w:rPr>
-              <w:t>‌</w:t>
-            </w:r>
-            <w:r>
-              <w:rPr>
-                <w:rFonts w:ascii="Sahel" w:hAnsi="Sahel" w:cs="Sahel" w:hint="cs"/>
-                <w:color w:val="000000" w:themeColor="text1"/>
-                <w:rtl/>
-              </w:rPr>
-              <w:t>کردن، مهاجرت</w:t>
-            </w:r>
-            <w:r>
-              <w:rPr>
-                <w:rFonts w:ascii="Sahel" w:hAnsi="Sahel" w:cs="Sahel" w:hint="cs"/>
-                <w:color w:val="000000" w:themeColor="text1"/>
-                <w:rtl/>
-              </w:rPr>
-              <w:t>‌</w:t>
-            </w:r>
-            <w:r>
-              <w:rPr>
-                <w:rFonts w:ascii="Sahel" w:hAnsi="Sahel" w:cs="Sahel" w:hint="cs"/>
-                <w:color w:val="000000" w:themeColor="text1"/>
-                <w:rtl/>
-              </w:rPr>
-              <w:t>کردن</w:t>
+              <w:t>کوچ‌کردن، مهاجرت‌کردن</w:t>
             </w:r>
           </w:p>
         </w:tc>
@@ -37261,23 +32531,7 @@
                 <w:color w:val="000000" w:themeColor="text1"/>
                 <w:rtl/>
               </w:rPr>
-              <w:t>تلاش</w:t>
-            </w:r>
-            <w:r>
-              <w:rPr>
-                <w:rFonts w:ascii="Sahel" w:hAnsi="Sahel" w:cs="Sahel" w:hint="cs"/>
-                <w:color w:val="000000" w:themeColor="text1"/>
-                <w:rtl/>
-              </w:rPr>
-              <w:t>‌</w:t>
-            </w:r>
-            <w:r>
-              <w:rPr>
-                <w:rFonts w:ascii="Sahel" w:hAnsi="Sahel" w:cs="Sahel" w:hint="cs"/>
-                <w:color w:val="000000" w:themeColor="text1"/>
-                <w:rtl/>
-              </w:rPr>
-              <w:t>کردن</w:t>
+              <w:t>تلاش‌کردن</w:t>
             </w:r>
           </w:p>
         </w:tc>
@@ -37396,23 +32650,7 @@
                 <w:color w:val="000000" w:themeColor="text1"/>
                 <w:rtl/>
               </w:rPr>
-              <w:t>کوبیدن، ضربه</w:t>
-            </w:r>
-            <w:r>
-              <w:rPr>
-                <w:rFonts w:ascii="Sahel" w:hAnsi="Sahel" w:cs="Sahel" w:hint="cs"/>
-                <w:color w:val="000000" w:themeColor="text1"/>
-                <w:rtl/>
-              </w:rPr>
-              <w:t>‌</w:t>
-            </w:r>
-            <w:r>
-              <w:rPr>
-                <w:rFonts w:ascii="Sahel" w:hAnsi="Sahel" w:cs="Sahel" w:hint="cs"/>
-                <w:color w:val="000000" w:themeColor="text1"/>
-                <w:rtl/>
-              </w:rPr>
-              <w:t>زدن</w:t>
+              <w:t>کوبیدن، ضربه‌زدن</w:t>
             </w:r>
           </w:p>
         </w:tc>
@@ -37532,39 +32770,7 @@
                 <w:rtl/>
               </w:rPr>
               <w:lastRenderedPageBreak/>
-              <w:t>(رکیک)؛ در قصه «بیچاره</w:t>
-            </w:r>
-            <w:r>
-              <w:rPr>
-                <w:rFonts w:ascii="Sahel" w:hAnsi="Sahel" w:cs="Sahel" w:hint="cs"/>
-                <w:color w:val="000000" w:themeColor="text1"/>
-                <w:rtl/>
-              </w:rPr>
-              <w:t>‌</w:t>
-            </w:r>
-            <w:r>
-              <w:rPr>
-                <w:rFonts w:ascii="Sahel" w:hAnsi="Sahel" w:cs="Sahel" w:hint="cs"/>
-                <w:color w:val="000000" w:themeColor="text1"/>
-                <w:rtl/>
-              </w:rPr>
-              <w:t>کردن، خراب</w:t>
-            </w:r>
-            <w:r>
-              <w:rPr>
-                <w:rFonts w:ascii="Sahel" w:hAnsi="Sahel" w:cs="Sahel" w:hint="cs"/>
-                <w:color w:val="000000" w:themeColor="text1"/>
-                <w:rtl/>
-              </w:rPr>
-              <w:t>‌</w:t>
-            </w:r>
-            <w:r>
-              <w:rPr>
-                <w:rFonts w:ascii="Sahel" w:hAnsi="Sahel" w:cs="Sahel" w:hint="cs"/>
-                <w:color w:val="000000" w:themeColor="text1"/>
-                <w:rtl/>
-              </w:rPr>
-              <w:t>کردن»</w:t>
+              <w:t>(رکیک)؛ در قصه «بیچاره‌کردن، خراب‌کردن»</w:t>
             </w:r>
           </w:p>
         </w:tc>
@@ -37683,39 +32889,7 @@
                 <w:color w:val="000000" w:themeColor="text1"/>
                 <w:rtl/>
               </w:rPr>
-              <w:t>ذوب</w:t>
-            </w:r>
-            <w:r>
-              <w:rPr>
-                <w:rFonts w:ascii="Sahel" w:hAnsi="Sahel" w:cs="Sahel" w:hint="cs"/>
-                <w:color w:val="000000" w:themeColor="text1"/>
-                <w:rtl/>
-              </w:rPr>
-              <w:t>‌</w:t>
-            </w:r>
-            <w:r>
-              <w:rPr>
-                <w:rFonts w:ascii="Sahel" w:hAnsi="Sahel" w:cs="Sahel" w:hint="cs"/>
-                <w:color w:val="000000" w:themeColor="text1"/>
-                <w:rtl/>
-              </w:rPr>
-              <w:t>شدن، آب</w:t>
-            </w:r>
-            <w:r>
-              <w:rPr>
-                <w:rFonts w:ascii="Sahel" w:hAnsi="Sahel" w:cs="Sahel" w:hint="cs"/>
-                <w:color w:val="000000" w:themeColor="text1"/>
-                <w:rtl/>
-              </w:rPr>
-              <w:t>‌</w:t>
-            </w:r>
-            <w:r>
-              <w:rPr>
-                <w:rFonts w:ascii="Sahel" w:hAnsi="Sahel" w:cs="Sahel" w:hint="cs"/>
-                <w:color w:val="000000" w:themeColor="text1"/>
-                <w:rtl/>
-              </w:rPr>
-              <w:t>شدن</w:t>
+              <w:t>ذوب‌شدن، آب‌شدن</w:t>
             </w:r>
           </w:p>
         </w:tc>
@@ -37834,23 +33008,7 @@
                 <w:color w:val="000000" w:themeColor="text1"/>
                 <w:rtl/>
               </w:rPr>
-              <w:t>قراردادن؛ اجازه</w:t>
-            </w:r>
-            <w:r>
-              <w:rPr>
-                <w:rFonts w:ascii="Sahel" w:hAnsi="Sahel" w:cs="Sahel" w:hint="cs"/>
-                <w:color w:val="000000" w:themeColor="text1"/>
-                <w:rtl/>
-              </w:rPr>
-              <w:t>‌</w:t>
-            </w:r>
-            <w:r>
-              <w:rPr>
-                <w:rFonts w:ascii="Sahel" w:hAnsi="Sahel" w:cs="Sahel" w:hint="cs"/>
-                <w:color w:val="000000" w:themeColor="text1"/>
-                <w:rtl/>
-              </w:rPr>
-              <w:t>دادن</w:t>
+              <w:t>قراردادن؛ اجازه‌دادن</w:t>
             </w:r>
           </w:p>
         </w:tc>
@@ -38088,23 +33246,7 @@
                 <w:color w:val="000000" w:themeColor="text1"/>
                 <w:rtl/>
               </w:rPr>
-              <w:t>با غرور راه</w:t>
-            </w:r>
-            <w:r>
-              <w:rPr>
-                <w:rFonts w:ascii="Sahel" w:hAnsi="Sahel" w:cs="Sahel" w:hint="cs"/>
-                <w:color w:val="000000" w:themeColor="text1"/>
-                <w:rtl/>
-              </w:rPr>
-              <w:t>‌</w:t>
-            </w:r>
-            <w:r>
-              <w:rPr>
-                <w:rFonts w:ascii="Sahel" w:hAnsi="Sahel" w:cs="Sahel" w:hint="cs"/>
-                <w:color w:val="000000" w:themeColor="text1"/>
-                <w:rtl/>
-              </w:rPr>
-              <w:t>رفتن</w:t>
+              <w:t>با غرور راه‌رفتن</w:t>
             </w:r>
           </w:p>
         </w:tc>
@@ -38223,23 +33365,7 @@
                 <w:color w:val="000000" w:themeColor="text1"/>
                 <w:rtl/>
               </w:rPr>
-              <w:t>متمایل</w:t>
-            </w:r>
-            <w:r>
-              <w:rPr>
-                <w:rFonts w:ascii="Sahel" w:hAnsi="Sahel" w:cs="Sahel" w:hint="cs"/>
-                <w:color w:val="000000" w:themeColor="text1"/>
-                <w:rtl/>
-              </w:rPr>
-              <w:t>‌</w:t>
-            </w:r>
-            <w:r>
-              <w:rPr>
-                <w:rFonts w:ascii="Sahel" w:hAnsi="Sahel" w:cs="Sahel" w:hint="cs"/>
-                <w:color w:val="000000" w:themeColor="text1"/>
-                <w:rtl/>
-              </w:rPr>
-              <w:t>شدن، علاقه پیداکردن</w:t>
+              <w:t>متمایل‌شدن، علاقه پیداکردن</w:t>
             </w:r>
           </w:p>
         </w:tc>
@@ -38358,39 +33484,7 @@
                 <w:color w:val="000000" w:themeColor="text1"/>
                 <w:rtl/>
               </w:rPr>
-              <w:t>دور</w:t>
-            </w:r>
-            <w:r>
-              <w:rPr>
-                <w:rFonts w:ascii="Sahel" w:hAnsi="Sahel" w:cs="Sahel" w:hint="cs"/>
-                <w:color w:val="000000" w:themeColor="text1"/>
-                <w:rtl/>
-              </w:rPr>
-              <w:t xml:space="preserve"> </w:t>
-            </w:r>
-            <w:r>
-              <w:rPr>
-                <w:rFonts w:ascii="Sahel" w:hAnsi="Sahel" w:cs="Sahel" w:hint="cs"/>
-                <w:color w:val="000000" w:themeColor="text1"/>
-                <w:rtl/>
-              </w:rPr>
-              <w:t>زدن، گشت</w:t>
-            </w:r>
-            <w:r>
-              <w:rPr>
-                <w:rFonts w:ascii="Sahel" w:hAnsi="Sahel" w:cs="Sahel" w:hint="cs"/>
-                <w:color w:val="000000" w:themeColor="text1"/>
-                <w:rtl/>
-              </w:rPr>
-              <w:t>‌</w:t>
-            </w:r>
-            <w:r>
-              <w:rPr>
-                <w:rFonts w:ascii="Sahel" w:hAnsi="Sahel" w:cs="Sahel" w:hint="cs"/>
-                <w:color w:val="000000" w:themeColor="text1"/>
-                <w:rtl/>
-              </w:rPr>
-              <w:t>زدن</w:t>
+              <w:t xml:space="preserve">دور زدن، گشت‌زدن</w:t>
             </w:r>
           </w:p>
         </w:tc>
@@ -38509,23 +33603,7 @@
                 <w:color w:val="000000" w:themeColor="text1"/>
                 <w:rtl/>
               </w:rPr>
-              <w:t>در دست نگه</w:t>
-            </w:r>
-            <w:r>
-              <w:rPr>
-                <w:rFonts w:ascii="Sahel" w:hAnsi="Sahel" w:cs="Sahel" w:hint="cs"/>
-                <w:color w:val="000000" w:themeColor="text1"/>
-                <w:rtl/>
-              </w:rPr>
-              <w:t>‌</w:t>
-            </w:r>
-            <w:r>
-              <w:rPr>
-                <w:rFonts w:ascii="Sahel" w:hAnsi="Sahel" w:cs="Sahel" w:hint="cs"/>
-                <w:color w:val="000000" w:themeColor="text1"/>
-                <w:rtl/>
-              </w:rPr>
-              <w:t>داشتن</w:t>
+              <w:t>در دست نگه‌داشتن</w:t>
             </w:r>
           </w:p>
         </w:tc>
@@ -38644,23 +33722,7 @@
                 <w:color w:val="000000" w:themeColor="text1"/>
                 <w:rtl/>
               </w:rPr>
-              <w:t>ایمان</w:t>
-            </w:r>
-            <w:r>
-              <w:rPr>
-                <w:rFonts w:ascii="Sahel" w:hAnsi="Sahel" w:cs="Sahel" w:hint="cs"/>
-                <w:color w:val="000000" w:themeColor="text1"/>
-                <w:rtl/>
-              </w:rPr>
-              <w:t>‌</w:t>
-            </w:r>
-            <w:r>
-              <w:rPr>
-                <w:rFonts w:ascii="Sahel" w:hAnsi="Sahel" w:cs="Sahel" w:hint="cs"/>
-                <w:color w:val="000000" w:themeColor="text1"/>
-                <w:rtl/>
-              </w:rPr>
-              <w:t>آوردن، معتقدشدن</w:t>
+              <w:t>ایمان‌آوردن، معتقدشدن</w:t>
             </w:r>
           </w:p>
         </w:tc>
@@ -38898,23 +33960,7 @@
                 <w:color w:val="000000" w:themeColor="text1"/>
                 <w:rtl/>
               </w:rPr>
-              <w:t>گریه</w:t>
-            </w:r>
-            <w:r>
-              <w:rPr>
-                <w:rFonts w:ascii="Sahel" w:hAnsi="Sahel" w:cs="Sahel" w:hint="cs"/>
-                <w:color w:val="000000" w:themeColor="text1"/>
-                <w:rtl/>
-              </w:rPr>
-              <w:t>‌</w:t>
-            </w:r>
-            <w:r>
-              <w:rPr>
-                <w:rFonts w:ascii="Sahel" w:hAnsi="Sahel" w:cs="Sahel" w:hint="cs"/>
-                <w:color w:val="000000" w:themeColor="text1"/>
-                <w:rtl/>
-              </w:rPr>
-              <w:t>کردن</w:t>
+              <w:t>گریه‌کردن</w:t>
             </w:r>
           </w:p>
         </w:tc>
@@ -39033,23 +34079,7 @@
                 <w:color w:val="000000" w:themeColor="text1"/>
                 <w:rtl/>
               </w:rPr>
-              <w:t>اداکردن، به</w:t>
-            </w:r>
-            <w:r>
-              <w:rPr>
-                <w:rFonts w:ascii="Sahel" w:hAnsi="Sahel" w:cs="Sahel" w:hint="cs"/>
-                <w:color w:val="000000" w:themeColor="text1"/>
-                <w:rtl/>
-              </w:rPr>
-              <w:t>‌</w:t>
-            </w:r>
-            <w:r>
-              <w:rPr>
-                <w:rFonts w:ascii="Sahel" w:hAnsi="Sahel" w:cs="Sahel" w:hint="cs"/>
-                <w:color w:val="000000" w:themeColor="text1"/>
-                <w:rtl/>
-              </w:rPr>
-              <w:t>جاآوردن (پیغام، نماز)</w:t>
+              <w:t>اداکردن، به‌جاآوردن (پیغام، نماز)</w:t>
             </w:r>
           </w:p>
         </w:tc>
@@ -39168,23 +34198,7 @@
                 <w:color w:val="000000" w:themeColor="text1"/>
                 <w:rtl/>
               </w:rPr>
-              <w:t>نیش</w:t>
-            </w:r>
-            <w:r>
-              <w:rPr>
-                <w:rFonts w:ascii="Sahel" w:hAnsi="Sahel" w:cs="Sahel" w:hint="cs"/>
-                <w:color w:val="000000" w:themeColor="text1"/>
-                <w:rtl/>
-              </w:rPr>
-              <w:t>‌</w:t>
-            </w:r>
-            <w:r>
-              <w:rPr>
-                <w:rFonts w:ascii="Sahel" w:hAnsi="Sahel" w:cs="Sahel" w:hint="cs"/>
-                <w:color w:val="000000" w:themeColor="text1"/>
-                <w:rtl/>
-              </w:rPr>
-              <w:t>زدن، گازگرفتن</w:t>
+              <w:t>نیش‌زدن، گازگرفتن</w:t>
             </w:r>
           </w:p>
         </w:tc>
@@ -39303,23 +34317,7 @@
                 <w:color w:val="000000" w:themeColor="text1"/>
                 <w:rtl/>
               </w:rPr>
-              <w:t>انتخاب</w:t>
-            </w:r>
-            <w:r>
-              <w:rPr>
-                <w:rFonts w:ascii="Sahel" w:hAnsi="Sahel" w:cs="Sahel" w:hint="cs"/>
-                <w:color w:val="000000" w:themeColor="text1"/>
-                <w:rtl/>
-              </w:rPr>
-              <w:t>‌</w:t>
-            </w:r>
-            <w:r>
-              <w:rPr>
-                <w:rFonts w:ascii="Sahel" w:hAnsi="Sahel" w:cs="Sahel" w:hint="cs"/>
-                <w:color w:val="000000" w:themeColor="text1"/>
-                <w:rtl/>
-              </w:rPr>
-              <w:t>کردن</w:t>
+              <w:t>انتخاب‌کردن</w:t>
             </w:r>
           </w:p>
         </w:tc>
@@ -39438,23 +34436,7 @@
                 <w:color w:val="000000" w:themeColor="text1"/>
                 <w:rtl/>
               </w:rPr>
-              <w:t>(باده) نوشیدن، میگساری</w:t>
-            </w:r>
-            <w:r>
-              <w:rPr>
-                <w:rFonts w:ascii="Sahel" w:hAnsi="Sahel" w:cs="Sahel" w:hint="cs"/>
-                <w:color w:val="000000" w:themeColor="text1"/>
-                <w:rtl/>
-              </w:rPr>
-              <w:t>‌</w:t>
-            </w:r>
-            <w:r>
-              <w:rPr>
-                <w:rFonts w:ascii="Sahel" w:hAnsi="Sahel" w:cs="Sahel" w:hint="cs"/>
-                <w:color w:val="000000" w:themeColor="text1"/>
-                <w:rtl/>
-              </w:rPr>
-              <w:t>کردن</w:t>
+              <w:t>(باده) نوشیدن، میگساری‌کردن</w:t>
             </w:r>
           </w:p>
         </w:tc>
@@ -39573,39 +34555,7 @@
                 <w:color w:val="000000" w:themeColor="text1"/>
                 <w:rtl/>
               </w:rPr>
-              <w:t>پهن</w:t>
-            </w:r>
-            <w:r>
-              <w:rPr>
-                <w:rFonts w:ascii="Sahel" w:hAnsi="Sahel" w:cs="Sahel" w:hint="cs"/>
-                <w:color w:val="000000" w:themeColor="text1"/>
-                <w:rtl/>
-              </w:rPr>
-              <w:t>‌</w:t>
-            </w:r>
-            <w:r>
-              <w:rPr>
-                <w:rFonts w:ascii="Sahel" w:hAnsi="Sahel" w:cs="Sahel" w:hint="cs"/>
-                <w:color w:val="000000" w:themeColor="text1"/>
-                <w:rtl/>
-              </w:rPr>
-              <w:t>کردن، گسترش</w:t>
-            </w:r>
-            <w:r>
-              <w:rPr>
-                <w:rFonts w:ascii="Sahel" w:hAnsi="Sahel" w:cs="Sahel" w:hint="cs"/>
-                <w:color w:val="000000" w:themeColor="text1"/>
-                <w:rtl/>
-              </w:rPr>
-              <w:t>‌</w:t>
-            </w:r>
-            <w:r>
-              <w:rPr>
-                <w:rFonts w:ascii="Sahel" w:hAnsi="Sahel" w:cs="Sahel" w:hint="cs"/>
-                <w:color w:val="000000" w:themeColor="text1"/>
-                <w:rtl/>
-              </w:rPr>
-              <w:t>دادن</w:t>
+              <w:t>پهن‌کردن، گسترش‌دادن</w:t>
             </w:r>
           </w:p>
         </w:tc>
@@ -39724,39 +34674,7 @@
                 <w:color w:val="000000" w:themeColor="text1"/>
                 <w:rtl/>
               </w:rPr>
-              <w:t>پاره</w:t>
-            </w:r>
-            <w:r>
-              <w:rPr>
-                <w:rFonts w:ascii="Sahel" w:hAnsi="Sahel" w:cs="Sahel" w:hint="cs"/>
-                <w:color w:val="000000" w:themeColor="text1"/>
-                <w:rtl/>
-              </w:rPr>
-              <w:t>‌</w:t>
-            </w:r>
-            <w:r>
-              <w:rPr>
-                <w:rFonts w:ascii="Sahel" w:hAnsi="Sahel" w:cs="Sahel" w:hint="cs"/>
-                <w:color w:val="000000" w:themeColor="text1"/>
-                <w:rtl/>
-              </w:rPr>
-              <w:t>شدن، قطع</w:t>
-            </w:r>
-            <w:r>
-              <w:rPr>
-                <w:rFonts w:ascii="Sahel" w:hAnsi="Sahel" w:cs="Sahel" w:hint="cs"/>
-                <w:color w:val="000000" w:themeColor="text1"/>
-                <w:rtl/>
-              </w:rPr>
-              <w:t>‌</w:t>
-            </w:r>
-            <w:r>
-              <w:rPr>
-                <w:rFonts w:ascii="Sahel" w:hAnsi="Sahel" w:cs="Sahel" w:hint="cs"/>
-                <w:color w:val="000000" w:themeColor="text1"/>
-                <w:rtl/>
-              </w:rPr>
-              <w:t>شدن</w:t>
+              <w:t>پاره‌شدن، قطع‌شدن</w:t>
             </w:r>
           </w:p>
         </w:tc>
@@ -39875,39 +34793,7 @@
                 <w:color w:val="000000" w:themeColor="text1"/>
                 <w:rtl/>
               </w:rPr>
-              <w:t>گردش</w:t>
-            </w:r>
-            <w:r>
-              <w:rPr>
-                <w:rFonts w:ascii="Sahel" w:hAnsi="Sahel" w:cs="Sahel" w:hint="cs"/>
-                <w:color w:val="000000" w:themeColor="text1"/>
-                <w:rtl/>
-              </w:rPr>
-              <w:t>‌</w:t>
-            </w:r>
-            <w:r>
-              <w:rPr>
-                <w:rFonts w:ascii="Sahel" w:hAnsi="Sahel" w:cs="Sahel" w:hint="cs"/>
-                <w:color w:val="000000" w:themeColor="text1"/>
-                <w:rtl/>
-              </w:rPr>
-              <w:t>کردن، پرسه</w:t>
-            </w:r>
-            <w:r>
-              <w:rPr>
-                <w:rFonts w:ascii="Sahel" w:hAnsi="Sahel" w:cs="Sahel" w:hint="cs"/>
-                <w:color w:val="000000" w:themeColor="text1"/>
-                <w:rtl/>
-              </w:rPr>
-              <w:t>‌</w:t>
-            </w:r>
-            <w:r>
-              <w:rPr>
-                <w:rFonts w:ascii="Sahel" w:hAnsi="Sahel" w:cs="Sahel" w:hint="cs"/>
-                <w:color w:val="000000" w:themeColor="text1"/>
-                <w:rtl/>
-              </w:rPr>
-              <w:t>زدن</w:t>
+              <w:t>گردش‌کردن، پرسه‌زدن</w:t>
             </w:r>
           </w:p>
         </w:tc>
@@ -40145,23 +35031,7 @@
                 <w:color w:val="000000" w:themeColor="text1"/>
                 <w:rtl/>
               </w:rPr>
-              <w:t>بیان</w:t>
-            </w:r>
-            <w:r>
-              <w:rPr>
-                <w:rFonts w:ascii="Sahel" w:hAnsi="Sahel" w:cs="Sahel" w:hint="cs"/>
-                <w:color w:val="000000" w:themeColor="text1"/>
-                <w:rtl/>
-              </w:rPr>
-              <w:t>‌</w:t>
-            </w:r>
-            <w:r>
-              <w:rPr>
-                <w:rFonts w:ascii="Sahel" w:hAnsi="Sahel" w:cs="Sahel" w:hint="cs"/>
-                <w:color w:val="000000" w:themeColor="text1"/>
-                <w:rtl/>
-              </w:rPr>
-              <w:t>کردن، اظهارکردن</w:t>
+              <w:t>بیان‌کردن، اظهارکردن</w:t>
             </w:r>
           </w:p>
         </w:tc>
@@ -40280,39 +35150,7 @@
                 <w:color w:val="000000" w:themeColor="text1"/>
                 <w:rtl/>
               </w:rPr>
-              <w:t>منصوب</w:t>
-            </w:r>
-            <w:r>
-              <w:rPr>
-                <w:rFonts w:ascii="Sahel" w:hAnsi="Sahel" w:cs="Sahel" w:hint="cs"/>
-                <w:color w:val="000000" w:themeColor="text1"/>
-                <w:rtl/>
-              </w:rPr>
-              <w:t>‌</w:t>
-            </w:r>
-            <w:r>
-              <w:rPr>
-                <w:rFonts w:ascii="Sahel" w:hAnsi="Sahel" w:cs="Sahel" w:hint="cs"/>
-                <w:color w:val="000000" w:themeColor="text1"/>
-                <w:rtl/>
-              </w:rPr>
-              <w:t>کردن، تعیین</w:t>
-            </w:r>
-            <w:r>
-              <w:rPr>
-                <w:rFonts w:ascii="Sahel" w:hAnsi="Sahel" w:cs="Sahel" w:hint="cs"/>
-                <w:color w:val="000000" w:themeColor="text1"/>
-                <w:rtl/>
-              </w:rPr>
-              <w:t>‌</w:t>
-            </w:r>
-            <w:r>
-              <w:rPr>
-                <w:rFonts w:ascii="Sahel" w:hAnsi="Sahel" w:cs="Sahel" w:hint="cs"/>
-                <w:color w:val="000000" w:themeColor="text1"/>
-                <w:rtl/>
-              </w:rPr>
-              <w:t>کردن</w:t>
+              <w:t>منصوب‌کردن، تعیین‌کردن</w:t>
             </w:r>
           </w:p>
         </w:tc>
@@ -40500,23 +35338,7 @@
                 <w:color w:val="000000" w:themeColor="text1"/>
                 <w:rtl/>
               </w:rPr>
-              <w:t>گ</w:t>
-            </w:r>
-            <w:r>
-              <w:rPr>
-                <w:rFonts w:ascii="Sahel" w:hAnsi="Sahel" w:cs="Sahel" w:hint="cs"/>
-                <w:color w:val="000000" w:themeColor="text1"/>
-                <w:rtl/>
-              </w:rPr>
-              <w:t>ُ</w:t>
-            </w:r>
-            <w:r>
-              <w:rPr>
-                <w:rFonts w:ascii="Sahel" w:hAnsi="Sahel" w:cs="Sahel" w:hint="cs"/>
-                <w:color w:val="000000" w:themeColor="text1"/>
-                <w:rtl/>
-              </w:rPr>
-              <w:t>نجیدن</w:t>
+              <w:t>گُنجیدن</w:t>
             </w:r>
           </w:p>
         </w:tc>
@@ -40732,7 +35554,7 @@
                 <w:color w:val="000000" w:themeColor="text1"/>
                 <w:rtl/>
               </w:rPr>
-              <w:t>(مضارع: می‌گوارد)</w:t>
+              <w:t>(حال: می‌گوارد)</w:t>
             </w:r>
           </w:p>
         </w:tc>
@@ -41162,23 +35984,7 @@
                 <w:color w:val="000000" w:themeColor="text1"/>
                 <w:rtl/>
               </w:rPr>
-              <w:t>درازکشیدن، تکیه</w:t>
-            </w:r>
-            <w:r>
-              <w:rPr>
-                <w:rFonts w:ascii="Sahel" w:hAnsi="Sahel" w:cs="Sahel" w:hint="cs"/>
-                <w:color w:val="000000" w:themeColor="text1"/>
-                <w:rtl/>
-              </w:rPr>
-              <w:t>‌</w:t>
-            </w:r>
-            <w:r>
-              <w:rPr>
-                <w:rFonts w:ascii="Sahel" w:hAnsi="Sahel" w:cs="Sahel" w:hint="cs"/>
-                <w:color w:val="000000" w:themeColor="text1"/>
-                <w:rtl/>
-              </w:rPr>
-              <w:t>دادن</w:t>
+              <w:t>درازکشیدن، تکیه‌دادن</w:t>
             </w:r>
           </w:p>
         </w:tc>
@@ -41366,23 +36172,7 @@
                 <w:color w:val="000000" w:themeColor="text1"/>
                 <w:rtl/>
               </w:rPr>
-              <w:t>ل</w:t>
-            </w:r>
-            <w:r>
-              <w:rPr>
-                <w:rFonts w:ascii="Sahel" w:hAnsi="Sahel" w:cs="Sahel" w:hint="cs"/>
-                <w:color w:val="000000" w:themeColor="text1"/>
-                <w:rtl/>
-              </w:rPr>
-              <w:t>ُ</w:t>
-            </w:r>
-            <w:r>
-              <w:rPr>
-                <w:rFonts w:ascii="Sahel" w:hAnsi="Sahel" w:cs="Sahel" w:hint="cs"/>
-                <w:color w:val="000000" w:themeColor="text1"/>
-                <w:rtl/>
-              </w:rPr>
-              <w:t>ندیدن</w:t>
+              <w:t>لُندیدن</w:t>
             </w:r>
           </w:p>
         </w:tc>
@@ -41432,23 +36222,7 @@
                 <w:color w:val="000000" w:themeColor="text1"/>
                 <w:rtl/>
               </w:rPr>
-              <w:t>لنگ</w:t>
-            </w:r>
-            <w:r>
-              <w:rPr>
-                <w:rFonts w:ascii="Sahel" w:hAnsi="Sahel" w:cs="Sahel" w:hint="cs"/>
-                <w:color w:val="000000" w:themeColor="text1"/>
-                <w:rtl/>
-              </w:rPr>
-              <w:t>‌</w:t>
-            </w:r>
-            <w:r>
-              <w:rPr>
-                <w:rFonts w:ascii="Sahel" w:hAnsi="Sahel" w:cs="Sahel" w:hint="cs"/>
-                <w:color w:val="000000" w:themeColor="text1"/>
-                <w:rtl/>
-              </w:rPr>
-              <w:t>زدن</w:t>
+              <w:t>لنگ‌زدن</w:t>
             </w:r>
           </w:p>
         </w:tc>
@@ -41567,23 +36341,7 @@
                 <w:color w:val="000000" w:themeColor="text1"/>
                 <w:rtl/>
               </w:rPr>
-              <w:t>له</w:t>
-            </w:r>
-            <w:r>
-              <w:rPr>
-                <w:rFonts w:ascii="Sahel" w:hAnsi="Sahel" w:cs="Sahel" w:hint="cs"/>
-                <w:color w:val="000000" w:themeColor="text1"/>
-                <w:rtl/>
-              </w:rPr>
-              <w:t>‌</w:t>
-            </w:r>
-            <w:r>
-              <w:rPr>
-                <w:rFonts w:ascii="Sahel" w:hAnsi="Sahel" w:cs="Sahel" w:hint="cs"/>
-                <w:color w:val="000000" w:themeColor="text1"/>
-                <w:rtl/>
-              </w:rPr>
-              <w:t>شدن</w:t>
+              <w:t>له‌شدن</w:t>
             </w:r>
           </w:p>
         </w:tc>
@@ -41702,23 +36460,7 @@
                 <w:color w:val="000000" w:themeColor="text1"/>
                 <w:rtl/>
               </w:rPr>
-              <w:t>زبان</w:t>
-            </w:r>
-            <w:r>
-              <w:rPr>
-                <w:rFonts w:ascii="Sahel" w:hAnsi="Sahel" w:cs="Sahel" w:hint="cs"/>
-                <w:color w:val="000000" w:themeColor="text1"/>
-                <w:rtl/>
-              </w:rPr>
-              <w:t>‌</w:t>
-            </w:r>
-            <w:r>
-              <w:rPr>
-                <w:rFonts w:ascii="Sahel" w:hAnsi="Sahel" w:cs="Sahel" w:hint="cs"/>
-                <w:color w:val="000000" w:themeColor="text1"/>
-                <w:rtl/>
-              </w:rPr>
-              <w:t>زدن</w:t>
+              <w:t>زبان‌زدن</w:t>
             </w:r>
           </w:p>
         </w:tc>
@@ -41837,39 +36579,7 @@
                 <w:color w:val="000000" w:themeColor="text1"/>
                 <w:rtl/>
               </w:rPr>
-              <w:t>سفت</w:t>
-            </w:r>
-            <w:r>
-              <w:rPr>
-                <w:rFonts w:ascii="Sahel" w:hAnsi="Sahel" w:cs="Sahel" w:hint="cs"/>
-                <w:color w:val="000000" w:themeColor="text1"/>
-                <w:rtl/>
-              </w:rPr>
-              <w:t>‌</w:t>
-            </w:r>
-            <w:r>
-              <w:rPr>
-                <w:rFonts w:ascii="Sahel" w:hAnsi="Sahel" w:cs="Sahel" w:hint="cs"/>
-                <w:color w:val="000000" w:themeColor="text1"/>
-                <w:rtl/>
-              </w:rPr>
-              <w:t>شدن، دلمه</w:t>
-            </w:r>
-            <w:r>
-              <w:rPr>
-                <w:rFonts w:ascii="Sahel" w:hAnsi="Sahel" w:cs="Sahel" w:hint="cs"/>
-                <w:color w:val="000000" w:themeColor="text1"/>
-                <w:rtl/>
-              </w:rPr>
-              <w:t>‌</w:t>
-            </w:r>
-            <w:r>
-              <w:rPr>
-                <w:rFonts w:ascii="Sahel" w:hAnsi="Sahel" w:cs="Sahel" w:hint="cs"/>
-                <w:color w:val="000000" w:themeColor="text1"/>
-                <w:rtl/>
-              </w:rPr>
-              <w:t>بستن</w:t>
+              <w:t>سفت‌شدن، دلمه‌بستن</w:t>
             </w:r>
           </w:p>
         </w:tc>
@@ -42107,39 +36817,7 @@
                 <w:color w:val="000000" w:themeColor="text1"/>
                 <w:rtl/>
               </w:rPr>
-              <w:t>اقامت</w:t>
-            </w:r>
-            <w:r>
-              <w:rPr>
-                <w:rFonts w:ascii="Sahel" w:hAnsi="Sahel" w:cs="Sahel" w:hint="cs"/>
-                <w:color w:val="000000" w:themeColor="text1"/>
-                <w:rtl/>
-              </w:rPr>
-              <w:t>‌</w:t>
-            </w:r>
-            <w:r>
-              <w:rPr>
-                <w:rFonts w:ascii="Sahel" w:hAnsi="Sahel" w:cs="Sahel" w:hint="cs"/>
-                <w:color w:val="000000" w:themeColor="text1"/>
-                <w:rtl/>
-              </w:rPr>
-              <w:t>کردن، باقی</w:t>
-            </w:r>
-            <w:r>
-              <w:rPr>
-                <w:rFonts w:ascii="Sahel" w:hAnsi="Sahel" w:cs="Sahel" w:hint="cs"/>
-                <w:color w:val="000000" w:themeColor="text1"/>
-                <w:rtl/>
-              </w:rPr>
-              <w:t>‌</w:t>
-            </w:r>
-            <w:r>
-              <w:rPr>
-                <w:rFonts w:ascii="Sahel" w:hAnsi="Sahel" w:cs="Sahel" w:hint="cs"/>
-                <w:color w:val="000000" w:themeColor="text1"/>
-                <w:rtl/>
-              </w:rPr>
-              <w:t>ماندن</w:t>
+              <w:t>اقامت‌کردن، باقی‌ماندن</w:t>
             </w:r>
           </w:p>
         </w:tc>
@@ -42258,23 +36936,7 @@
                 <w:color w:val="000000" w:themeColor="text1"/>
                 <w:rtl/>
               </w:rPr>
-              <w:t>فوت</w:t>
-            </w:r>
-            <w:r>
-              <w:rPr>
-                <w:rFonts w:ascii="Sahel" w:hAnsi="Sahel" w:cs="Sahel" w:hint="cs"/>
-                <w:color w:val="000000" w:themeColor="text1"/>
-                <w:rtl/>
-              </w:rPr>
-              <w:t>‌</w:t>
-            </w:r>
-            <w:r>
-              <w:rPr>
-                <w:rFonts w:ascii="Sahel" w:hAnsi="Sahel" w:cs="Sahel" w:hint="cs"/>
-                <w:color w:val="000000" w:themeColor="text1"/>
-                <w:rtl/>
-              </w:rPr>
-              <w:t>کردن</w:t>
+              <w:t>فوت‌کردن</w:t>
             </w:r>
           </w:p>
         </w:tc>
@@ -42512,39 +37174,7 @@
                 <w:color w:val="000000" w:themeColor="text1"/>
                 <w:rtl/>
               </w:rPr>
-              <w:t>معطل</w:t>
-            </w:r>
-            <w:r>
-              <w:rPr>
-                <w:rFonts w:ascii="Sahel" w:hAnsi="Sahel" w:cs="Sahel" w:hint="cs"/>
-                <w:color w:val="000000" w:themeColor="text1"/>
-                <w:rtl/>
-              </w:rPr>
-              <w:t>‌</w:t>
-            </w:r>
-            <w:r>
-              <w:rPr>
-                <w:rFonts w:ascii="Sahel" w:hAnsi="Sahel" w:cs="Sahel" w:hint="cs"/>
-                <w:color w:val="000000" w:themeColor="text1"/>
-                <w:rtl/>
-              </w:rPr>
-              <w:t>کردن، دست‌دست</w:t>
-            </w:r>
-            <w:r>
-              <w:rPr>
-                <w:rFonts w:ascii="Sahel" w:hAnsi="Sahel" w:cs="Sahel" w:hint="cs"/>
-                <w:color w:val="000000" w:themeColor="text1"/>
-                <w:rtl/>
-              </w:rPr>
-              <w:t>‌</w:t>
-            </w:r>
-            <w:r>
-              <w:rPr>
-                <w:rFonts w:ascii="Sahel" w:hAnsi="Sahel" w:cs="Sahel" w:hint="cs"/>
-                <w:color w:val="000000" w:themeColor="text1"/>
-                <w:rtl/>
-              </w:rPr>
-              <w:t>کردن</w:t>
+              <w:t>معطل‌کردن، دست‌دست‌کردن</w:t>
             </w:r>
           </w:p>
         </w:tc>
@@ -42663,39 +37293,7 @@
                 <w:color w:val="000000" w:themeColor="text1"/>
                 <w:rtl/>
               </w:rPr>
-              <w:t>مویه</w:t>
-            </w:r>
-            <w:r>
-              <w:rPr>
-                <w:rFonts w:ascii="Sahel" w:hAnsi="Sahel" w:cs="Sahel" w:hint="cs"/>
-                <w:color w:val="000000" w:themeColor="text1"/>
-                <w:rtl/>
-              </w:rPr>
-              <w:t>‌</w:t>
-            </w:r>
-            <w:r>
-              <w:rPr>
-                <w:rFonts w:ascii="Sahel" w:hAnsi="Sahel" w:cs="Sahel" w:hint="cs"/>
-                <w:color w:val="000000" w:themeColor="text1"/>
-                <w:rtl/>
-              </w:rPr>
-              <w:t>کردن، سوگواری</w:t>
-            </w:r>
-            <w:r>
-              <w:rPr>
-                <w:rFonts w:ascii="Sahel" w:hAnsi="Sahel" w:cs="Sahel" w:hint="cs"/>
-                <w:color w:val="000000" w:themeColor="text1"/>
-                <w:rtl/>
-              </w:rPr>
-              <w:t>‌</w:t>
-            </w:r>
-            <w:r>
-              <w:rPr>
-                <w:rFonts w:ascii="Sahel" w:hAnsi="Sahel" w:cs="Sahel" w:hint="cs"/>
-                <w:color w:val="000000" w:themeColor="text1"/>
-                <w:rtl/>
-              </w:rPr>
-              <w:t>کردن</w:t>
+              <w:t>مویه‌کردن، سوگواری‌کردن</w:t>
             </w:r>
           </w:p>
         </w:tc>
@@ -42933,23 +37531,7 @@
                 <w:color w:val="000000" w:themeColor="text1"/>
                 <w:rtl/>
               </w:rPr>
-              <w:t>ناله</w:t>
-            </w:r>
-            <w:r>
-              <w:rPr>
-                <w:rFonts w:ascii="Sahel" w:hAnsi="Sahel" w:cs="Sahel" w:hint="cs"/>
-                <w:color w:val="000000" w:themeColor="text1"/>
-                <w:rtl/>
-              </w:rPr>
-              <w:t>‌</w:t>
-            </w:r>
-            <w:r>
-              <w:rPr>
-                <w:rFonts w:ascii="Sahel" w:hAnsi="Sahel" w:cs="Sahel" w:hint="cs"/>
-                <w:color w:val="000000" w:themeColor="text1"/>
-                <w:rtl/>
-              </w:rPr>
-              <w:t>کردن</w:t>
+              <w:t>ناله‌کردن</w:t>
             </w:r>
           </w:p>
         </w:tc>
@@ -43068,23 +37650,7 @@
                 <w:color w:val="000000" w:themeColor="text1"/>
                 <w:rtl/>
               </w:rPr>
-              <w:t>نام</w:t>
-            </w:r>
-            <w:r>
-              <w:rPr>
-                <w:rFonts w:ascii="Sahel" w:hAnsi="Sahel" w:cs="Sahel" w:hint="cs"/>
-                <w:color w:val="000000" w:themeColor="text1"/>
-                <w:rtl/>
-              </w:rPr>
-              <w:t>‌</w:t>
-            </w:r>
-            <w:r>
-              <w:rPr>
-                <w:rFonts w:ascii="Sahel" w:hAnsi="Sahel" w:cs="Sahel" w:hint="cs"/>
-                <w:color w:val="000000" w:themeColor="text1"/>
-                <w:rtl/>
-              </w:rPr>
-              <w:t>گذاشتن</w:t>
+              <w:t>نام‌گذاشتن</w:t>
             </w:r>
           </w:p>
         </w:tc>
@@ -43203,23 +37769,7 @@
                 <w:color w:val="000000" w:themeColor="text1"/>
                 <w:rtl/>
               </w:rPr>
-              <w:t>جلوس</w:t>
-            </w:r>
-            <w:r>
-              <w:rPr>
-                <w:rFonts w:ascii="Sahel" w:hAnsi="Sahel" w:cs="Sahel" w:hint="cs"/>
-                <w:color w:val="000000" w:themeColor="text1"/>
-                <w:rtl/>
-              </w:rPr>
-              <w:t>‌</w:t>
-            </w:r>
-            <w:r>
-              <w:rPr>
-                <w:rFonts w:ascii="Sahel" w:hAnsi="Sahel" w:cs="Sahel" w:hint="cs"/>
-                <w:color w:val="000000" w:themeColor="text1"/>
-                <w:rtl/>
-              </w:rPr>
-              <w:t>کردن</w:t>
+              <w:t>جلوس‌کردن</w:t>
             </w:r>
           </w:p>
         </w:tc>
@@ -43338,39 +37888,7 @@
                 <w:color w:val="000000" w:themeColor="text1"/>
                 <w:rtl/>
               </w:rPr>
-              <w:t>سرزنش</w:t>
-            </w:r>
-            <w:r>
-              <w:rPr>
-                <w:rFonts w:ascii="Sahel" w:hAnsi="Sahel" w:cs="Sahel" w:hint="cs"/>
-                <w:color w:val="000000" w:themeColor="text1"/>
-                <w:rtl/>
-              </w:rPr>
-              <w:t>‌</w:t>
-            </w:r>
-            <w:r>
-              <w:rPr>
-                <w:rFonts w:ascii="Sahel" w:hAnsi="Sahel" w:cs="Sahel" w:hint="cs"/>
-                <w:color w:val="000000" w:themeColor="text1"/>
-                <w:rtl/>
-              </w:rPr>
-              <w:t>کردن، ملامت</w:t>
-            </w:r>
-            <w:r>
-              <w:rPr>
-                <w:rFonts w:ascii="Sahel" w:hAnsi="Sahel" w:cs="Sahel" w:hint="cs"/>
-                <w:color w:val="000000" w:themeColor="text1"/>
-                <w:rtl/>
-              </w:rPr>
-              <w:t>‌</w:t>
-            </w:r>
-            <w:r>
-              <w:rPr>
-                <w:rFonts w:ascii="Sahel" w:hAnsi="Sahel" w:cs="Sahel" w:hint="cs"/>
-                <w:color w:val="000000" w:themeColor="text1"/>
-                <w:rtl/>
-              </w:rPr>
-              <w:t>کردن</w:t>
+              <w:t>سرزنش‌کردن، ملامت‌کردن</w:t>
             </w:r>
           </w:p>
         </w:tc>
@@ -43490,23 +38008,7 @@
                 <w:rtl/>
               </w:rPr>
               <w:lastRenderedPageBreak/>
-              <w:t>نوشتن؛ نقاشی</w:t>
-            </w:r>
-            <w:r>
-              <w:rPr>
-                <w:rFonts w:ascii="Sahel" w:hAnsi="Sahel" w:cs="Sahel" w:hint="cs"/>
-                <w:color w:val="000000" w:themeColor="text1"/>
-                <w:rtl/>
-              </w:rPr>
-              <w:t>‌</w:t>
-            </w:r>
-            <w:r>
-              <w:rPr>
-                <w:rFonts w:ascii="Sahel" w:hAnsi="Sahel" w:cs="Sahel" w:hint="cs"/>
-                <w:color w:val="000000" w:themeColor="text1"/>
-                <w:rtl/>
-              </w:rPr>
-              <w:t>کردن</w:t>
+              <w:t>نوشتن؛ نقاشی‌کردن</w:t>
             </w:r>
           </w:p>
         </w:tc>
@@ -43625,23 +38127,7 @@
                 <w:color w:val="000000" w:themeColor="text1"/>
                 <w:rtl/>
               </w:rPr>
-              <w:t>نگاه</w:t>
-            </w:r>
-            <w:r>
-              <w:rPr>
-                <w:rFonts w:ascii="Sahel" w:hAnsi="Sahel" w:cs="Sahel" w:hint="cs"/>
-                <w:color w:val="000000" w:themeColor="text1"/>
-                <w:rtl/>
-              </w:rPr>
-              <w:t>‌</w:t>
-            </w:r>
-            <w:r>
-              <w:rPr>
-                <w:rFonts w:ascii="Sahel" w:hAnsi="Sahel" w:cs="Sahel" w:hint="cs"/>
-                <w:color w:val="000000" w:themeColor="text1"/>
-                <w:rtl/>
-              </w:rPr>
-              <w:t>کردن</w:t>
+              <w:t>نگاه‌کردن</w:t>
             </w:r>
           </w:p>
         </w:tc>
@@ -43760,39 +38246,7 @@
                 <w:color w:val="000000" w:themeColor="text1"/>
                 <w:rtl/>
               </w:rPr>
-              <w:t>نشان</w:t>
-            </w:r>
-            <w:r>
-              <w:rPr>
-                <w:rFonts w:ascii="Sahel" w:hAnsi="Sahel" w:cs="Sahel" w:hint="cs"/>
-                <w:color w:val="000000" w:themeColor="text1"/>
-                <w:rtl/>
-              </w:rPr>
-              <w:t>‌</w:t>
-            </w:r>
-            <w:r>
-              <w:rPr>
-                <w:rFonts w:ascii="Sahel" w:hAnsi="Sahel" w:cs="Sahel" w:hint="cs"/>
-                <w:color w:val="000000" w:themeColor="text1"/>
-                <w:rtl/>
-              </w:rPr>
-              <w:t>دادن؛ به</w:t>
-            </w:r>
-            <w:r>
-              <w:rPr>
-                <w:rFonts w:ascii="Sahel" w:hAnsi="Sahel" w:cs="Sahel" w:hint="cs"/>
-                <w:color w:val="000000" w:themeColor="text1"/>
-                <w:rtl/>
-              </w:rPr>
-              <w:t>‌</w:t>
-            </w:r>
-            <w:r>
-              <w:rPr>
-                <w:rFonts w:ascii="Sahel" w:hAnsi="Sahel" w:cs="Sahel" w:hint="cs"/>
-                <w:color w:val="000000" w:themeColor="text1"/>
-                <w:rtl/>
-              </w:rPr>
-              <w:t>نظررسیدن</w:t>
+              <w:t>نشان‌دادن؛ به‌نظررسیدن</w:t>
             </w:r>
           </w:p>
         </w:tc>
@@ -43911,23 +38365,7 @@
                 <w:color w:val="000000" w:themeColor="text1"/>
                 <w:rtl/>
               </w:rPr>
-              <w:t>(ساز) زدن؛ نوازش</w:t>
-            </w:r>
-            <w:r>
-              <w:rPr>
-                <w:rFonts w:ascii="Sahel" w:hAnsi="Sahel" w:cs="Sahel" w:hint="cs"/>
-                <w:color w:val="000000" w:themeColor="text1"/>
-                <w:rtl/>
-              </w:rPr>
-              <w:t>‌</w:t>
-            </w:r>
-            <w:r>
-              <w:rPr>
-                <w:rFonts w:ascii="Sahel" w:hAnsi="Sahel" w:cs="Sahel" w:hint="cs"/>
-                <w:color w:val="000000" w:themeColor="text1"/>
-                <w:rtl/>
-              </w:rPr>
-              <w:t>کردن</w:t>
+              <w:t>(ساز) زدن؛ نوازش‌کردن</w:t>
             </w:r>
           </w:p>
         </w:tc>
@@ -44046,23 +38484,7 @@
                 <w:color w:val="000000" w:themeColor="text1"/>
                 <w:rtl/>
               </w:rPr>
-              <w:t>طی</w:t>
-            </w:r>
-            <w:r>
-              <w:rPr>
-                <w:rFonts w:ascii="Sahel" w:hAnsi="Sahel" w:cs="Sahel" w:hint="cs"/>
-                <w:color w:val="000000" w:themeColor="text1"/>
-                <w:rtl/>
-              </w:rPr>
-              <w:t>‌</w:t>
-            </w:r>
-            <w:r>
-              <w:rPr>
-                <w:rFonts w:ascii="Sahel" w:hAnsi="Sahel" w:cs="Sahel" w:hint="cs"/>
-                <w:color w:val="000000" w:themeColor="text1"/>
-                <w:rtl/>
-              </w:rPr>
-              <w:t>کردن</w:t>
+              <w:t>طی‌کردن</w:t>
             </w:r>
           </w:p>
         </w:tc>
@@ -44131,23 +38553,7 @@
                 <w:color w:val="000000" w:themeColor="text1"/>
                 <w:rtl/>
               </w:rPr>
-              <w:t>ن</w:t>
-            </w:r>
-            <w:r>
-              <w:rPr>
-                <w:rFonts w:ascii="Sahel" w:hAnsi="Sahel" w:cs="Sahel" w:hint="cs"/>
-                <w:color w:val="000000" w:themeColor="text1"/>
-                <w:rtl/>
-              </w:rPr>
-              <w:t>َ</w:t>
-            </w:r>
-            <w:r>
-              <w:rPr>
-                <w:rFonts w:ascii="Sahel" w:hAnsi="Sahel" w:cs="Sahel" w:hint="cs"/>
-                <w:color w:val="000000" w:themeColor="text1"/>
-                <w:rtl/>
-              </w:rPr>
-              <w:t>وردیدن</w:t>
+              <w:t>نَوردیدن</w:t>
             </w:r>
           </w:p>
         </w:tc>
@@ -44316,23 +38722,7 @@
                 <w:color w:val="000000" w:themeColor="text1"/>
                 <w:rtl/>
               </w:rPr>
-              <w:t>میل</w:t>
-            </w:r>
-            <w:r>
-              <w:rPr>
-                <w:rFonts w:ascii="Sahel" w:hAnsi="Sahel" w:cs="Sahel" w:hint="cs"/>
-                <w:color w:val="000000" w:themeColor="text1"/>
-                <w:rtl/>
-              </w:rPr>
-              <w:t>‌</w:t>
-            </w:r>
-            <w:r>
-              <w:rPr>
-                <w:rFonts w:ascii="Sahel" w:hAnsi="Sahel" w:cs="Sahel" w:hint="cs"/>
-                <w:color w:val="000000" w:themeColor="text1"/>
-                <w:rtl/>
-              </w:rPr>
-              <w:t>کردن</w:t>
+              <w:t>میل‌کردن</w:t>
             </w:r>
           </w:p>
         </w:tc>
@@ -44570,23 +38960,7 @@
                 <w:color w:val="000000" w:themeColor="text1"/>
                 <w:rtl/>
               </w:rPr>
-              <w:t>پنهان</w:t>
-            </w:r>
-            <w:r>
-              <w:rPr>
-                <w:rFonts w:ascii="Sahel" w:hAnsi="Sahel" w:cs="Sahel" w:hint="cs"/>
-                <w:color w:val="000000" w:themeColor="text1"/>
-                <w:rtl/>
-              </w:rPr>
-              <w:t>‌</w:t>
-            </w:r>
-            <w:r>
-              <w:rPr>
-                <w:rFonts w:ascii="Sahel" w:hAnsi="Sahel" w:cs="Sahel" w:hint="cs"/>
-                <w:color w:val="000000" w:themeColor="text1"/>
-                <w:rtl/>
-              </w:rPr>
-              <w:t>کردن، مخفی کردن</w:t>
+              <w:t>پنهان‌کردن، مخفی کردن</w:t>
             </w:r>
           </w:p>
         </w:tc>
@@ -44705,23 +39079,7 @@
                 <w:color w:val="000000" w:themeColor="text1"/>
                 <w:rtl/>
               </w:rPr>
-              <w:t>گوش</w:t>
-            </w:r>
-            <w:r>
-              <w:rPr>
-                <w:rFonts w:ascii="Sahel" w:hAnsi="Sahel" w:cs="Sahel" w:hint="cs"/>
-                <w:color w:val="000000" w:themeColor="text1"/>
-                <w:rtl/>
-              </w:rPr>
-              <w:t>‌</w:t>
-            </w:r>
-            <w:r>
-              <w:rPr>
-                <w:rFonts w:ascii="Sahel" w:hAnsi="Sahel" w:cs="Sahel" w:hint="cs"/>
-                <w:color w:val="000000" w:themeColor="text1"/>
-                <w:rtl/>
-              </w:rPr>
-              <w:t>دادن</w:t>
+              <w:t>گوش‌دادن</w:t>
             </w:r>
           </w:p>
         </w:tc>
@@ -44840,23 +39198,7 @@
                 <w:color w:val="000000" w:themeColor="text1"/>
                 <w:rtl/>
               </w:rPr>
-              <w:t>تمرین</w:t>
-            </w:r>
-            <w:r>
-              <w:rPr>
-                <w:rFonts w:ascii="Sahel" w:hAnsi="Sahel" w:cs="Sahel" w:hint="cs"/>
-                <w:color w:val="000000" w:themeColor="text1"/>
-                <w:rtl/>
-              </w:rPr>
-              <w:t>‌</w:t>
-            </w:r>
-            <w:r>
-              <w:rPr>
-                <w:rFonts w:ascii="Sahel" w:hAnsi="Sahel" w:cs="Sahel" w:hint="cs"/>
-                <w:color w:val="000000" w:themeColor="text1"/>
-                <w:rtl/>
-              </w:rPr>
-              <w:t>کردن</w:t>
+              <w:t>تمرین‌کردن</w:t>
             </w:r>
           </w:p>
         </w:tc>
@@ -45094,23 +39436,7 @@
                 <w:color w:val="000000" w:themeColor="text1"/>
                 <w:rtl/>
               </w:rPr>
-              <w:t>وحشت</w:t>
-            </w:r>
-            <w:r>
-              <w:rPr>
-                <w:rFonts w:ascii="Sahel" w:hAnsi="Sahel" w:cs="Sahel" w:hint="cs"/>
-                <w:color w:val="000000" w:themeColor="text1"/>
-                <w:rtl/>
-              </w:rPr>
-              <w:t>‌</w:t>
-            </w:r>
-            <w:r>
-              <w:rPr>
-                <w:rFonts w:ascii="Sahel" w:hAnsi="Sahel" w:cs="Sahel" w:hint="cs"/>
-                <w:color w:val="000000" w:themeColor="text1"/>
-                <w:rtl/>
-              </w:rPr>
-              <w:t>کردن</w:t>
+              <w:t>وحشت‌کردن</w:t>
             </w:r>
           </w:p>
         </w:tc>
@@ -45229,23 +39555,7 @@
                 <w:color w:val="000000" w:themeColor="text1"/>
                 <w:rtl/>
               </w:rPr>
-              <w:t>رهاکردن، اجازه</w:t>
-            </w:r>
-            <w:r>
-              <w:rPr>
-                <w:rFonts w:ascii="Sahel" w:hAnsi="Sahel" w:cs="Sahel" w:hint="cs"/>
-                <w:color w:val="000000" w:themeColor="text1"/>
-                <w:rtl/>
-              </w:rPr>
-              <w:t>‌</w:t>
-            </w:r>
-            <w:r>
-              <w:rPr>
-                <w:rFonts w:ascii="Sahel" w:hAnsi="Sahel" w:cs="Sahel" w:hint="cs"/>
-                <w:color w:val="000000" w:themeColor="text1"/>
-                <w:rtl/>
-              </w:rPr>
-              <w:t>دادن</w:t>
+              <w:t>رهاکردن، اجازه‌دادن</w:t>
             </w:r>
           </w:p>
         </w:tc>
@@ -45364,23 +39674,7 @@
                 <w:color w:val="000000" w:themeColor="text1"/>
                 <w:rtl/>
               </w:rPr>
-              <w:t>جرئت</w:t>
-            </w:r>
-            <w:r>
-              <w:rPr>
-                <w:rFonts w:ascii="Sahel" w:hAnsi="Sahel" w:cs="Sahel" w:hint="cs"/>
-                <w:color w:val="000000" w:themeColor="text1"/>
-                <w:rtl/>
-              </w:rPr>
-              <w:t>‌</w:t>
-            </w:r>
-            <w:r>
-              <w:rPr>
-                <w:rFonts w:ascii="Sahel" w:hAnsi="Sahel" w:cs="Sahel" w:hint="cs"/>
-                <w:color w:val="000000" w:themeColor="text1"/>
-                <w:rtl/>
-              </w:rPr>
-              <w:t>کردن</w:t>
+              <w:t>جرئت‌کردن</w:t>
             </w:r>
           </w:p>
         </w:tc>
@@ -45426,7 +39720,7 @@
                 <w:color w:val="000000" w:themeColor="text1"/>
                 <w:rtl/>
               </w:rPr>
-              <w:t>(مضارع: یارد)</w:t>
+              <w:t>(حال: یارد)</w:t>
             </w:r>
           </w:p>
         </w:tc>
@@ -46423,8 +40717,8 @@
     <w:name w:val="Hyperlink"/>
     <w:rsid w:val="00DB3D90"/>
     <w:rPr>
-      <w:color w:val="0563C1"/>
-      <w:u w:val="single"/>
+      <w:color w:val="9E2149"/>
+      <w:u w:val="none"/>
     </w:rPr>
   </w:style>
   <w:style w:type="character" w:styleId="FollowedHyperlink">
